--- a/dokumen/Struk_Gaji.docx
+++ b/dokumen/Struk_Gaji.docx
@@ -743,8 +743,7 @@
               </w:tc>
               <w:tc>
                 <w:tcPr>
-                  <w:tcW w:type="dxa" w:w="7140"/>
-                  <w:gridSpan w:val="4"/>
+                  <w:tcW w:type="dxa" w:w="2900"/>
                   <w:tcBorders>
                     <w:top w:val="none" w:color="FFFFFF" w:sz="0"/>
                     <w:left w:val="none" w:color="FFFFFF" w:sz="0"/>
@@ -778,6 +777,61 @@
                   </w:r>
                 </w:p>
               </w:tc>
+              <w:tc>
+                <w:tcPr>
+                  <w:tcW w:type="dxa" w:w="4240"/>
+                  <w:gridSpan w:val="3"/>
+                  <w:tcBorders>
+                    <w:top w:val="none" w:color="FFFFFF" w:sz="0"/>
+                    <w:left w:val="none" w:color="FFFFFF" w:sz="0"/>
+                    <w:bottom w:val="single" w:color="BFBFBF" w:sz="4"/>
+                    <w:right w:val="none" w:color="FFFFFF" w:sz="0"/>
+                  </w:tcBorders>
+                  <w:shd w:fill="E9EEF6" w:color="auto" w:val="clear"/>
+                  <w:tcMar>
+                    <w:top w:type="dxa" w:w="14"/>
+                    <w:left w:type="dxa" w:w="60"/>
+                    <w:bottom w:type="dxa" w:w="14"/>
+                    <w:right w:type="dxa" w:w="60"/>
+                  </w:tcMar>
+                  <w:vAlign w:val="center"/>
+                </w:tcPr>
+                <w:p>
+                  <w:pPr>
+                    <w:spacing w:after="0" w:before="0" w:line="216"/>
+                    <w:jc w:val="left"/>
+                  </w:pPr>
+                  <w:r>
+                    <w:rPr>
+                      <w:rFonts w:ascii="Calibri" w:cs="Calibri" w:eastAsia="Calibri" w:hAnsi="Calibri"/>
+                      <w:color w:val="1F3864"/>
+                      <w:sz w:val="16"/>
+                      <w:szCs w:val="16"/>
+                    </w:rPr>
+                    <w:t xml:space="preserve">(kehadiran </w:t>
+                  </w:r>
+                  <w:r>
+                    <w:rPr>
+                      <w:rFonts w:ascii="Calibri" w:cs="Calibri" w:eastAsia="Calibri" w:hAnsi="Calibri"/>
+                      <w:b/>
+                      <w:bCs/>
+                      <w:color w:val="1F3864"/>
+                      <w:sz w:val="16"/>
+                      <w:szCs w:val="16"/>
+                    </w:rPr>
+                    <w:t xml:space="preserve">95,25%</w:t>
+                  </w:r>
+                  <w:r>
+                    <w:rPr>
+                      <w:rFonts w:ascii="Calibri" w:cs="Calibri" w:eastAsia="Calibri" w:hAnsi="Calibri"/>
+                      <w:color w:val="1F3864"/>
+                      <w:sz w:val="16"/>
+                      <w:szCs w:val="16"/>
+                    </w:rPr>
+                    <w:t xml:space="preserve">)</w:t>
+                  </w:r>
+                </w:p>
+              </w:tc>
             </w:tr>
             <w:tr>
               <w:tc>
@@ -978,160 +1032,6 @@
                     </w:rPr>
                     <w:t xml:space="preserve">33 jam/minggu</w:t>
                   </w:r>
-                </w:p>
-              </w:tc>
-              <w:tc>
-                <w:tcPr>
-                  <w:tcW w:type="dxa" w:w="400"/>
-                  <w:tcBorders>
-                    <w:top w:val="none" w:color="FFFFFF" w:sz="0"/>
-                    <w:left w:val="none" w:color="FFFFFF" w:sz="0"/>
-                    <w:bottom w:val="none" w:color="FFFFFF" w:sz="0"/>
-                    <w:right w:val="none" w:color="FFFFFF" w:sz="0"/>
-                  </w:tcBorders>
-                  <w:tcMar>
-                    <w:top w:type="dxa" w:w="14"/>
-                    <w:left w:type="dxa" w:w="60"/>
-                    <w:bottom w:type="dxa" w:w="14"/>
-                    <w:right w:type="dxa" w:w="60"/>
-                  </w:tcMar>
-                  <w:vAlign w:val="center"/>
-                </w:tcPr>
-                <w:p>
-                  <w:pPr>
-                    <w:spacing w:after="0" w:before="0" w:line="216"/>
-                    <w:jc w:val="left"/>
-                  </w:pPr>
-                  <w:r>
-                    <w:rPr>
-                      <w:rFonts w:ascii="Calibri" w:cs="Calibri" w:eastAsia="Calibri" w:hAnsi="Calibri"/>
-                      <w:sz w:val="16"/>
-                      <w:szCs w:val="16"/>
-                    </w:rPr>
-                    <w:t xml:space="preserve">Rp</w:t>
-                  </w:r>
-                </w:p>
-              </w:tc>
-              <w:tc>
-                <w:tcPr>
-                  <w:tcW w:type="dxa" w:w="1500"/>
-                  <w:tcBorders>
-                    <w:top w:val="none" w:color="FFFFFF" w:sz="0"/>
-                    <w:left w:val="none" w:color="FFFFFF" w:sz="0"/>
-                    <w:bottom w:val="none" w:color="FFFFFF" w:sz="0"/>
-                    <w:right w:val="none" w:color="FFFFFF" w:sz="0"/>
-                  </w:tcBorders>
-                  <w:tcMar>
-                    <w:top w:type="dxa" w:w="14"/>
-                    <w:left w:type="dxa" w:w="60"/>
-                    <w:bottom w:type="dxa" w:w="14"/>
-                    <w:right w:type="dxa" w:w="60"/>
-                  </w:tcMar>
-                  <w:vAlign w:val="center"/>
-                </w:tcPr>
-                <w:p>
-                  <w:pPr>
-                    <w:spacing w:after="0" w:before="0" w:line="216"/>
-                    <w:jc w:val="right"/>
-                  </w:pPr>
-                  <w:r>
-                    <w:rPr>
-                      <w:rFonts w:ascii="Calibri" w:cs="Calibri" w:eastAsia="Calibri" w:hAnsi="Calibri"/>
-                      <w:sz w:val="16"/>
-                      <w:szCs w:val="16"/>
-                    </w:rPr>
-                    <w:t xml:space="preserve">1.320.000</w:t>
-                  </w:r>
-                </w:p>
-              </w:tc>
-            </w:tr>
-            <w:tr>
-              <w:tc>
-                <w:tcPr>
-                  <w:tcW w:type="dxa" w:w="360"/>
-                  <w:tcBorders>
-                    <w:top w:val="none" w:color="FFFFFF" w:sz="0"/>
-                    <w:left w:val="none" w:color="FFFFFF" w:sz="0"/>
-                    <w:bottom w:val="none" w:color="FFFFFF" w:sz="0"/>
-                    <w:right w:val="none" w:color="FFFFFF" w:sz="0"/>
-                  </w:tcBorders>
-                  <w:tcMar>
-                    <w:top w:type="dxa" w:w="14"/>
-                    <w:left w:type="dxa" w:w="60"/>
-                    <w:bottom w:type="dxa" w:w="14"/>
-                    <w:right w:type="dxa" w:w="60"/>
-                  </w:tcMar>
-                  <w:vAlign w:val="center"/>
-                </w:tcPr>
-                <w:p>
-                  <w:pPr>
-                    <w:spacing w:after="0" w:before="0" w:line="216"/>
-                    <w:jc w:val="right"/>
-                  </w:pPr>
-                  <w:r>
-                    <w:rPr>
-                      <w:rFonts w:ascii="Calibri" w:cs="Calibri" w:eastAsia="Calibri" w:hAnsi="Calibri"/>
-                      <w:sz w:val="16"/>
-                      <w:szCs w:val="16"/>
-                    </w:rPr>
-                    <w:t xml:space="preserve">2.</w:t>
-                  </w:r>
-                </w:p>
-              </w:tc>
-              <w:tc>
-                <w:tcPr>
-                  <w:tcW w:type="dxa" w:w="2900"/>
-                  <w:tcBorders>
-                    <w:top w:val="none" w:color="FFFFFF" w:sz="0"/>
-                    <w:left w:val="none" w:color="FFFFFF" w:sz="0"/>
-                    <w:bottom w:val="none" w:color="FFFFFF" w:sz="0"/>
-                    <w:right w:val="none" w:color="FFFFFF" w:sz="0"/>
-                  </w:tcBorders>
-                  <w:tcMar>
-                    <w:top w:type="dxa" w:w="14"/>
-                    <w:left w:type="dxa" w:w="60"/>
-                    <w:bottom w:type="dxa" w:w="14"/>
-                    <w:right w:type="dxa" w:w="60"/>
-                  </w:tcMar>
-                  <w:vAlign w:val="center"/>
-                </w:tcPr>
-                <w:p>
-                  <w:pPr>
-                    <w:spacing w:after="0" w:before="0" w:line="216"/>
-                    <w:jc w:val="left"/>
-                  </w:pPr>
-                  <w:r>
-                    <w:rPr>
-                      <w:rFonts w:ascii="Calibri" w:cs="Calibri" w:eastAsia="Calibri" w:hAnsi="Calibri"/>
-                      <w:sz w:val="16"/>
-                      <w:szCs w:val="16"/>
-                    </w:rPr>
-                    <w:t xml:space="preserve">Transpor Berdiri</w:t>
-                  </w:r>
-                </w:p>
-              </w:tc>
-              <w:tc>
-                <w:tcPr>
-                  <w:tcW w:type="dxa" w:w="2340"/>
-                  <w:tcBorders>
-                    <w:top w:val="none" w:color="FFFFFF" w:sz="0"/>
-                    <w:left w:val="none" w:color="FFFFFF" w:sz="0"/>
-                    <w:bottom w:val="none" w:color="FFFFFF" w:sz="0"/>
-                    <w:right w:val="none" w:color="FFFFFF" w:sz="0"/>
-                  </w:tcBorders>
-                  <w:tcMar>
-                    <w:top w:type="dxa" w:w="14"/>
-                    <w:left w:type="dxa" w:w="60"/>
-                    <w:bottom w:type="dxa" w:w="14"/>
-                    <w:right w:type="dxa" w:w="60"/>
-                  </w:tcMar>
-                  <w:vAlign w:val="center"/>
-                </w:tcPr>
-                <w:p>
-                  <w:pPr>
-                    <w:spacing w:after="0" w:before="0" w:line="216"/>
-                    <w:jc w:val="left"/>
-                  </w:pPr>
                   <w:r>
                     <w:rPr>
                       <w:rFonts w:ascii="Calibri" w:cs="Calibri" w:eastAsia="Calibri" w:hAnsi="Calibri"/>
@@ -1141,7 +1041,7 @@
                       <w:sz w:val="16"/>
                       <w:szCs w:val="16"/>
                     </w:rPr>
-                    <w:t xml:space="preserve">33 jam/minggu</w:t>
+                    <w:t xml:space="preserve"> </w:t>
                   </w:r>
                 </w:p>
               </w:tc>
@@ -1205,7 +1105,7 @@
                       <w:sz w:val="16"/>
                       <w:szCs w:val="16"/>
                     </w:rPr>
-                    <w:t xml:space="preserve">546.000</w:t>
+                    <w:t xml:space="preserve">1.320.000</w:t>
                   </w:r>
                 </w:p>
               </w:tc>
@@ -1239,7 +1139,7 @@
                       <w:sz w:val="16"/>
                       <w:szCs w:val="16"/>
                     </w:rPr>
-                    <w:t xml:space="preserve">3.</w:t>
+                    <w:t xml:space="preserve">2.</w:t>
                   </w:r>
                 </w:p>
               </w:tc>
@@ -1271,7 +1171,7 @@
                       <w:sz w:val="16"/>
                       <w:szCs w:val="16"/>
                     </w:rPr>
-                    <w:t xml:space="preserve">Insentif Tatap Muka</w:t>
+                    <w:t xml:space="preserve">Transpor Berdiri</w:t>
                   </w:r>
                 </w:p>
               </w:tc>
@@ -1306,162 +1206,8 @@
                       <w:sz w:val="16"/>
                       <w:szCs w:val="16"/>
                     </w:rPr>
-                    <w:t xml:space="preserve">118 jam hadir</w:t>
-                  </w:r>
-                </w:p>
-              </w:tc>
-              <w:tc>
-                <w:tcPr>
-                  <w:tcW w:type="dxa" w:w="400"/>
-                  <w:tcBorders>
-                    <w:top w:val="none" w:color="FFFFFF" w:sz="0"/>
-                    <w:left w:val="none" w:color="FFFFFF" w:sz="0"/>
-                    <w:bottom w:val="none" w:color="FFFFFF" w:sz="0"/>
-                    <w:right w:val="none" w:color="FFFFFF" w:sz="0"/>
-                  </w:tcBorders>
-                  <w:tcMar>
-                    <w:top w:type="dxa" w:w="14"/>
-                    <w:left w:type="dxa" w:w="60"/>
-                    <w:bottom w:type="dxa" w:w="14"/>
-                    <w:right w:type="dxa" w:w="60"/>
-                  </w:tcMar>
-                  <w:vAlign w:val="center"/>
-                </w:tcPr>
-                <w:p>
-                  <w:pPr>
-                    <w:spacing w:after="0" w:before="0" w:line="216"/>
-                    <w:jc w:val="left"/>
-                  </w:pPr>
-                  <w:r>
-                    <w:rPr>
-                      <w:rFonts w:ascii="Calibri" w:cs="Calibri" w:eastAsia="Calibri" w:hAnsi="Calibri"/>
-                      <w:sz w:val="16"/>
-                      <w:szCs w:val="16"/>
-                    </w:rPr>
-                    <w:t xml:space="preserve">Rp</w:t>
-                  </w:r>
-                </w:p>
-              </w:tc>
-              <w:tc>
-                <w:tcPr>
-                  <w:tcW w:type="dxa" w:w="1500"/>
-                  <w:tcBorders>
-                    <w:top w:val="none" w:color="FFFFFF" w:sz="0"/>
-                    <w:left w:val="none" w:color="FFFFFF" w:sz="0"/>
-                    <w:bottom w:val="none" w:color="FFFFFF" w:sz="0"/>
-                    <w:right w:val="none" w:color="FFFFFF" w:sz="0"/>
-                  </w:tcBorders>
-                  <w:tcMar>
-                    <w:top w:type="dxa" w:w="14"/>
-                    <w:left w:type="dxa" w:w="60"/>
-                    <w:bottom w:type="dxa" w:w="14"/>
-                    <w:right w:type="dxa" w:w="60"/>
-                  </w:tcMar>
-                  <w:vAlign w:val="center"/>
-                </w:tcPr>
-                <w:p>
-                  <w:pPr>
-                    <w:spacing w:after="0" w:before="0" w:line="216"/>
-                    <w:jc w:val="right"/>
-                  </w:pPr>
-                  <w:r>
-                    <w:rPr>
-                      <w:rFonts w:ascii="Calibri" w:cs="Calibri" w:eastAsia="Calibri" w:hAnsi="Calibri"/>
-                      <w:sz w:val="16"/>
-                      <w:szCs w:val="16"/>
-                    </w:rPr>
-                    <w:t xml:space="preserve">590.000</w:t>
-                  </w:r>
-                </w:p>
-              </w:tc>
-            </w:tr>
-            <w:tr>
-              <w:tc>
-                <w:tcPr>
-                  <w:tcW w:type="dxa" w:w="360"/>
-                  <w:tcBorders>
-                    <w:top w:val="none" w:color="FFFFFF" w:sz="0"/>
-                    <w:left w:val="none" w:color="FFFFFF" w:sz="0"/>
-                    <w:bottom w:val="none" w:color="FFFFFF" w:sz="0"/>
-                    <w:right w:val="none" w:color="FFFFFF" w:sz="0"/>
-                  </w:tcBorders>
-                  <w:tcMar>
-                    <w:top w:type="dxa" w:w="14"/>
-                    <w:left w:type="dxa" w:w="60"/>
-                    <w:bottom w:type="dxa" w:w="14"/>
-                    <w:right w:type="dxa" w:w="60"/>
-                  </w:tcMar>
-                  <w:vAlign w:val="center"/>
-                </w:tcPr>
-                <w:p>
-                  <w:pPr>
-                    <w:spacing w:after="0" w:before="0" w:line="216"/>
-                    <w:jc w:val="right"/>
-                  </w:pPr>
-                  <w:r>
-                    <w:rPr>
-                      <w:rFonts w:ascii="Calibri" w:cs="Calibri" w:eastAsia="Calibri" w:hAnsi="Calibri"/>
-                      <w:sz w:val="16"/>
-                      <w:szCs w:val="16"/>
-                    </w:rPr>
-                    <w:t xml:space="preserve">4.</w:t>
-                  </w:r>
-                </w:p>
-              </w:tc>
-              <w:tc>
-                <w:tcPr>
-                  <w:tcW w:type="dxa" w:w="2900"/>
-                  <w:tcBorders>
-                    <w:top w:val="none" w:color="FFFFFF" w:sz="0"/>
-                    <w:left w:val="none" w:color="FFFFFF" w:sz="0"/>
-                    <w:bottom w:val="none" w:color="FFFFFF" w:sz="0"/>
-                    <w:right w:val="none" w:color="FFFFFF" w:sz="0"/>
-                  </w:tcBorders>
-                  <w:tcMar>
-                    <w:top w:type="dxa" w:w="14"/>
-                    <w:left w:type="dxa" w:w="60"/>
-                    <w:bottom w:type="dxa" w:w="14"/>
-                    <w:right w:type="dxa" w:w="60"/>
-                  </w:tcMar>
-                  <w:vAlign w:val="center"/>
-                </w:tcPr>
-                <w:p>
-                  <w:pPr>
-                    <w:spacing w:after="0" w:before="0" w:line="216"/>
-                    <w:jc w:val="left"/>
-                  </w:pPr>
-                  <w:r>
-                    <w:rPr>
-                      <w:rFonts w:ascii="Calibri" w:cs="Calibri" w:eastAsia="Calibri" w:hAnsi="Calibri"/>
-                      <w:sz w:val="16"/>
-                      <w:szCs w:val="16"/>
-                    </w:rPr>
-                    <w:t xml:space="preserve">Konsumsi Kedatangan</w:t>
-                  </w:r>
-                </w:p>
-              </w:tc>
-              <w:tc>
-                <w:tcPr>
-                  <w:tcW w:type="dxa" w:w="2340"/>
-                  <w:tcBorders>
-                    <w:top w:val="none" w:color="FFFFFF" w:sz="0"/>
-                    <w:left w:val="none" w:color="FFFFFF" w:sz="0"/>
-                    <w:bottom w:val="none" w:color="FFFFFF" w:sz="0"/>
-                    <w:right w:val="none" w:color="FFFFFF" w:sz="0"/>
-                  </w:tcBorders>
-                  <w:tcMar>
-                    <w:top w:type="dxa" w:w="14"/>
-                    <w:left w:type="dxa" w:w="60"/>
-                    <w:bottom w:type="dxa" w:w="14"/>
-                    <w:right w:type="dxa" w:w="60"/>
-                  </w:tcMar>
-                  <w:vAlign w:val="center"/>
-                </w:tcPr>
-                <w:p>
-                  <w:pPr>
-                    <w:spacing w:after="0" w:before="0" w:line="216"/>
-                    <w:jc w:val="left"/>
-                  </w:pPr>
+                    <w:t xml:space="preserve">33 jam/minggu</w:t>
+                  </w:r>
                   <w:r>
                     <w:rPr>
                       <w:rFonts w:ascii="Calibri" w:cs="Calibri" w:eastAsia="Calibri" w:hAnsi="Calibri"/>
@@ -1471,7 +1217,359 @@
                       <w:sz w:val="16"/>
                       <w:szCs w:val="16"/>
                     </w:rPr>
+                    <w:t xml:space="preserve"> </w:t>
+                  </w:r>
+                </w:p>
+              </w:tc>
+              <w:tc>
+                <w:tcPr>
+                  <w:tcW w:type="dxa" w:w="400"/>
+                  <w:tcBorders>
+                    <w:top w:val="none" w:color="FFFFFF" w:sz="0"/>
+                    <w:left w:val="none" w:color="FFFFFF" w:sz="0"/>
+                    <w:bottom w:val="none" w:color="FFFFFF" w:sz="0"/>
+                    <w:right w:val="none" w:color="FFFFFF" w:sz="0"/>
+                  </w:tcBorders>
+                  <w:tcMar>
+                    <w:top w:type="dxa" w:w="14"/>
+                    <w:left w:type="dxa" w:w="60"/>
+                    <w:bottom w:type="dxa" w:w="14"/>
+                    <w:right w:type="dxa" w:w="60"/>
+                  </w:tcMar>
+                  <w:vAlign w:val="center"/>
+                </w:tcPr>
+                <w:p>
+                  <w:pPr>
+                    <w:spacing w:after="0" w:before="0" w:line="216"/>
+                    <w:jc w:val="left"/>
+                  </w:pPr>
+                  <w:r>
+                    <w:rPr>
+                      <w:rFonts w:ascii="Calibri" w:cs="Calibri" w:eastAsia="Calibri" w:hAnsi="Calibri"/>
+                      <w:sz w:val="16"/>
+                      <w:szCs w:val="16"/>
+                    </w:rPr>
+                    <w:t xml:space="preserve">Rp</w:t>
+                  </w:r>
+                </w:p>
+              </w:tc>
+              <w:tc>
+                <w:tcPr>
+                  <w:tcW w:type="dxa" w:w="1500"/>
+                  <w:tcBorders>
+                    <w:top w:val="none" w:color="FFFFFF" w:sz="0"/>
+                    <w:left w:val="none" w:color="FFFFFF" w:sz="0"/>
+                    <w:bottom w:val="none" w:color="FFFFFF" w:sz="0"/>
+                    <w:right w:val="none" w:color="FFFFFF" w:sz="0"/>
+                  </w:tcBorders>
+                  <w:tcMar>
+                    <w:top w:type="dxa" w:w="14"/>
+                    <w:left w:type="dxa" w:w="60"/>
+                    <w:bottom w:type="dxa" w:w="14"/>
+                    <w:right w:type="dxa" w:w="60"/>
+                  </w:tcMar>
+                  <w:vAlign w:val="center"/>
+                </w:tcPr>
+                <w:p>
+                  <w:pPr>
+                    <w:spacing w:after="0" w:before="0" w:line="216"/>
+                    <w:jc w:val="right"/>
+                  </w:pPr>
+                  <w:r>
+                    <w:rPr>
+                      <w:rFonts w:ascii="Calibri" w:cs="Calibri" w:eastAsia="Calibri" w:hAnsi="Calibri"/>
+                      <w:sz w:val="16"/>
+                      <w:szCs w:val="16"/>
+                    </w:rPr>
+                    <w:t xml:space="preserve">546.000</w:t>
+                  </w:r>
+                </w:p>
+              </w:tc>
+            </w:tr>
+            <w:tr>
+              <w:tc>
+                <w:tcPr>
+                  <w:tcW w:type="dxa" w:w="360"/>
+                  <w:tcBorders>
+                    <w:top w:val="none" w:color="FFFFFF" w:sz="0"/>
+                    <w:left w:val="none" w:color="FFFFFF" w:sz="0"/>
+                    <w:bottom w:val="none" w:color="FFFFFF" w:sz="0"/>
+                    <w:right w:val="none" w:color="FFFFFF" w:sz="0"/>
+                  </w:tcBorders>
+                  <w:tcMar>
+                    <w:top w:type="dxa" w:w="14"/>
+                    <w:left w:type="dxa" w:w="60"/>
+                    <w:bottom w:type="dxa" w:w="14"/>
+                    <w:right w:type="dxa" w:w="60"/>
+                  </w:tcMar>
+                  <w:vAlign w:val="center"/>
+                </w:tcPr>
+                <w:p>
+                  <w:pPr>
+                    <w:spacing w:after="0" w:before="0" w:line="216"/>
+                    <w:jc w:val="right"/>
+                  </w:pPr>
+                  <w:r>
+                    <w:rPr>
+                      <w:rFonts w:ascii="Calibri" w:cs="Calibri" w:eastAsia="Calibri" w:hAnsi="Calibri"/>
+                      <w:sz w:val="16"/>
+                      <w:szCs w:val="16"/>
+                    </w:rPr>
+                    <w:t xml:space="preserve">3.</w:t>
+                  </w:r>
+                </w:p>
+              </w:tc>
+              <w:tc>
+                <w:tcPr>
+                  <w:tcW w:type="dxa" w:w="2900"/>
+                  <w:tcBorders>
+                    <w:top w:val="none" w:color="FFFFFF" w:sz="0"/>
+                    <w:left w:val="none" w:color="FFFFFF" w:sz="0"/>
+                    <w:bottom w:val="none" w:color="FFFFFF" w:sz="0"/>
+                    <w:right w:val="none" w:color="FFFFFF" w:sz="0"/>
+                  </w:tcBorders>
+                  <w:tcMar>
+                    <w:top w:type="dxa" w:w="14"/>
+                    <w:left w:type="dxa" w:w="60"/>
+                    <w:bottom w:type="dxa" w:w="14"/>
+                    <w:right w:type="dxa" w:w="60"/>
+                  </w:tcMar>
+                  <w:vAlign w:val="center"/>
+                </w:tcPr>
+                <w:p>
+                  <w:pPr>
+                    <w:spacing w:after="0" w:before="0" w:line="216"/>
+                    <w:jc w:val="left"/>
+                  </w:pPr>
+                  <w:r>
+                    <w:rPr>
+                      <w:rFonts w:ascii="Calibri" w:cs="Calibri" w:eastAsia="Calibri" w:hAnsi="Calibri"/>
+                      <w:sz w:val="16"/>
+                      <w:szCs w:val="16"/>
+                    </w:rPr>
+                    <w:t xml:space="preserve">Insentif Tatap Muka</w:t>
+                  </w:r>
+                </w:p>
+              </w:tc>
+              <w:tc>
+                <w:tcPr>
+                  <w:tcW w:type="dxa" w:w="2340"/>
+                  <w:tcBorders>
+                    <w:top w:val="none" w:color="FFFFFF" w:sz="0"/>
+                    <w:left w:val="none" w:color="FFFFFF" w:sz="0"/>
+                    <w:bottom w:val="none" w:color="FFFFFF" w:sz="0"/>
+                    <w:right w:val="none" w:color="FFFFFF" w:sz="0"/>
+                  </w:tcBorders>
+                  <w:tcMar>
+                    <w:top w:type="dxa" w:w="14"/>
+                    <w:left w:type="dxa" w:w="60"/>
+                    <w:bottom w:type="dxa" w:w="14"/>
+                    <w:right w:type="dxa" w:w="60"/>
+                  </w:tcMar>
+                  <w:vAlign w:val="center"/>
+                </w:tcPr>
+                <w:p>
+                  <w:pPr>
+                    <w:spacing w:after="0" w:before="0" w:line="216"/>
+                    <w:jc w:val="left"/>
+                  </w:pPr>
+                  <w:r>
+                    <w:rPr>
+                      <w:rFonts w:ascii="Calibri" w:cs="Calibri" w:eastAsia="Calibri" w:hAnsi="Calibri"/>
+                      <w:i/>
+                      <w:iCs/>
+                      <w:color w:val="595959"/>
+                      <w:sz w:val="16"/>
+                      <w:szCs w:val="16"/>
+                    </w:rPr>
+                    <w:t xml:space="preserve">118 jam hadir</w:t>
+                  </w:r>
+                  <w:r>
+                    <w:rPr>
+                      <w:rFonts w:ascii="Calibri" w:cs="Calibri" w:eastAsia="Calibri" w:hAnsi="Calibri"/>
+                      <w:i/>
+                      <w:iCs/>
+                      <w:color w:val="595959"/>
+                      <w:sz w:val="16"/>
+                      <w:szCs w:val="16"/>
+                    </w:rPr>
+                    <w:t xml:space="preserve"> </w:t>
+                  </w:r>
+                </w:p>
+              </w:tc>
+              <w:tc>
+                <w:tcPr>
+                  <w:tcW w:type="dxa" w:w="400"/>
+                  <w:tcBorders>
+                    <w:top w:val="none" w:color="FFFFFF" w:sz="0"/>
+                    <w:left w:val="none" w:color="FFFFFF" w:sz="0"/>
+                    <w:bottom w:val="none" w:color="FFFFFF" w:sz="0"/>
+                    <w:right w:val="none" w:color="FFFFFF" w:sz="0"/>
+                  </w:tcBorders>
+                  <w:tcMar>
+                    <w:top w:type="dxa" w:w="14"/>
+                    <w:left w:type="dxa" w:w="60"/>
+                    <w:bottom w:type="dxa" w:w="14"/>
+                    <w:right w:type="dxa" w:w="60"/>
+                  </w:tcMar>
+                  <w:vAlign w:val="center"/>
+                </w:tcPr>
+                <w:p>
+                  <w:pPr>
+                    <w:spacing w:after="0" w:before="0" w:line="216"/>
+                    <w:jc w:val="left"/>
+                  </w:pPr>
+                  <w:r>
+                    <w:rPr>
+                      <w:rFonts w:ascii="Calibri" w:cs="Calibri" w:eastAsia="Calibri" w:hAnsi="Calibri"/>
+                      <w:sz w:val="16"/>
+                      <w:szCs w:val="16"/>
+                    </w:rPr>
+                    <w:t xml:space="preserve">Rp</w:t>
+                  </w:r>
+                </w:p>
+              </w:tc>
+              <w:tc>
+                <w:tcPr>
+                  <w:tcW w:type="dxa" w:w="1500"/>
+                  <w:tcBorders>
+                    <w:top w:val="none" w:color="FFFFFF" w:sz="0"/>
+                    <w:left w:val="none" w:color="FFFFFF" w:sz="0"/>
+                    <w:bottom w:val="none" w:color="FFFFFF" w:sz="0"/>
+                    <w:right w:val="none" w:color="FFFFFF" w:sz="0"/>
+                  </w:tcBorders>
+                  <w:tcMar>
+                    <w:top w:type="dxa" w:w="14"/>
+                    <w:left w:type="dxa" w:w="60"/>
+                    <w:bottom w:type="dxa" w:w="14"/>
+                    <w:right w:type="dxa" w:w="60"/>
+                  </w:tcMar>
+                  <w:vAlign w:val="center"/>
+                </w:tcPr>
+                <w:p>
+                  <w:pPr>
+                    <w:spacing w:after="0" w:before="0" w:line="216"/>
+                    <w:jc w:val="right"/>
+                  </w:pPr>
+                  <w:r>
+                    <w:rPr>
+                      <w:rFonts w:ascii="Calibri" w:cs="Calibri" w:eastAsia="Calibri" w:hAnsi="Calibri"/>
+                      <w:sz w:val="16"/>
+                      <w:szCs w:val="16"/>
+                    </w:rPr>
+                    <w:t xml:space="preserve">590.000</w:t>
+                  </w:r>
+                </w:p>
+              </w:tc>
+            </w:tr>
+            <w:tr>
+              <w:tc>
+                <w:tcPr>
+                  <w:tcW w:type="dxa" w:w="360"/>
+                  <w:tcBorders>
+                    <w:top w:val="none" w:color="FFFFFF" w:sz="0"/>
+                    <w:left w:val="none" w:color="FFFFFF" w:sz="0"/>
+                    <w:bottom w:val="none" w:color="FFFFFF" w:sz="0"/>
+                    <w:right w:val="none" w:color="FFFFFF" w:sz="0"/>
+                  </w:tcBorders>
+                  <w:tcMar>
+                    <w:top w:type="dxa" w:w="14"/>
+                    <w:left w:type="dxa" w:w="60"/>
+                    <w:bottom w:type="dxa" w:w="14"/>
+                    <w:right w:type="dxa" w:w="60"/>
+                  </w:tcMar>
+                  <w:vAlign w:val="center"/>
+                </w:tcPr>
+                <w:p>
+                  <w:pPr>
+                    <w:spacing w:after="0" w:before="0" w:line="216"/>
+                    <w:jc w:val="right"/>
+                  </w:pPr>
+                  <w:r>
+                    <w:rPr>
+                      <w:rFonts w:ascii="Calibri" w:cs="Calibri" w:eastAsia="Calibri" w:hAnsi="Calibri"/>
+                      <w:sz w:val="16"/>
+                      <w:szCs w:val="16"/>
+                    </w:rPr>
+                    <w:t xml:space="preserve">4.</w:t>
+                  </w:r>
+                </w:p>
+              </w:tc>
+              <w:tc>
+                <w:tcPr>
+                  <w:tcW w:type="dxa" w:w="2900"/>
+                  <w:tcBorders>
+                    <w:top w:val="none" w:color="FFFFFF" w:sz="0"/>
+                    <w:left w:val="none" w:color="FFFFFF" w:sz="0"/>
+                    <w:bottom w:val="none" w:color="FFFFFF" w:sz="0"/>
+                    <w:right w:val="none" w:color="FFFFFF" w:sz="0"/>
+                  </w:tcBorders>
+                  <w:tcMar>
+                    <w:top w:type="dxa" w:w="14"/>
+                    <w:left w:type="dxa" w:w="60"/>
+                    <w:bottom w:type="dxa" w:w="14"/>
+                    <w:right w:type="dxa" w:w="60"/>
+                  </w:tcMar>
+                  <w:vAlign w:val="center"/>
+                </w:tcPr>
+                <w:p>
+                  <w:pPr>
+                    <w:spacing w:after="0" w:before="0" w:line="216"/>
+                    <w:jc w:val="left"/>
+                  </w:pPr>
+                  <w:r>
+                    <w:rPr>
+                      <w:rFonts w:ascii="Calibri" w:cs="Calibri" w:eastAsia="Calibri" w:hAnsi="Calibri"/>
+                      <w:sz w:val="16"/>
+                      <w:szCs w:val="16"/>
+                    </w:rPr>
+                    <w:t xml:space="preserve">Konsumsi Kedatangan</w:t>
+                  </w:r>
+                </w:p>
+              </w:tc>
+              <w:tc>
+                <w:tcPr>
+                  <w:tcW w:type="dxa" w:w="2340"/>
+                  <w:tcBorders>
+                    <w:top w:val="none" w:color="FFFFFF" w:sz="0"/>
+                    <w:left w:val="none" w:color="FFFFFF" w:sz="0"/>
+                    <w:bottom w:val="none" w:color="FFFFFF" w:sz="0"/>
+                    <w:right w:val="none" w:color="FFFFFF" w:sz="0"/>
+                  </w:tcBorders>
+                  <w:tcMar>
+                    <w:top w:type="dxa" w:w="14"/>
+                    <w:left w:type="dxa" w:w="60"/>
+                    <w:bottom w:type="dxa" w:w="14"/>
+                    <w:right w:type="dxa" w:w="60"/>
+                  </w:tcMar>
+                  <w:vAlign w:val="center"/>
+                </w:tcPr>
+                <w:p>
+                  <w:pPr>
+                    <w:spacing w:after="0" w:before="0" w:line="216"/>
+                    <w:jc w:val="left"/>
+                  </w:pPr>
+                  <w:r>
+                    <w:rPr>
+                      <w:rFonts w:ascii="Calibri" w:cs="Calibri" w:eastAsia="Calibri" w:hAnsi="Calibri"/>
+                      <w:i/>
+                      <w:iCs/>
+                      <w:color w:val="595959"/>
+                      <w:sz w:val="16"/>
+                      <w:szCs w:val="16"/>
+                    </w:rPr>
                     <w:t xml:space="preserve">21 hari hadir</w:t>
+                  </w:r>
+                  <w:r>
+                    <w:rPr>
+                      <w:rFonts w:ascii="Calibri" w:cs="Calibri" w:eastAsia="Calibri" w:hAnsi="Calibri"/>
+                      <w:i/>
+                      <w:iCs/>
+                      <w:color w:val="595959"/>
+                      <w:sz w:val="16"/>
+                      <w:szCs w:val="16"/>
+                    </w:rPr>
+                    <w:t xml:space="preserve"> </w:t>
                   </w:r>
                 </w:p>
               </w:tc>
@@ -1722,8 +1820,7 @@
               </w:tc>
               <w:tc>
                 <w:tcPr>
-                  <w:tcW w:type="dxa" w:w="7140"/>
-                  <w:gridSpan w:val="4"/>
+                  <w:tcW w:type="dxa" w:w="2900"/>
                   <w:tcBorders>
                     <w:top w:val="none" w:color="FFFFFF" w:sz="0"/>
                     <w:left w:val="none" w:color="FFFFFF" w:sz="0"/>
@@ -1757,6 +1854,61 @@
                   </w:r>
                 </w:p>
               </w:tc>
+              <w:tc>
+                <w:tcPr>
+                  <w:tcW w:type="dxa" w:w="4240"/>
+                  <w:gridSpan w:val="3"/>
+                  <w:tcBorders>
+                    <w:top w:val="none" w:color="FFFFFF" w:sz="0"/>
+                    <w:left w:val="none" w:color="FFFFFF" w:sz="0"/>
+                    <w:bottom w:val="single" w:color="BFBFBF" w:sz="4"/>
+                    <w:right w:val="none" w:color="FFFFFF" w:sz="0"/>
+                  </w:tcBorders>
+                  <w:shd w:fill="E9EEF6" w:color="auto" w:val="clear"/>
+                  <w:tcMar>
+                    <w:top w:type="dxa" w:w="14"/>
+                    <w:left w:type="dxa" w:w="60"/>
+                    <w:bottom w:type="dxa" w:w="14"/>
+                    <w:right w:type="dxa" w:w="60"/>
+                  </w:tcMar>
+                  <w:vAlign w:val="center"/>
+                </w:tcPr>
+                <w:p>
+                  <w:pPr>
+                    <w:spacing w:after="0" w:before="0" w:line="216"/>
+                    <w:jc w:val="left"/>
+                  </w:pPr>
+                  <w:r>
+                    <w:rPr>
+                      <w:rFonts w:ascii="Calibri" w:cs="Calibri" w:eastAsia="Calibri" w:hAnsi="Calibri"/>
+                      <w:color w:val="1F3864"/>
+                      <w:sz w:val="16"/>
+                      <w:szCs w:val="16"/>
+                    </w:rPr>
+                    <w:t xml:space="preserve">(kehadiran </w:t>
+                  </w:r>
+                  <w:r>
+                    <w:rPr>
+                      <w:rFonts w:ascii="Calibri" w:cs="Calibri" w:eastAsia="Calibri" w:hAnsi="Calibri"/>
+                      <w:b/>
+                      <w:bCs/>
+                      <w:color w:val="1F3864"/>
+                      <w:sz w:val="16"/>
+                      <w:szCs w:val="16"/>
+                    </w:rPr>
+                    <w:t xml:space="preserve">87,50%</w:t>
+                  </w:r>
+                  <w:r>
+                    <w:rPr>
+                      <w:rFonts w:ascii="Calibri" w:cs="Calibri" w:eastAsia="Calibri" w:hAnsi="Calibri"/>
+                      <w:color w:val="1F3864"/>
+                      <w:sz w:val="16"/>
+                      <w:szCs w:val="16"/>
+                    </w:rPr>
+                    <w:t xml:space="preserve">)</w:t>
+                  </w:r>
+                </w:p>
+              </w:tc>
             </w:tr>
             <w:tr>
               <w:tc>
@@ -1856,160 +2008,6 @@
                     </w:rPr>
                     <w:t xml:space="preserve">Kelas XI IPS 2</w:t>
                   </w:r>
-                </w:p>
-              </w:tc>
-              <w:tc>
-                <w:tcPr>
-                  <w:tcW w:type="dxa" w:w="400"/>
-                  <w:tcBorders>
-                    <w:top w:val="none" w:color="FFFFFF" w:sz="0"/>
-                    <w:left w:val="none" w:color="FFFFFF" w:sz="0"/>
-                    <w:bottom w:val="none" w:color="FFFFFF" w:sz="0"/>
-                    <w:right w:val="none" w:color="FFFFFF" w:sz="0"/>
-                  </w:tcBorders>
-                  <w:tcMar>
-                    <w:top w:type="dxa" w:w="14"/>
-                    <w:left w:type="dxa" w:w="60"/>
-                    <w:bottom w:type="dxa" w:w="14"/>
-                    <w:right w:type="dxa" w:w="60"/>
-                  </w:tcMar>
-                  <w:vAlign w:val="center"/>
-                </w:tcPr>
-                <w:p>
-                  <w:pPr>
-                    <w:spacing w:after="0" w:before="0" w:line="216"/>
-                    <w:jc w:val="left"/>
-                  </w:pPr>
-                  <w:r>
-                    <w:rPr>
-                      <w:rFonts w:ascii="Calibri" w:cs="Calibri" w:eastAsia="Calibri" w:hAnsi="Calibri"/>
-                      <w:sz w:val="16"/>
-                      <w:szCs w:val="16"/>
-                    </w:rPr>
-                    <w:t xml:space="preserve">Rp</w:t>
-                  </w:r>
-                </w:p>
-              </w:tc>
-              <w:tc>
-                <w:tcPr>
-                  <w:tcW w:type="dxa" w:w="1500"/>
-                  <w:tcBorders>
-                    <w:top w:val="none" w:color="FFFFFF" w:sz="0"/>
-                    <w:left w:val="none" w:color="FFFFFF" w:sz="0"/>
-                    <w:bottom w:val="none" w:color="FFFFFF" w:sz="0"/>
-                    <w:right w:val="none" w:color="FFFFFF" w:sz="0"/>
-                  </w:tcBorders>
-                  <w:tcMar>
-                    <w:top w:type="dxa" w:w="14"/>
-                    <w:left w:type="dxa" w:w="60"/>
-                    <w:bottom w:type="dxa" w:w="14"/>
-                    <w:right w:type="dxa" w:w="60"/>
-                  </w:tcMar>
-                  <w:vAlign w:val="center"/>
-                </w:tcPr>
-                <w:p>
-                  <w:pPr>
-                    <w:spacing w:after="0" w:before="0" w:line="216"/>
-                    <w:jc w:val="right"/>
-                  </w:pPr>
-                  <w:r>
-                    <w:rPr>
-                      <w:rFonts w:ascii="Calibri" w:cs="Calibri" w:eastAsia="Calibri" w:hAnsi="Calibri"/>
-                      <w:sz w:val="16"/>
-                      <w:szCs w:val="16"/>
-                    </w:rPr>
-                    <w:t xml:space="preserve">325.000</w:t>
-                  </w:r>
-                </w:p>
-              </w:tc>
-            </w:tr>
-            <w:tr>
-              <w:tc>
-                <w:tcPr>
-                  <w:tcW w:type="dxa" w:w="360"/>
-                  <w:tcBorders>
-                    <w:top w:val="none" w:color="FFFFFF" w:sz="0"/>
-                    <w:left w:val="none" w:color="FFFFFF" w:sz="0"/>
-                    <w:bottom w:val="none" w:color="FFFFFF" w:sz="0"/>
-                    <w:right w:val="none" w:color="FFFFFF" w:sz="0"/>
-                  </w:tcBorders>
-                  <w:tcMar>
-                    <w:top w:type="dxa" w:w="14"/>
-                    <w:left w:type="dxa" w:w="60"/>
-                    <w:bottom w:type="dxa" w:w="14"/>
-                    <w:right w:type="dxa" w:w="60"/>
-                  </w:tcMar>
-                  <w:vAlign w:val="center"/>
-                </w:tcPr>
-                <w:p>
-                  <w:pPr>
-                    <w:spacing w:after="0" w:before="0" w:line="216"/>
-                    <w:jc w:val="right"/>
-                  </w:pPr>
-                  <w:r>
-                    <w:rPr>
-                      <w:rFonts w:ascii="Calibri" w:cs="Calibri" w:eastAsia="Calibri" w:hAnsi="Calibri"/>
-                      <w:sz w:val="16"/>
-                      <w:szCs w:val="16"/>
-                    </w:rPr>
-                    <w:t xml:space="preserve">2.</w:t>
-                  </w:r>
-                </w:p>
-              </w:tc>
-              <w:tc>
-                <w:tcPr>
-                  <w:tcW w:type="dxa" w:w="2900"/>
-                  <w:tcBorders>
-                    <w:top w:val="none" w:color="FFFFFF" w:sz="0"/>
-                    <w:left w:val="none" w:color="FFFFFF" w:sz="0"/>
-                    <w:bottom w:val="none" w:color="FFFFFF" w:sz="0"/>
-                    <w:right w:val="none" w:color="FFFFFF" w:sz="0"/>
-                  </w:tcBorders>
-                  <w:tcMar>
-                    <w:top w:type="dxa" w:w="14"/>
-                    <w:left w:type="dxa" w:w="60"/>
-                    <w:bottom w:type="dxa" w:w="14"/>
-                    <w:right w:type="dxa" w:w="60"/>
-                  </w:tcMar>
-                  <w:vAlign w:val="center"/>
-                </w:tcPr>
-                <w:p>
-                  <w:pPr>
-                    <w:spacing w:after="0" w:before="0" w:line="216"/>
-                    <w:jc w:val="left"/>
-                  </w:pPr>
-                  <w:r>
-                    <w:rPr>
-                      <w:rFonts w:ascii="Calibri" w:cs="Calibri" w:eastAsia="Calibri" w:hAnsi="Calibri"/>
-                      <w:sz w:val="16"/>
-                      <w:szCs w:val="16"/>
-                    </w:rPr>
-                    <w:t xml:space="preserve">Honor Upacara</w:t>
-                  </w:r>
-                </w:p>
-              </w:tc>
-              <w:tc>
-                <w:tcPr>
-                  <w:tcW w:type="dxa" w:w="2340"/>
-                  <w:tcBorders>
-                    <w:top w:val="none" w:color="FFFFFF" w:sz="0"/>
-                    <w:left w:val="none" w:color="FFFFFF" w:sz="0"/>
-                    <w:bottom w:val="none" w:color="FFFFFF" w:sz="0"/>
-                    <w:right w:val="none" w:color="FFFFFF" w:sz="0"/>
-                  </w:tcBorders>
-                  <w:tcMar>
-                    <w:top w:type="dxa" w:w="14"/>
-                    <w:left w:type="dxa" w:w="60"/>
-                    <w:bottom w:type="dxa" w:w="14"/>
-                    <w:right w:type="dxa" w:w="60"/>
-                  </w:tcMar>
-                  <w:vAlign w:val="center"/>
-                </w:tcPr>
-                <w:p>
-                  <w:pPr>
-                    <w:spacing w:after="0" w:before="0" w:line="216"/>
-                    <w:jc w:val="left"/>
-                  </w:pPr>
                   <w:r>
                     <w:rPr>
                       <w:rFonts w:ascii="Calibri" w:cs="Calibri" w:eastAsia="Calibri" w:hAnsi="Calibri"/>
@@ -2019,7 +2017,7 @@
                       <w:sz w:val="16"/>
                       <w:szCs w:val="16"/>
                     </w:rPr>
-                    <w:t xml:space="preserve">4 jam hadir</w:t>
+                    <w:t xml:space="preserve"> </w:t>
                   </w:r>
                 </w:p>
               </w:tc>
@@ -2083,7 +2081,7 @@
                       <w:sz w:val="16"/>
                       <w:szCs w:val="16"/>
                     </w:rPr>
-                    <w:t xml:space="preserve">80.000</w:t>
+                    <w:t xml:space="preserve">325.000</w:t>
                   </w:r>
                 </w:p>
               </w:tc>
@@ -2117,7 +2115,7 @@
                       <w:sz w:val="16"/>
                       <w:szCs w:val="16"/>
                     </w:rPr>
-                    <w:t xml:space="preserve">3.</w:t>
+                    <w:t xml:space="preserve">2.</w:t>
                   </w:r>
                 </w:p>
               </w:tc>
@@ -2149,7 +2147,7 @@
                       <w:sz w:val="16"/>
                       <w:szCs w:val="16"/>
                     </w:rPr>
-                    <w:t xml:space="preserve">Honor Bimbingan Wali Kelas</w:t>
+                    <w:t xml:space="preserve">Honor Upacara</w:t>
                   </w:r>
                 </w:p>
               </w:tc>
@@ -2184,7 +2182,194 @@
                       <w:sz w:val="16"/>
                       <w:szCs w:val="16"/>
                     </w:rPr>
+                    <w:t xml:space="preserve">4 jam hadir</w:t>
+                  </w:r>
+                  <w:r>
+                    <w:rPr>
+                      <w:rFonts w:ascii="Calibri" w:cs="Calibri" w:eastAsia="Calibri" w:hAnsi="Calibri"/>
+                      <w:i/>
+                      <w:iCs/>
+                      <w:color w:val="595959"/>
+                      <w:sz w:val="16"/>
+                      <w:szCs w:val="16"/>
+                    </w:rPr>
+                    <w:t xml:space="preserve"> </w:t>
+                  </w:r>
+                </w:p>
+              </w:tc>
+              <w:tc>
+                <w:tcPr>
+                  <w:tcW w:type="dxa" w:w="400"/>
+                  <w:tcBorders>
+                    <w:top w:val="none" w:color="FFFFFF" w:sz="0"/>
+                    <w:left w:val="none" w:color="FFFFFF" w:sz="0"/>
+                    <w:bottom w:val="none" w:color="FFFFFF" w:sz="0"/>
+                    <w:right w:val="none" w:color="FFFFFF" w:sz="0"/>
+                  </w:tcBorders>
+                  <w:tcMar>
+                    <w:top w:type="dxa" w:w="14"/>
+                    <w:left w:type="dxa" w:w="60"/>
+                    <w:bottom w:type="dxa" w:w="14"/>
+                    <w:right w:type="dxa" w:w="60"/>
+                  </w:tcMar>
+                  <w:vAlign w:val="center"/>
+                </w:tcPr>
+                <w:p>
+                  <w:pPr>
+                    <w:spacing w:after="0" w:before="0" w:line="216"/>
+                    <w:jc w:val="left"/>
+                  </w:pPr>
+                  <w:r>
+                    <w:rPr>
+                      <w:rFonts w:ascii="Calibri" w:cs="Calibri" w:eastAsia="Calibri" w:hAnsi="Calibri"/>
+                      <w:sz w:val="16"/>
+                      <w:szCs w:val="16"/>
+                    </w:rPr>
+                    <w:t xml:space="preserve">Rp</w:t>
+                  </w:r>
+                </w:p>
+              </w:tc>
+              <w:tc>
+                <w:tcPr>
+                  <w:tcW w:type="dxa" w:w="1500"/>
+                  <w:tcBorders>
+                    <w:top w:val="none" w:color="FFFFFF" w:sz="0"/>
+                    <w:left w:val="none" w:color="FFFFFF" w:sz="0"/>
+                    <w:bottom w:val="none" w:color="FFFFFF" w:sz="0"/>
+                    <w:right w:val="none" w:color="FFFFFF" w:sz="0"/>
+                  </w:tcBorders>
+                  <w:tcMar>
+                    <w:top w:type="dxa" w:w="14"/>
+                    <w:left w:type="dxa" w:w="60"/>
+                    <w:bottom w:type="dxa" w:w="14"/>
+                    <w:right w:type="dxa" w:w="60"/>
+                  </w:tcMar>
+                  <w:vAlign w:val="center"/>
+                </w:tcPr>
+                <w:p>
+                  <w:pPr>
+                    <w:spacing w:after="0" w:before="0" w:line="216"/>
+                    <w:jc w:val="right"/>
+                  </w:pPr>
+                  <w:r>
+                    <w:rPr>
+                      <w:rFonts w:ascii="Calibri" w:cs="Calibri" w:eastAsia="Calibri" w:hAnsi="Calibri"/>
+                      <w:sz w:val="16"/>
+                      <w:szCs w:val="16"/>
+                    </w:rPr>
+                    <w:t xml:space="preserve">80.000</w:t>
+                  </w:r>
+                </w:p>
+              </w:tc>
+            </w:tr>
+            <w:tr>
+              <w:tc>
+                <w:tcPr>
+                  <w:tcW w:type="dxa" w:w="360"/>
+                  <w:tcBorders>
+                    <w:top w:val="none" w:color="FFFFFF" w:sz="0"/>
+                    <w:left w:val="none" w:color="FFFFFF" w:sz="0"/>
+                    <w:bottom w:val="none" w:color="FFFFFF" w:sz="0"/>
+                    <w:right w:val="none" w:color="FFFFFF" w:sz="0"/>
+                  </w:tcBorders>
+                  <w:tcMar>
+                    <w:top w:type="dxa" w:w="14"/>
+                    <w:left w:type="dxa" w:w="60"/>
+                    <w:bottom w:type="dxa" w:w="14"/>
+                    <w:right w:type="dxa" w:w="60"/>
+                  </w:tcMar>
+                  <w:vAlign w:val="center"/>
+                </w:tcPr>
+                <w:p>
+                  <w:pPr>
+                    <w:spacing w:after="0" w:before="0" w:line="216"/>
+                    <w:jc w:val="right"/>
+                  </w:pPr>
+                  <w:r>
+                    <w:rPr>
+                      <w:rFonts w:ascii="Calibri" w:cs="Calibri" w:eastAsia="Calibri" w:hAnsi="Calibri"/>
+                      <w:sz w:val="16"/>
+                      <w:szCs w:val="16"/>
+                    </w:rPr>
+                    <w:t xml:space="preserve">3.</w:t>
+                  </w:r>
+                </w:p>
+              </w:tc>
+              <w:tc>
+                <w:tcPr>
+                  <w:tcW w:type="dxa" w:w="2900"/>
+                  <w:tcBorders>
+                    <w:top w:val="none" w:color="FFFFFF" w:sz="0"/>
+                    <w:left w:val="none" w:color="FFFFFF" w:sz="0"/>
+                    <w:bottom w:val="none" w:color="FFFFFF" w:sz="0"/>
+                    <w:right w:val="none" w:color="FFFFFF" w:sz="0"/>
+                  </w:tcBorders>
+                  <w:tcMar>
+                    <w:top w:type="dxa" w:w="14"/>
+                    <w:left w:type="dxa" w:w="60"/>
+                    <w:bottom w:type="dxa" w:w="14"/>
+                    <w:right w:type="dxa" w:w="60"/>
+                  </w:tcMar>
+                  <w:vAlign w:val="center"/>
+                </w:tcPr>
+                <w:p>
+                  <w:pPr>
+                    <w:spacing w:after="0" w:before="0" w:line="216"/>
+                    <w:jc w:val="left"/>
+                  </w:pPr>
+                  <w:r>
+                    <w:rPr>
+                      <w:rFonts w:ascii="Calibri" w:cs="Calibri" w:eastAsia="Calibri" w:hAnsi="Calibri"/>
+                      <w:sz w:val="16"/>
+                      <w:szCs w:val="16"/>
+                    </w:rPr>
+                    <w:t xml:space="preserve">Honor Bimbingan Wali Kelas</w:t>
+                  </w:r>
+                </w:p>
+              </w:tc>
+              <w:tc>
+                <w:tcPr>
+                  <w:tcW w:type="dxa" w:w="2340"/>
+                  <w:tcBorders>
+                    <w:top w:val="none" w:color="FFFFFF" w:sz="0"/>
+                    <w:left w:val="none" w:color="FFFFFF" w:sz="0"/>
+                    <w:bottom w:val="none" w:color="FFFFFF" w:sz="0"/>
+                    <w:right w:val="none" w:color="FFFFFF" w:sz="0"/>
+                  </w:tcBorders>
+                  <w:tcMar>
+                    <w:top w:type="dxa" w:w="14"/>
+                    <w:left w:type="dxa" w:w="60"/>
+                    <w:bottom w:type="dxa" w:w="14"/>
+                    <w:right w:type="dxa" w:w="60"/>
+                  </w:tcMar>
+                  <w:vAlign w:val="center"/>
+                </w:tcPr>
+                <w:p>
+                  <w:pPr>
+                    <w:spacing w:after="0" w:before="0" w:line="216"/>
+                    <w:jc w:val="left"/>
+                  </w:pPr>
+                  <w:r>
+                    <w:rPr>
+                      <w:rFonts w:ascii="Calibri" w:cs="Calibri" w:eastAsia="Calibri" w:hAnsi="Calibri"/>
+                      <w:i/>
+                      <w:iCs/>
+                      <w:color w:val="595959"/>
+                      <w:sz w:val="16"/>
+                      <w:szCs w:val="16"/>
+                    </w:rPr>
                     <w:t xml:space="preserve">7 jam hadir</w:t>
+                  </w:r>
+                  <w:r>
+                    <w:rPr>
+                      <w:rFonts w:ascii="Calibri" w:cs="Calibri" w:eastAsia="Calibri" w:hAnsi="Calibri"/>
+                      <w:i/>
+                      <w:iCs/>
+                      <w:color w:val="595959"/>
+                      <w:sz w:val="16"/>
+                      <w:szCs w:val="16"/>
+                    </w:rPr>
+                    <w:t xml:space="preserve"> </w:t>
                   </w:r>
                 </w:p>
               </w:tc>
@@ -2435,8 +2620,7 @@
               </w:tc>
               <w:tc>
                 <w:tcPr>
-                  <w:tcW w:type="dxa" w:w="7140"/>
-                  <w:gridSpan w:val="4"/>
+                  <w:tcW w:type="dxa" w:w="2900"/>
                   <w:tcBorders>
                     <w:top w:val="none" w:color="FFFFFF" w:sz="0"/>
                     <w:left w:val="none" w:color="FFFFFF" w:sz="0"/>
@@ -2470,6 +2654,61 @@
                   </w:r>
                 </w:p>
               </w:tc>
+              <w:tc>
+                <w:tcPr>
+                  <w:tcW w:type="dxa" w:w="4240"/>
+                  <w:gridSpan w:val="3"/>
+                  <w:tcBorders>
+                    <w:top w:val="none" w:color="FFFFFF" w:sz="0"/>
+                    <w:left w:val="none" w:color="FFFFFF" w:sz="0"/>
+                    <w:bottom w:val="single" w:color="BFBFBF" w:sz="4"/>
+                    <w:right w:val="none" w:color="FFFFFF" w:sz="0"/>
+                  </w:tcBorders>
+                  <w:shd w:fill="E9EEF6" w:color="auto" w:val="clear"/>
+                  <w:tcMar>
+                    <w:top w:type="dxa" w:w="14"/>
+                    <w:left w:type="dxa" w:w="60"/>
+                    <w:bottom w:type="dxa" w:w="14"/>
+                    <w:right w:type="dxa" w:w="60"/>
+                  </w:tcMar>
+                  <w:vAlign w:val="center"/>
+                </w:tcPr>
+                <w:p>
+                  <w:pPr>
+                    <w:spacing w:after="0" w:before="0" w:line="216"/>
+                    <w:jc w:val="left"/>
+                  </w:pPr>
+                  <w:r>
+                    <w:rPr>
+                      <w:rFonts w:ascii="Calibri" w:cs="Calibri" w:eastAsia="Calibri" w:hAnsi="Calibri"/>
+                      <w:color w:val="1F3864"/>
+                      <w:sz w:val="16"/>
+                      <w:szCs w:val="16"/>
+                    </w:rPr>
+                    <w:t xml:space="preserve">(kehadiran </w:t>
+                  </w:r>
+                  <w:r>
+                    <w:rPr>
+                      <w:rFonts w:ascii="Calibri" w:cs="Calibri" w:eastAsia="Calibri" w:hAnsi="Calibri"/>
+                      <w:b/>
+                      <w:bCs/>
+                      <w:color w:val="1F3864"/>
+                      <w:sz w:val="16"/>
+                      <w:szCs w:val="16"/>
+                    </w:rPr>
+                    <w:t xml:space="preserve">100,00%</w:t>
+                  </w:r>
+                  <w:r>
+                    <w:rPr>
+                      <w:rFonts w:ascii="Calibri" w:cs="Calibri" w:eastAsia="Calibri" w:hAnsi="Calibri"/>
+                      <w:color w:val="1F3864"/>
+                      <w:sz w:val="16"/>
+                      <w:szCs w:val="16"/>
+                    </w:rPr>
+                    <w:t xml:space="preserve">)</w:t>
+                  </w:r>
+                </w:p>
+              </w:tc>
             </w:tr>
             <w:tr>
               <w:tc>
@@ -2569,160 +2808,6 @@
                     </w:rPr>
                     <w:t xml:space="preserve">Bidang Literasi</w:t>
                   </w:r>
-                </w:p>
-              </w:tc>
-              <w:tc>
-                <w:tcPr>
-                  <w:tcW w:type="dxa" w:w="400"/>
-                  <w:tcBorders>
-                    <w:top w:val="none" w:color="FFFFFF" w:sz="0"/>
-                    <w:left w:val="none" w:color="FFFFFF" w:sz="0"/>
-                    <w:bottom w:val="none" w:color="FFFFFF" w:sz="0"/>
-                    <w:right w:val="none" w:color="FFFFFF" w:sz="0"/>
-                  </w:tcBorders>
-                  <w:tcMar>
-                    <w:top w:type="dxa" w:w="14"/>
-                    <w:left w:type="dxa" w:w="60"/>
-                    <w:bottom w:type="dxa" w:w="14"/>
-                    <w:right w:type="dxa" w:w="60"/>
-                  </w:tcMar>
-                  <w:vAlign w:val="center"/>
-                </w:tcPr>
-                <w:p>
-                  <w:pPr>
-                    <w:spacing w:after="0" w:before="0" w:line="216"/>
-                    <w:jc w:val="left"/>
-                  </w:pPr>
-                  <w:r>
-                    <w:rPr>
-                      <w:rFonts w:ascii="Calibri" w:cs="Calibri" w:eastAsia="Calibri" w:hAnsi="Calibri"/>
-                      <w:sz w:val="16"/>
-                      <w:szCs w:val="16"/>
-                    </w:rPr>
-                    <w:t xml:space="preserve">Rp</w:t>
-                  </w:r>
-                </w:p>
-              </w:tc>
-              <w:tc>
-                <w:tcPr>
-                  <w:tcW w:type="dxa" w:w="1500"/>
-                  <w:tcBorders>
-                    <w:top w:val="none" w:color="FFFFFF" w:sz="0"/>
-                    <w:left w:val="none" w:color="FFFFFF" w:sz="0"/>
-                    <w:bottom w:val="none" w:color="FFFFFF" w:sz="0"/>
-                    <w:right w:val="none" w:color="FFFFFF" w:sz="0"/>
-                  </w:tcBorders>
-                  <w:tcMar>
-                    <w:top w:type="dxa" w:w="14"/>
-                    <w:left w:type="dxa" w:w="60"/>
-                    <w:bottom w:type="dxa" w:w="14"/>
-                    <w:right w:type="dxa" w:w="60"/>
-                  </w:tcMar>
-                  <w:vAlign w:val="center"/>
-                </w:tcPr>
-                <w:p>
-                  <w:pPr>
-                    <w:spacing w:after="0" w:before="0" w:line="216"/>
-                    <w:jc w:val="right"/>
-                  </w:pPr>
-                  <w:r>
-                    <w:rPr>
-                      <w:rFonts w:ascii="Calibri" w:cs="Calibri" w:eastAsia="Calibri" w:hAnsi="Calibri"/>
-                      <w:sz w:val="16"/>
-                      <w:szCs w:val="16"/>
-                    </w:rPr>
-                    <w:t xml:space="preserve">225.000</w:t>
-                  </w:r>
-                </w:p>
-              </w:tc>
-            </w:tr>
-            <w:tr>
-              <w:tc>
-                <w:tcPr>
-                  <w:tcW w:type="dxa" w:w="360"/>
-                  <w:tcBorders>
-                    <w:top w:val="none" w:color="FFFFFF" w:sz="0"/>
-                    <w:left w:val="none" w:color="FFFFFF" w:sz="0"/>
-                    <w:bottom w:val="none" w:color="FFFFFF" w:sz="0"/>
-                    <w:right w:val="none" w:color="FFFFFF" w:sz="0"/>
-                  </w:tcBorders>
-                  <w:tcMar>
-                    <w:top w:type="dxa" w:w="14"/>
-                    <w:left w:type="dxa" w:w="60"/>
-                    <w:bottom w:type="dxa" w:w="14"/>
-                    <w:right w:type="dxa" w:w="60"/>
-                  </w:tcMar>
-                  <w:vAlign w:val="center"/>
-                </w:tcPr>
-                <w:p>
-                  <w:pPr>
-                    <w:spacing w:after="0" w:before="0" w:line="216"/>
-                    <w:jc w:val="right"/>
-                  </w:pPr>
-                  <w:r>
-                    <w:rPr>
-                      <w:rFonts w:ascii="Calibri" w:cs="Calibri" w:eastAsia="Calibri" w:hAnsi="Calibri"/>
-                      <w:sz w:val="16"/>
-                      <w:szCs w:val="16"/>
-                    </w:rPr>
-                    <w:t xml:space="preserve">2.</w:t>
-                  </w:r>
-                </w:p>
-              </w:tc>
-              <w:tc>
-                <w:tcPr>
-                  <w:tcW w:type="dxa" w:w="2900"/>
-                  <w:tcBorders>
-                    <w:top w:val="none" w:color="FFFFFF" w:sz="0"/>
-                    <w:left w:val="none" w:color="FFFFFF" w:sz="0"/>
-                    <w:bottom w:val="none" w:color="FFFFFF" w:sz="0"/>
-                    <w:right w:val="none" w:color="FFFFFF" w:sz="0"/>
-                  </w:tcBorders>
-                  <w:tcMar>
-                    <w:top w:type="dxa" w:w="14"/>
-                    <w:left w:type="dxa" w:w="60"/>
-                    <w:bottom w:type="dxa" w:w="14"/>
-                    <w:right w:type="dxa" w:w="60"/>
-                  </w:tcMar>
-                  <w:vAlign w:val="center"/>
-                </w:tcPr>
-                <w:p>
-                  <w:pPr>
-                    <w:spacing w:after="0" w:before="0" w:line="216"/>
-                    <w:jc w:val="left"/>
-                  </w:pPr>
-                  <w:r>
-                    <w:rPr>
-                      <w:rFonts w:ascii="Calibri" w:cs="Calibri" w:eastAsia="Calibri" w:hAnsi="Calibri"/>
-                      <w:sz w:val="16"/>
-                      <w:szCs w:val="16"/>
-                    </w:rPr>
-                    <w:t xml:space="preserve">Transpor Piket Unit</w:t>
-                  </w:r>
-                </w:p>
-              </w:tc>
-              <w:tc>
-                <w:tcPr>
-                  <w:tcW w:type="dxa" w:w="2340"/>
-                  <w:tcBorders>
-                    <w:top w:val="none" w:color="FFFFFF" w:sz="0"/>
-                    <w:left w:val="none" w:color="FFFFFF" w:sz="0"/>
-                    <w:bottom w:val="none" w:color="FFFFFF" w:sz="0"/>
-                    <w:right w:val="none" w:color="FFFFFF" w:sz="0"/>
-                  </w:tcBorders>
-                  <w:tcMar>
-                    <w:top w:type="dxa" w:w="14"/>
-                    <w:left w:type="dxa" w:w="60"/>
-                    <w:bottom w:type="dxa" w:w="14"/>
-                    <w:right w:type="dxa" w:w="60"/>
-                  </w:tcMar>
-                  <w:vAlign w:val="center"/>
-                </w:tcPr>
-                <w:p>
-                  <w:pPr>
-                    <w:spacing w:after="0" w:before="0" w:line="216"/>
-                    <w:jc w:val="left"/>
-                  </w:pPr>
                   <w:r>
                     <w:rPr>
                       <w:rFonts w:ascii="Calibri" w:cs="Calibri" w:eastAsia="Calibri" w:hAnsi="Calibri"/>
@@ -2732,7 +2817,183 @@
                       <w:sz w:val="16"/>
                       <w:szCs w:val="16"/>
                     </w:rPr>
+                    <w:t xml:space="preserve"> </w:t>
+                  </w:r>
+                </w:p>
+              </w:tc>
+              <w:tc>
+                <w:tcPr>
+                  <w:tcW w:type="dxa" w:w="400"/>
+                  <w:tcBorders>
+                    <w:top w:val="none" w:color="FFFFFF" w:sz="0"/>
+                    <w:left w:val="none" w:color="FFFFFF" w:sz="0"/>
+                    <w:bottom w:val="none" w:color="FFFFFF" w:sz="0"/>
+                    <w:right w:val="none" w:color="FFFFFF" w:sz="0"/>
+                  </w:tcBorders>
+                  <w:tcMar>
+                    <w:top w:type="dxa" w:w="14"/>
+                    <w:left w:type="dxa" w:w="60"/>
+                    <w:bottom w:type="dxa" w:w="14"/>
+                    <w:right w:type="dxa" w:w="60"/>
+                  </w:tcMar>
+                  <w:vAlign w:val="center"/>
+                </w:tcPr>
+                <w:p>
+                  <w:pPr>
+                    <w:spacing w:after="0" w:before="0" w:line="216"/>
+                    <w:jc w:val="left"/>
+                  </w:pPr>
+                  <w:r>
+                    <w:rPr>
+                      <w:rFonts w:ascii="Calibri" w:cs="Calibri" w:eastAsia="Calibri" w:hAnsi="Calibri"/>
+                      <w:sz w:val="16"/>
+                      <w:szCs w:val="16"/>
+                    </w:rPr>
+                    <w:t xml:space="preserve">Rp</w:t>
+                  </w:r>
+                </w:p>
+              </w:tc>
+              <w:tc>
+                <w:tcPr>
+                  <w:tcW w:type="dxa" w:w="1500"/>
+                  <w:tcBorders>
+                    <w:top w:val="none" w:color="FFFFFF" w:sz="0"/>
+                    <w:left w:val="none" w:color="FFFFFF" w:sz="0"/>
+                    <w:bottom w:val="none" w:color="FFFFFF" w:sz="0"/>
+                    <w:right w:val="none" w:color="FFFFFF" w:sz="0"/>
+                  </w:tcBorders>
+                  <w:tcMar>
+                    <w:top w:type="dxa" w:w="14"/>
+                    <w:left w:type="dxa" w:w="60"/>
+                    <w:bottom w:type="dxa" w:w="14"/>
+                    <w:right w:type="dxa" w:w="60"/>
+                  </w:tcMar>
+                  <w:vAlign w:val="center"/>
+                </w:tcPr>
+                <w:p>
+                  <w:pPr>
+                    <w:spacing w:after="0" w:before="0" w:line="216"/>
+                    <w:jc w:val="right"/>
+                  </w:pPr>
+                  <w:r>
+                    <w:rPr>
+                      <w:rFonts w:ascii="Calibri" w:cs="Calibri" w:eastAsia="Calibri" w:hAnsi="Calibri"/>
+                      <w:sz w:val="16"/>
+                      <w:szCs w:val="16"/>
+                    </w:rPr>
+                    <w:t xml:space="preserve">225.000</w:t>
+                  </w:r>
+                </w:p>
+              </w:tc>
+            </w:tr>
+            <w:tr>
+              <w:tc>
+                <w:tcPr>
+                  <w:tcW w:type="dxa" w:w="360"/>
+                  <w:tcBorders>
+                    <w:top w:val="none" w:color="FFFFFF" w:sz="0"/>
+                    <w:left w:val="none" w:color="FFFFFF" w:sz="0"/>
+                    <w:bottom w:val="none" w:color="FFFFFF" w:sz="0"/>
+                    <w:right w:val="none" w:color="FFFFFF" w:sz="0"/>
+                  </w:tcBorders>
+                  <w:tcMar>
+                    <w:top w:type="dxa" w:w="14"/>
+                    <w:left w:type="dxa" w:w="60"/>
+                    <w:bottom w:type="dxa" w:w="14"/>
+                    <w:right w:type="dxa" w:w="60"/>
+                  </w:tcMar>
+                  <w:vAlign w:val="center"/>
+                </w:tcPr>
+                <w:p>
+                  <w:pPr>
+                    <w:spacing w:after="0" w:before="0" w:line="216"/>
+                    <w:jc w:val="right"/>
+                  </w:pPr>
+                  <w:r>
+                    <w:rPr>
+                      <w:rFonts w:ascii="Calibri" w:cs="Calibri" w:eastAsia="Calibri" w:hAnsi="Calibri"/>
+                      <w:sz w:val="16"/>
+                      <w:szCs w:val="16"/>
+                    </w:rPr>
+                    <w:t xml:space="preserve">2.</w:t>
+                  </w:r>
+                </w:p>
+              </w:tc>
+              <w:tc>
+                <w:tcPr>
+                  <w:tcW w:type="dxa" w:w="2900"/>
+                  <w:tcBorders>
+                    <w:top w:val="none" w:color="FFFFFF" w:sz="0"/>
+                    <w:left w:val="none" w:color="FFFFFF" w:sz="0"/>
+                    <w:bottom w:val="none" w:color="FFFFFF" w:sz="0"/>
+                    <w:right w:val="none" w:color="FFFFFF" w:sz="0"/>
+                  </w:tcBorders>
+                  <w:tcMar>
+                    <w:top w:type="dxa" w:w="14"/>
+                    <w:left w:type="dxa" w:w="60"/>
+                    <w:bottom w:type="dxa" w:w="14"/>
+                    <w:right w:type="dxa" w:w="60"/>
+                  </w:tcMar>
+                  <w:vAlign w:val="center"/>
+                </w:tcPr>
+                <w:p>
+                  <w:pPr>
+                    <w:spacing w:after="0" w:before="0" w:line="216"/>
+                    <w:jc w:val="left"/>
+                  </w:pPr>
+                  <w:r>
+                    <w:rPr>
+                      <w:rFonts w:ascii="Calibri" w:cs="Calibri" w:eastAsia="Calibri" w:hAnsi="Calibri"/>
+                      <w:sz w:val="16"/>
+                      <w:szCs w:val="16"/>
+                    </w:rPr>
+                    <w:t xml:space="preserve">Transpor Piket Unit</w:t>
+                  </w:r>
+                </w:p>
+              </w:tc>
+              <w:tc>
+                <w:tcPr>
+                  <w:tcW w:type="dxa" w:w="2340"/>
+                  <w:tcBorders>
+                    <w:top w:val="none" w:color="FFFFFF" w:sz="0"/>
+                    <w:left w:val="none" w:color="FFFFFF" w:sz="0"/>
+                    <w:bottom w:val="none" w:color="FFFFFF" w:sz="0"/>
+                    <w:right w:val="none" w:color="FFFFFF" w:sz="0"/>
+                  </w:tcBorders>
+                  <w:tcMar>
+                    <w:top w:type="dxa" w:w="14"/>
+                    <w:left w:type="dxa" w:w="60"/>
+                    <w:bottom w:type="dxa" w:w="14"/>
+                    <w:right w:type="dxa" w:w="60"/>
+                  </w:tcMar>
+                  <w:vAlign w:val="center"/>
+                </w:tcPr>
+                <w:p>
+                  <w:pPr>
+                    <w:spacing w:after="0" w:before="0" w:line="216"/>
+                    <w:jc w:val="left"/>
+                  </w:pPr>
+                  <w:r>
+                    <w:rPr>
+                      <w:rFonts w:ascii="Calibri" w:cs="Calibri" w:eastAsia="Calibri" w:hAnsi="Calibri"/>
+                      <w:i/>
+                      <w:iCs/>
+                      <w:color w:val="595959"/>
+                      <w:sz w:val="16"/>
+                      <w:szCs w:val="16"/>
+                    </w:rPr>
                     <w:t xml:space="preserve">12 jam jaga</w:t>
+                  </w:r>
+                  <w:r>
+                    <w:rPr>
+                      <w:rFonts w:ascii="Calibri" w:cs="Calibri" w:eastAsia="Calibri" w:hAnsi="Calibri"/>
+                      <w:i/>
+                      <w:iCs/>
+                      <w:color w:val="595959"/>
+                      <w:sz w:val="16"/>
+                      <w:szCs w:val="16"/>
+                    </w:rPr>
+                    <w:t xml:space="preserve"> </w:t>
                   </w:r>
                 </w:p>
               </w:tc>
@@ -3117,160 +3378,6 @@
                     </w:rPr>
                     <w:t xml:space="preserve">8 jam jaga</w:t>
                   </w:r>
-                </w:p>
-              </w:tc>
-              <w:tc>
-                <w:tcPr>
-                  <w:tcW w:type="dxa" w:w="400"/>
-                  <w:tcBorders>
-                    <w:top w:val="none" w:color="FFFFFF" w:sz="0"/>
-                    <w:left w:val="none" w:color="FFFFFF" w:sz="0"/>
-                    <w:bottom w:val="none" w:color="FFFFFF" w:sz="0"/>
-                    <w:right w:val="none" w:color="FFFFFF" w:sz="0"/>
-                  </w:tcBorders>
-                  <w:tcMar>
-                    <w:top w:type="dxa" w:w="14"/>
-                    <w:left w:type="dxa" w:w="60"/>
-                    <w:bottom w:type="dxa" w:w="14"/>
-                    <w:right w:type="dxa" w:w="60"/>
-                  </w:tcMar>
-                  <w:vAlign w:val="center"/>
-                </w:tcPr>
-                <w:p>
-                  <w:pPr>
-                    <w:spacing w:after="0" w:before="0" w:line="216"/>
-                    <w:jc w:val="left"/>
-                  </w:pPr>
-                  <w:r>
-                    <w:rPr>
-                      <w:rFonts w:ascii="Calibri" w:cs="Calibri" w:eastAsia="Calibri" w:hAnsi="Calibri"/>
-                      <w:sz w:val="16"/>
-                      <w:szCs w:val="16"/>
-                    </w:rPr>
-                    <w:t xml:space="preserve">Rp</w:t>
-                  </w:r>
-                </w:p>
-              </w:tc>
-              <w:tc>
-                <w:tcPr>
-                  <w:tcW w:type="dxa" w:w="1500"/>
-                  <w:tcBorders>
-                    <w:top w:val="none" w:color="FFFFFF" w:sz="0"/>
-                    <w:left w:val="none" w:color="FFFFFF" w:sz="0"/>
-                    <w:bottom w:val="none" w:color="FFFFFF" w:sz="0"/>
-                    <w:right w:val="none" w:color="FFFFFF" w:sz="0"/>
-                  </w:tcBorders>
-                  <w:tcMar>
-                    <w:top w:type="dxa" w:w="14"/>
-                    <w:left w:type="dxa" w:w="60"/>
-                    <w:bottom w:type="dxa" w:w="14"/>
-                    <w:right w:type="dxa" w:w="60"/>
-                  </w:tcMar>
-                  <w:vAlign w:val="center"/>
-                </w:tcPr>
-                <w:p>
-                  <w:pPr>
-                    <w:spacing w:after="0" w:before="0" w:line="216"/>
-                    <w:jc w:val="right"/>
-                  </w:pPr>
-                  <w:r>
-                    <w:rPr>
-                      <w:rFonts w:ascii="Calibri" w:cs="Calibri" w:eastAsia="Calibri" w:hAnsi="Calibri"/>
-                      <w:sz w:val="16"/>
-                      <w:szCs w:val="16"/>
-                    </w:rPr>
-                    <w:t xml:space="preserve">120.000</w:t>
-                  </w:r>
-                </w:p>
-              </w:tc>
-            </w:tr>
-            <w:tr>
-              <w:tc>
-                <w:tcPr>
-                  <w:tcW w:type="dxa" w:w="360"/>
-                  <w:tcBorders>
-                    <w:top w:val="none" w:color="FFFFFF" w:sz="0"/>
-                    <w:left w:val="none" w:color="FFFFFF" w:sz="0"/>
-                    <w:bottom w:val="none" w:color="FFFFFF" w:sz="0"/>
-                    <w:right w:val="none" w:color="FFFFFF" w:sz="0"/>
-                  </w:tcBorders>
-                  <w:tcMar>
-                    <w:top w:type="dxa" w:w="14"/>
-                    <w:left w:type="dxa" w:w="60"/>
-                    <w:bottom w:type="dxa" w:w="14"/>
-                    <w:right w:type="dxa" w:w="60"/>
-                  </w:tcMar>
-                  <w:vAlign w:val="center"/>
-                </w:tcPr>
-                <w:p>
-                  <w:pPr>
-                    <w:spacing w:after="0" w:before="0" w:line="216"/>
-                    <w:jc w:val="right"/>
-                  </w:pPr>
-                  <w:r>
-                    <w:rPr>
-                      <w:rFonts w:ascii="Calibri" w:cs="Calibri" w:eastAsia="Calibri" w:hAnsi="Calibri"/>
-                      <w:sz w:val="16"/>
-                      <w:szCs w:val="16"/>
-                    </w:rPr>
-                    <w:t xml:space="preserve">2.</w:t>
-                  </w:r>
-                </w:p>
-              </w:tc>
-              <w:tc>
-                <w:tcPr>
-                  <w:tcW w:type="dxa" w:w="2900"/>
-                  <w:tcBorders>
-                    <w:top w:val="none" w:color="FFFFFF" w:sz="0"/>
-                    <w:left w:val="none" w:color="FFFFFF" w:sz="0"/>
-                    <w:bottom w:val="none" w:color="FFFFFF" w:sz="0"/>
-                    <w:right w:val="none" w:color="FFFFFF" w:sz="0"/>
-                  </w:tcBorders>
-                  <w:tcMar>
-                    <w:top w:type="dxa" w:w="14"/>
-                    <w:left w:type="dxa" w:w="60"/>
-                    <w:bottom w:type="dxa" w:w="14"/>
-                    <w:right w:type="dxa" w:w="60"/>
-                  </w:tcMar>
-                  <w:vAlign w:val="center"/>
-                </w:tcPr>
-                <w:p>
-                  <w:pPr>
-                    <w:spacing w:after="0" w:before="0" w:line="216"/>
-                    <w:jc w:val="left"/>
-                  </w:pPr>
-                  <w:r>
-                    <w:rPr>
-                      <w:rFonts w:ascii="Calibri" w:cs="Calibri" w:eastAsia="Calibri" w:hAnsi="Calibri"/>
-                      <w:sz w:val="16"/>
-                      <w:szCs w:val="16"/>
-                    </w:rPr>
-                    <w:t xml:space="preserve">Transpor Guru Pengganti</w:t>
-                  </w:r>
-                </w:p>
-              </w:tc>
-              <w:tc>
-                <w:tcPr>
-                  <w:tcW w:type="dxa" w:w="2340"/>
-                  <w:tcBorders>
-                    <w:top w:val="none" w:color="FFFFFF" w:sz="0"/>
-                    <w:left w:val="none" w:color="FFFFFF" w:sz="0"/>
-                    <w:bottom w:val="none" w:color="FFFFFF" w:sz="0"/>
-                    <w:right w:val="none" w:color="FFFFFF" w:sz="0"/>
-                  </w:tcBorders>
-                  <w:tcMar>
-                    <w:top w:type="dxa" w:w="14"/>
-                    <w:left w:type="dxa" w:w="60"/>
-                    <w:bottom w:type="dxa" w:w="14"/>
-                    <w:right w:type="dxa" w:w="60"/>
-                  </w:tcMar>
-                  <w:vAlign w:val="center"/>
-                </w:tcPr>
-                <w:p>
-                  <w:pPr>
-                    <w:spacing w:after="0" w:before="0" w:line="216"/>
-                    <w:jc w:val="left"/>
-                  </w:pPr>
                   <w:r>
                     <w:rPr>
                       <w:rFonts w:ascii="Calibri" w:cs="Calibri" w:eastAsia="Calibri" w:hAnsi="Calibri"/>
@@ -3280,162 +3387,8 @@
                       <w:sz w:val="16"/>
                       <w:szCs w:val="16"/>
                     </w:rPr>
-                    <w:t xml:space="preserve">GT 3 · PT 2 · Inf 0 jam</w:t>
-                  </w:r>
-                </w:p>
-              </w:tc>
-              <w:tc>
-                <w:tcPr>
-                  <w:tcW w:type="dxa" w:w="400"/>
-                  <w:tcBorders>
-                    <w:top w:val="none" w:color="FFFFFF" w:sz="0"/>
-                    <w:left w:val="none" w:color="FFFFFF" w:sz="0"/>
-                    <w:bottom w:val="none" w:color="FFFFFF" w:sz="0"/>
-                    <w:right w:val="none" w:color="FFFFFF" w:sz="0"/>
-                  </w:tcBorders>
-                  <w:tcMar>
-                    <w:top w:type="dxa" w:w="14"/>
-                    <w:left w:type="dxa" w:w="60"/>
-                    <w:bottom w:type="dxa" w:w="14"/>
-                    <w:right w:type="dxa" w:w="60"/>
-                  </w:tcMar>
-                  <w:vAlign w:val="center"/>
-                </w:tcPr>
-                <w:p>
-                  <w:pPr>
-                    <w:spacing w:after="0" w:before="0" w:line="216"/>
-                    <w:jc w:val="left"/>
-                  </w:pPr>
-                  <w:r>
-                    <w:rPr>
-                      <w:rFonts w:ascii="Calibri" w:cs="Calibri" w:eastAsia="Calibri" w:hAnsi="Calibri"/>
-                      <w:sz w:val="16"/>
-                      <w:szCs w:val="16"/>
-                    </w:rPr>
-                    <w:t xml:space="preserve">Rp</w:t>
-                  </w:r>
-                </w:p>
-              </w:tc>
-              <w:tc>
-                <w:tcPr>
-                  <w:tcW w:type="dxa" w:w="1500"/>
-                  <w:tcBorders>
-                    <w:top w:val="none" w:color="FFFFFF" w:sz="0"/>
-                    <w:left w:val="none" w:color="FFFFFF" w:sz="0"/>
-                    <w:bottom w:val="none" w:color="FFFFFF" w:sz="0"/>
-                    <w:right w:val="none" w:color="FFFFFF" w:sz="0"/>
-                  </w:tcBorders>
-                  <w:tcMar>
-                    <w:top w:type="dxa" w:w="14"/>
-                    <w:left w:type="dxa" w:w="60"/>
-                    <w:bottom w:type="dxa" w:w="14"/>
-                    <w:right w:type="dxa" w:w="60"/>
-                  </w:tcMar>
-                  <w:vAlign w:val="center"/>
-                </w:tcPr>
-                <w:p>
-                  <w:pPr>
-                    <w:spacing w:after="0" w:before="0" w:line="216"/>
-                    <w:jc w:val="right"/>
-                  </w:pPr>
-                  <w:r>
-                    <w:rPr>
-                      <w:rFonts w:ascii="Calibri" w:cs="Calibri" w:eastAsia="Calibri" w:hAnsi="Calibri"/>
-                      <w:sz w:val="16"/>
-                      <w:szCs w:val="16"/>
-                    </w:rPr>
-                    <w:t xml:space="preserve">75.000</w:t>
-                  </w:r>
-                </w:p>
-              </w:tc>
-            </w:tr>
-            <w:tr>
-              <w:tc>
-                <w:tcPr>
-                  <w:tcW w:type="dxa" w:w="360"/>
-                  <w:tcBorders>
-                    <w:top w:val="none" w:color="FFFFFF" w:sz="0"/>
-                    <w:left w:val="none" w:color="FFFFFF" w:sz="0"/>
-                    <w:bottom w:val="none" w:color="FFFFFF" w:sz="0"/>
-                    <w:right w:val="none" w:color="FFFFFF" w:sz="0"/>
-                  </w:tcBorders>
-                  <w:tcMar>
-                    <w:top w:type="dxa" w:w="14"/>
-                    <w:left w:type="dxa" w:w="60"/>
-                    <w:bottom w:type="dxa" w:w="14"/>
-                    <w:right w:type="dxa" w:w="60"/>
-                  </w:tcMar>
-                  <w:vAlign w:val="center"/>
-                </w:tcPr>
-                <w:p>
-                  <w:pPr>
-                    <w:spacing w:after="0" w:before="0" w:line="216"/>
-                    <w:jc w:val="right"/>
-                  </w:pPr>
-                  <w:r>
-                    <w:rPr>
-                      <w:rFonts w:ascii="Calibri" w:cs="Calibri" w:eastAsia="Calibri" w:hAnsi="Calibri"/>
-                      <w:sz w:val="16"/>
-                      <w:szCs w:val="16"/>
-                    </w:rPr>
-                    <w:t xml:space="preserve">3.</w:t>
-                  </w:r>
-                </w:p>
-              </w:tc>
-              <w:tc>
-                <w:tcPr>
-                  <w:tcW w:type="dxa" w:w="2900"/>
-                  <w:tcBorders>
-                    <w:top w:val="none" w:color="FFFFFF" w:sz="0"/>
-                    <w:left w:val="none" w:color="FFFFFF" w:sz="0"/>
-                    <w:bottom w:val="none" w:color="FFFFFF" w:sz="0"/>
-                    <w:right w:val="none" w:color="FFFFFF" w:sz="0"/>
-                  </w:tcBorders>
-                  <w:tcMar>
-                    <w:top w:type="dxa" w:w="14"/>
-                    <w:left w:type="dxa" w:w="60"/>
-                    <w:bottom w:type="dxa" w:w="14"/>
-                    <w:right w:type="dxa" w:w="60"/>
-                  </w:tcMar>
-                  <w:vAlign w:val="center"/>
-                </w:tcPr>
-                <w:p>
-                  <w:pPr>
-                    <w:spacing w:after="0" w:before="0" w:line="216"/>
-                    <w:jc w:val="left"/>
-                  </w:pPr>
-                  <w:r>
-                    <w:rPr>
-                      <w:rFonts w:ascii="Calibri" w:cs="Calibri" w:eastAsia="Calibri" w:hAnsi="Calibri"/>
-                      <w:sz w:val="16"/>
-                      <w:szCs w:val="16"/>
-                    </w:rPr>
-                    <w:t xml:space="preserve">Transpor Pembina Ekstrakurikuler</w:t>
-                  </w:r>
-                </w:p>
-              </w:tc>
-              <w:tc>
-                <w:tcPr>
-                  <w:tcW w:type="dxa" w:w="2340"/>
-                  <w:tcBorders>
-                    <w:top w:val="none" w:color="FFFFFF" w:sz="0"/>
-                    <w:left w:val="none" w:color="FFFFFF" w:sz="0"/>
-                    <w:bottom w:val="none" w:color="FFFFFF" w:sz="0"/>
-                    <w:right w:val="none" w:color="FFFFFF" w:sz="0"/>
-                  </w:tcBorders>
-                  <w:tcMar>
-                    <w:top w:type="dxa" w:w="14"/>
-                    <w:left w:type="dxa" w:w="60"/>
-                    <w:bottom w:type="dxa" w:w="14"/>
-                    <w:right w:type="dxa" w:w="60"/>
-                  </w:tcMar>
-                  <w:vAlign w:val="center"/>
-                </w:tcPr>
-                <w:p>
-                  <w:pPr>
-                    <w:spacing w:after="0" w:before="0" w:line="216"/>
-                    <w:jc w:val="left"/>
-                  </w:pPr>
+                    <w:t xml:space="preserve"> </w:t>
+                  </w:r>
                   <w:r>
                     <w:rPr>
                       <w:rFonts w:ascii="Calibri" w:cs="Calibri" w:eastAsia="Calibri" w:hAnsi="Calibri"/>
@@ -3445,463 +3398,8 @@
                       <w:sz w:val="16"/>
                       <w:szCs w:val="16"/>
                     </w:rPr>
-                    <w:t xml:space="preserve">4 pertemuan</w:t>
-                  </w:r>
-                </w:p>
-              </w:tc>
-              <w:tc>
-                <w:tcPr>
-                  <w:tcW w:type="dxa" w:w="400"/>
-                  <w:tcBorders>
-                    <w:top w:val="none" w:color="FFFFFF" w:sz="0"/>
-                    <w:left w:val="none" w:color="FFFFFF" w:sz="0"/>
-                    <w:bottom w:val="none" w:color="FFFFFF" w:sz="0"/>
-                    <w:right w:val="none" w:color="FFFFFF" w:sz="0"/>
-                  </w:tcBorders>
-                  <w:tcMar>
-                    <w:top w:type="dxa" w:w="14"/>
-                    <w:left w:type="dxa" w:w="60"/>
-                    <w:bottom w:type="dxa" w:w="14"/>
-                    <w:right w:type="dxa" w:w="60"/>
-                  </w:tcMar>
-                  <w:vAlign w:val="center"/>
-                </w:tcPr>
-                <w:p>
-                  <w:pPr>
-                    <w:spacing w:after="0" w:before="0" w:line="216"/>
-                    <w:jc w:val="left"/>
-                  </w:pPr>
-                  <w:r>
-                    <w:rPr>
-                      <w:rFonts w:ascii="Calibri" w:cs="Calibri" w:eastAsia="Calibri" w:hAnsi="Calibri"/>
-                      <w:sz w:val="16"/>
-                      <w:szCs w:val="16"/>
-                    </w:rPr>
-                    <w:t xml:space="preserve">Rp</w:t>
-                  </w:r>
-                </w:p>
-              </w:tc>
-              <w:tc>
-                <w:tcPr>
-                  <w:tcW w:type="dxa" w:w="1500"/>
-                  <w:tcBorders>
-                    <w:top w:val="none" w:color="FFFFFF" w:sz="0"/>
-                    <w:left w:val="none" w:color="FFFFFF" w:sz="0"/>
-                    <w:bottom w:val="none" w:color="FFFFFF" w:sz="0"/>
-                    <w:right w:val="none" w:color="FFFFFF" w:sz="0"/>
-                  </w:tcBorders>
-                  <w:tcMar>
-                    <w:top w:type="dxa" w:w="14"/>
-                    <w:left w:type="dxa" w:w="60"/>
-                    <w:bottom w:type="dxa" w:w="14"/>
-                    <w:right w:type="dxa" w:w="60"/>
-                  </w:tcMar>
-                  <w:vAlign w:val="center"/>
-                </w:tcPr>
-                <w:p>
-                  <w:pPr>
-                    <w:spacing w:after="0" w:before="0" w:line="216"/>
-                    <w:jc w:val="right"/>
-                  </w:pPr>
-                  <w:r>
-                    <w:rPr>
-                      <w:rFonts w:ascii="Calibri" w:cs="Calibri" w:eastAsia="Calibri" w:hAnsi="Calibri"/>
-                      <w:sz w:val="16"/>
-                      <w:szCs w:val="16"/>
-                    </w:rPr>
-                    <w:t xml:space="preserve">200.000</w:t>
-                  </w:r>
-                </w:p>
-              </w:tc>
-            </w:tr>
-            <w:tr>
-              <w:tc>
-                <w:tcPr>
-                  <w:tcW w:type="dxa" w:w="360"/>
-                  <w:tcBorders>
-                    <w:top w:val="none" w:color="FFFFFF" w:sz="0"/>
-                    <w:left w:val="none" w:color="FFFFFF" w:sz="0"/>
-                    <w:bottom w:val="none" w:color="FFFFFF" w:sz="0"/>
-                    <w:right w:val="none" w:color="FFFFFF" w:sz="0"/>
-                  </w:tcBorders>
-                  <w:tcMar>
-                    <w:top w:type="dxa" w:w="14"/>
-                    <w:left w:type="dxa" w:w="60"/>
-                    <w:bottom w:type="dxa" w:w="14"/>
-                    <w:right w:type="dxa" w:w="60"/>
-                  </w:tcMar>
-                  <w:vAlign w:val="center"/>
-                </w:tcPr>
-                <w:p>
-                  <w:pPr>
-                    <w:spacing w:after="0" w:before="0" w:line="216"/>
-                    <w:jc w:val="right"/>
-                  </w:pPr>
-                  <w:r>
-                    <w:rPr>
-                      <w:rFonts w:ascii="Calibri" w:cs="Calibri" w:eastAsia="Calibri" w:hAnsi="Calibri"/>
-                      <w:sz w:val="16"/>
-                      <w:szCs w:val="16"/>
-                    </w:rPr>
-                    <w:t xml:space="preserve">4.</w:t>
-                  </w:r>
-                </w:p>
-              </w:tc>
-              <w:tc>
-                <w:tcPr>
-                  <w:tcW w:type="dxa" w:w="2900"/>
-                  <w:tcBorders>
-                    <w:top w:val="none" w:color="FFFFFF" w:sz="0"/>
-                    <w:left w:val="none" w:color="FFFFFF" w:sz="0"/>
-                    <w:bottom w:val="none" w:color="FFFFFF" w:sz="0"/>
-                    <w:right w:val="none" w:color="FFFFFF" w:sz="0"/>
-                  </w:tcBorders>
-                  <w:tcMar>
-                    <w:top w:type="dxa" w:w="14"/>
-                    <w:left w:type="dxa" w:w="60"/>
-                    <w:bottom w:type="dxa" w:w="14"/>
-                    <w:right w:type="dxa" w:w="60"/>
-                  </w:tcMar>
-                  <w:vAlign w:val="center"/>
-                </w:tcPr>
-                <w:p>
-                  <w:pPr>
-                    <w:spacing w:after="0" w:before="0" w:line="216"/>
-                    <w:jc w:val="left"/>
-                  </w:pPr>
-                  <w:r>
-                    <w:rPr>
-                      <w:rFonts w:ascii="Calibri" w:cs="Calibri" w:eastAsia="Calibri" w:hAnsi="Calibri"/>
-                      <w:sz w:val="16"/>
-                      <w:szCs w:val="16"/>
-                    </w:rPr>
-                    <w:t xml:space="preserve">Transpor Pembimbing Tahfidz</w:t>
-                  </w:r>
-                </w:p>
-              </w:tc>
-              <w:tc>
-                <w:tcPr>
-                  <w:tcW w:type="dxa" w:w="2340"/>
-                  <w:tcBorders>
-                    <w:top w:val="none" w:color="FFFFFF" w:sz="0"/>
-                    <w:left w:val="none" w:color="FFFFFF" w:sz="0"/>
-                    <w:bottom w:val="none" w:color="FFFFFF" w:sz="0"/>
-                    <w:right w:val="none" w:color="FFFFFF" w:sz="0"/>
-                  </w:tcBorders>
-                  <w:tcMar>
-                    <w:top w:type="dxa" w:w="14"/>
-                    <w:left w:type="dxa" w:w="60"/>
-                    <w:bottom w:type="dxa" w:w="14"/>
-                    <w:right w:type="dxa" w:w="60"/>
-                  </w:tcMar>
-                  <w:vAlign w:val="center"/>
-                </w:tcPr>
-                <w:p>
-                  <w:pPr>
-                    <w:spacing w:after="0" w:before="0" w:line="216"/>
-                    <w:jc w:val="left"/>
-                  </w:pPr>
-                  <w:r>
-                    <w:rPr>
-                      <w:rFonts w:ascii="Calibri" w:cs="Calibri" w:eastAsia="Calibri" w:hAnsi="Calibri"/>
-                      <w:i/>
-                      <w:iCs/>
-                      <w:color w:val="595959"/>
-                      <w:sz w:val="16"/>
-                      <w:szCs w:val="16"/>
-                    </w:rPr>
-                    <w:t xml:space="preserve">0 pertemuan</w:t>
-                  </w:r>
-                </w:p>
-              </w:tc>
-              <w:tc>
-                <w:tcPr>
-                  <w:tcW w:type="dxa" w:w="400"/>
-                  <w:tcBorders>
-                    <w:top w:val="none" w:color="FFFFFF" w:sz="0"/>
-                    <w:left w:val="none" w:color="FFFFFF" w:sz="0"/>
-                    <w:bottom w:val="none" w:color="FFFFFF" w:sz="0"/>
-                    <w:right w:val="none" w:color="FFFFFF" w:sz="0"/>
-                  </w:tcBorders>
-                  <w:tcMar>
-                    <w:top w:type="dxa" w:w="14"/>
-                    <w:left w:type="dxa" w:w="60"/>
-                    <w:bottom w:type="dxa" w:w="14"/>
-                    <w:right w:type="dxa" w:w="60"/>
-                  </w:tcMar>
-                  <w:vAlign w:val="center"/>
-                </w:tcPr>
-                <w:p>
-                  <w:pPr>
-                    <w:spacing w:after="0" w:before="0" w:line="216"/>
-                    <w:jc w:val="left"/>
-                  </w:pPr>
-                  <w:r>
-                    <w:rPr>
-                      <w:rFonts w:ascii="Calibri" w:cs="Calibri" w:eastAsia="Calibri" w:hAnsi="Calibri"/>
-                      <w:sz w:val="16"/>
-                      <w:szCs w:val="16"/>
-                    </w:rPr>
-                    <w:t xml:space="preserve">Rp</w:t>
-                  </w:r>
-                </w:p>
-              </w:tc>
-              <w:tc>
-                <w:tcPr>
-                  <w:tcW w:type="dxa" w:w="1500"/>
-                  <w:tcBorders>
-                    <w:top w:val="none" w:color="FFFFFF" w:sz="0"/>
-                    <w:left w:val="none" w:color="FFFFFF" w:sz="0"/>
-                    <w:bottom w:val="none" w:color="FFFFFF" w:sz="0"/>
-                    <w:right w:val="none" w:color="FFFFFF" w:sz="0"/>
-                  </w:tcBorders>
-                  <w:tcMar>
-                    <w:top w:type="dxa" w:w="14"/>
-                    <w:left w:type="dxa" w:w="60"/>
-                    <w:bottom w:type="dxa" w:w="14"/>
-                    <w:right w:type="dxa" w:w="60"/>
-                  </w:tcMar>
-                  <w:vAlign w:val="center"/>
-                </w:tcPr>
-                <w:p>
-                  <w:pPr>
-                    <w:spacing w:after="0" w:before="0" w:line="216"/>
-                    <w:jc w:val="right"/>
-                  </w:pPr>
-                  <w:r>
-                    <w:rPr>
-                      <w:rFonts w:ascii="Calibri" w:cs="Calibri" w:eastAsia="Calibri" w:hAnsi="Calibri"/>
-                      <w:sz w:val="16"/>
-                      <w:szCs w:val="16"/>
-                    </w:rPr>
-                    <w:t xml:space="preserve">0</w:t>
-                  </w:r>
-                </w:p>
-              </w:tc>
-            </w:tr>
-            <w:tr>
-              <w:tc>
-                <w:tcPr>
-                  <w:tcW w:type="dxa" w:w="360"/>
-                  <w:tcBorders>
-                    <w:top w:val="none" w:color="FFFFFF" w:sz="0"/>
-                    <w:left w:val="none" w:color="FFFFFF" w:sz="0"/>
-                    <w:bottom w:val="none" w:color="FFFFFF" w:sz="0"/>
-                    <w:right w:val="none" w:color="FFFFFF" w:sz="0"/>
-                  </w:tcBorders>
-                  <w:tcMar>
-                    <w:top w:type="dxa" w:w="14"/>
-                    <w:left w:type="dxa" w:w="60"/>
-                    <w:bottom w:type="dxa" w:w="14"/>
-                    <w:right w:type="dxa" w:w="60"/>
-                  </w:tcMar>
-                  <w:vAlign w:val="center"/>
-                </w:tcPr>
-                <w:p>
-                  <w:pPr>
-                    <w:spacing w:after="0" w:before="0" w:line="216"/>
-                    <w:jc w:val="right"/>
-                  </w:pPr>
-                  <w:r>
-                    <w:rPr>
-                      <w:rFonts w:ascii="Calibri" w:cs="Calibri" w:eastAsia="Calibri" w:hAnsi="Calibri"/>
-                      <w:sz w:val="16"/>
-                      <w:szCs w:val="16"/>
-                    </w:rPr>
-                    <w:t xml:space="preserve">5.</w:t>
-                  </w:r>
-                </w:p>
-              </w:tc>
-              <w:tc>
-                <w:tcPr>
-                  <w:tcW w:type="dxa" w:w="2900"/>
-                  <w:tcBorders>
-                    <w:top w:val="none" w:color="FFFFFF" w:sz="0"/>
-                    <w:left w:val="none" w:color="FFFFFF" w:sz="0"/>
-                    <w:bottom w:val="none" w:color="FFFFFF" w:sz="0"/>
-                    <w:right w:val="none" w:color="FFFFFF" w:sz="0"/>
-                  </w:tcBorders>
-                  <w:tcMar>
-                    <w:top w:type="dxa" w:w="14"/>
-                    <w:left w:type="dxa" w:w="60"/>
-                    <w:bottom w:type="dxa" w:w="14"/>
-                    <w:right w:type="dxa" w:w="60"/>
-                  </w:tcMar>
-                  <w:vAlign w:val="center"/>
-                </w:tcPr>
-                <w:p>
-                  <w:pPr>
-                    <w:spacing w:after="0" w:before="0" w:line="216"/>
-                    <w:jc w:val="left"/>
-                  </w:pPr>
-                  <w:r>
-                    <w:rPr>
-                      <w:rFonts w:ascii="Calibri" w:cs="Calibri" w:eastAsia="Calibri" w:hAnsi="Calibri"/>
-                      <w:sz w:val="16"/>
-                      <w:szCs w:val="16"/>
-                    </w:rPr>
-                    <w:t xml:space="preserve">Kompensasi Piket Parkiran</w:t>
-                  </w:r>
-                </w:p>
-              </w:tc>
-              <w:tc>
-                <w:tcPr>
-                  <w:tcW w:type="dxa" w:w="2340"/>
-                  <w:tcBorders>
-                    <w:top w:val="none" w:color="FFFFFF" w:sz="0"/>
-                    <w:left w:val="none" w:color="FFFFFF" w:sz="0"/>
-                    <w:bottom w:val="none" w:color="FFFFFF" w:sz="0"/>
-                    <w:right w:val="none" w:color="FFFFFF" w:sz="0"/>
-                  </w:tcBorders>
-                  <w:tcMar>
-                    <w:top w:type="dxa" w:w="14"/>
-                    <w:left w:type="dxa" w:w="60"/>
-                    <w:bottom w:type="dxa" w:w="14"/>
-                    <w:right w:type="dxa" w:w="60"/>
-                  </w:tcMar>
-                  <w:vAlign w:val="center"/>
-                </w:tcPr>
-                <w:p>
-                  <w:pPr>
-                    <w:spacing w:after="0" w:before="0" w:line="216"/>
-                    <w:jc w:val="left"/>
-                  </w:pPr>
-                  <w:r>
-                    <w:rPr>
-                      <w:rFonts w:ascii="Calibri" w:cs="Calibri" w:eastAsia="Calibri" w:hAnsi="Calibri"/>
-                      <w:i/>
-                      <w:iCs/>
-                      <w:color w:val="595959"/>
-                      <w:sz w:val="16"/>
-                      <w:szCs w:val="16"/>
-                    </w:rPr>
-                    <w:t xml:space="preserve">0 hari jaga</w:t>
-                  </w:r>
-                </w:p>
-              </w:tc>
-              <w:tc>
-                <w:tcPr>
-                  <w:tcW w:type="dxa" w:w="400"/>
-                  <w:tcBorders>
-                    <w:top w:val="none" w:color="FFFFFF" w:sz="0"/>
-                    <w:left w:val="none" w:color="FFFFFF" w:sz="0"/>
-                    <w:bottom w:val="none" w:color="FFFFFF" w:sz="0"/>
-                    <w:right w:val="none" w:color="FFFFFF" w:sz="0"/>
-                  </w:tcBorders>
-                  <w:tcMar>
-                    <w:top w:type="dxa" w:w="14"/>
-                    <w:left w:type="dxa" w:w="60"/>
-                    <w:bottom w:type="dxa" w:w="14"/>
-                    <w:right w:type="dxa" w:w="60"/>
-                  </w:tcMar>
-                  <w:vAlign w:val="center"/>
-                </w:tcPr>
-                <w:p>
-                  <w:pPr>
-                    <w:spacing w:after="0" w:before="0" w:line="216"/>
-                    <w:jc w:val="left"/>
-                  </w:pPr>
-                  <w:r>
-                    <w:rPr>
-                      <w:rFonts w:ascii="Calibri" w:cs="Calibri" w:eastAsia="Calibri" w:hAnsi="Calibri"/>
-                      <w:sz w:val="16"/>
-                      <w:szCs w:val="16"/>
-                    </w:rPr>
-                    <w:t xml:space="preserve">Rp</w:t>
-                  </w:r>
-                </w:p>
-              </w:tc>
-              <w:tc>
-                <w:tcPr>
-                  <w:tcW w:type="dxa" w:w="1500"/>
-                  <w:tcBorders>
-                    <w:top w:val="none" w:color="FFFFFF" w:sz="0"/>
-                    <w:left w:val="none" w:color="FFFFFF" w:sz="0"/>
-                    <w:bottom w:val="none" w:color="FFFFFF" w:sz="0"/>
-                    <w:right w:val="none" w:color="FFFFFF" w:sz="0"/>
-                  </w:tcBorders>
-                  <w:tcMar>
-                    <w:top w:type="dxa" w:w="14"/>
-                    <w:left w:type="dxa" w:w="60"/>
-                    <w:bottom w:type="dxa" w:w="14"/>
-                    <w:right w:type="dxa" w:w="60"/>
-                  </w:tcMar>
-                  <w:vAlign w:val="center"/>
-                </w:tcPr>
-                <w:p>
-                  <w:pPr>
-                    <w:spacing w:after="0" w:before="0" w:line="216"/>
-                    <w:jc w:val="right"/>
-                  </w:pPr>
-                  <w:r>
-                    <w:rPr>
-                      <w:rFonts w:ascii="Calibri" w:cs="Calibri" w:eastAsia="Calibri" w:hAnsi="Calibri"/>
-                      <w:sz w:val="16"/>
-                      <w:szCs w:val="16"/>
-                    </w:rPr>
-                    <w:t xml:space="preserve">0</w:t>
-                  </w:r>
-                </w:p>
-              </w:tc>
-            </w:tr>
-            <w:tr>
-              <w:tc>
-                <w:tcPr>
-                  <w:tcW w:type="dxa" w:w="360"/>
-                  <w:tcBorders>
-                    <w:top w:val="none" w:color="FFFFFF" w:sz="0"/>
-                    <w:left w:val="none" w:color="FFFFFF" w:sz="0"/>
-                    <w:bottom w:val="single" w:color="BFBFBF" w:sz="4"/>
-                    <w:right w:val="none" w:color="FFFFFF" w:sz="0"/>
-                  </w:tcBorders>
-                  <w:shd w:fill="F2F2F2" w:color="auto" w:val="clear"/>
-                  <w:tcMar>
-                    <w:top w:type="dxa" w:w="14"/>
-                    <w:left w:type="dxa" w:w="60"/>
-                    <w:bottom w:type="dxa" w:w="14"/>
-                    <w:right w:type="dxa" w:w="60"/>
-                  </w:tcMar>
-                  <w:vAlign w:val="center"/>
-                </w:tcPr>
-                <w:p>
-                  <w:pPr>
-                    <w:spacing w:after="0" w:before="0" w:line="216"/>
-                    <w:jc w:val="left"/>
-                  </w:pPr>
-                  <w:r>
-                    <w:rPr>
-                      <w:rFonts w:ascii="Calibri" w:cs="Calibri" w:eastAsia="Calibri" w:hAnsi="Calibri"/>
-                      <w:sz w:val="16"/>
-                      <w:szCs w:val="16"/>
-                    </w:rPr>
-                    <w:t xml:space="preserve"/>
-                  </w:r>
-                </w:p>
-              </w:tc>
-              <w:tc>
-                <w:tcPr>
-                  <w:tcW w:type="dxa" w:w="5240"/>
-                  <w:gridSpan w:val="2"/>
-                  <w:tcBorders>
-                    <w:top w:val="none" w:color="FFFFFF" w:sz="0"/>
-                    <w:left w:val="none" w:color="FFFFFF" w:sz="0"/>
-                    <w:bottom w:val="single" w:color="BFBFBF" w:sz="4"/>
-                    <w:right w:val="none" w:color="FFFFFF" w:sz="0"/>
-                  </w:tcBorders>
-                  <w:shd w:fill="F2F2F2" w:color="auto" w:val="clear"/>
-                  <w:tcMar>
-                    <w:top w:type="dxa" w:w="14"/>
-                    <w:left w:type="dxa" w:w="60"/>
-                    <w:bottom w:type="dxa" w:w="14"/>
-                    <w:right w:type="dxa" w:w="60"/>
-                  </w:tcMar>
-                  <w:vAlign w:val="center"/>
-                </w:tcPr>
-                <w:p>
-                  <w:pPr>
-                    <w:spacing w:after="0" w:before="0" w:line="216"/>
-                    <w:jc w:val="left"/>
-                  </w:pPr>
+                    <w:t xml:space="preserve">(kehadiran </w:t>
+                  </w:r>
                   <w:r>
                     <w:rPr>
                       <w:rFonts w:ascii="Calibri" w:cs="Calibri" w:eastAsia="Calibri" w:hAnsi="Calibri"/>
@@ -3909,6 +3407,859 @@
                       <w:bCs/>
                       <w:i/>
                       <w:iCs/>
+                      <w:color w:val="595959"/>
+                      <w:sz w:val="16"/>
+                      <w:szCs w:val="16"/>
+                    </w:rPr>
+                    <w:t xml:space="preserve">80,00%</w:t>
+                  </w:r>
+                  <w:r>
+                    <w:rPr>
+                      <w:rFonts w:ascii="Calibri" w:cs="Calibri" w:eastAsia="Calibri" w:hAnsi="Calibri"/>
+                      <w:i/>
+                      <w:iCs/>
+                      <w:color w:val="595959"/>
+                      <w:sz w:val="16"/>
+                      <w:szCs w:val="16"/>
+                    </w:rPr>
+                    <w:t xml:space="preserve">)</w:t>
+                  </w:r>
+                </w:p>
+              </w:tc>
+              <w:tc>
+                <w:tcPr>
+                  <w:tcW w:type="dxa" w:w="400"/>
+                  <w:tcBorders>
+                    <w:top w:val="none" w:color="FFFFFF" w:sz="0"/>
+                    <w:left w:val="none" w:color="FFFFFF" w:sz="0"/>
+                    <w:bottom w:val="none" w:color="FFFFFF" w:sz="0"/>
+                    <w:right w:val="none" w:color="FFFFFF" w:sz="0"/>
+                  </w:tcBorders>
+                  <w:tcMar>
+                    <w:top w:type="dxa" w:w="14"/>
+                    <w:left w:type="dxa" w:w="60"/>
+                    <w:bottom w:type="dxa" w:w="14"/>
+                    <w:right w:type="dxa" w:w="60"/>
+                  </w:tcMar>
+                  <w:vAlign w:val="center"/>
+                </w:tcPr>
+                <w:p>
+                  <w:pPr>
+                    <w:spacing w:after="0" w:before="0" w:line="216"/>
+                    <w:jc w:val="left"/>
+                  </w:pPr>
+                  <w:r>
+                    <w:rPr>
+                      <w:rFonts w:ascii="Calibri" w:cs="Calibri" w:eastAsia="Calibri" w:hAnsi="Calibri"/>
+                      <w:sz w:val="16"/>
+                      <w:szCs w:val="16"/>
+                    </w:rPr>
+                    <w:t xml:space="preserve">Rp</w:t>
+                  </w:r>
+                </w:p>
+              </w:tc>
+              <w:tc>
+                <w:tcPr>
+                  <w:tcW w:type="dxa" w:w="1500"/>
+                  <w:tcBorders>
+                    <w:top w:val="none" w:color="FFFFFF" w:sz="0"/>
+                    <w:left w:val="none" w:color="FFFFFF" w:sz="0"/>
+                    <w:bottom w:val="none" w:color="FFFFFF" w:sz="0"/>
+                    <w:right w:val="none" w:color="FFFFFF" w:sz="0"/>
+                  </w:tcBorders>
+                  <w:tcMar>
+                    <w:top w:type="dxa" w:w="14"/>
+                    <w:left w:type="dxa" w:w="60"/>
+                    <w:bottom w:type="dxa" w:w="14"/>
+                    <w:right w:type="dxa" w:w="60"/>
+                  </w:tcMar>
+                  <w:vAlign w:val="center"/>
+                </w:tcPr>
+                <w:p>
+                  <w:pPr>
+                    <w:spacing w:after="0" w:before="0" w:line="216"/>
+                    <w:jc w:val="right"/>
+                  </w:pPr>
+                  <w:r>
+                    <w:rPr>
+                      <w:rFonts w:ascii="Calibri" w:cs="Calibri" w:eastAsia="Calibri" w:hAnsi="Calibri"/>
+                      <w:sz w:val="16"/>
+                      <w:szCs w:val="16"/>
+                    </w:rPr>
+                    <w:t xml:space="preserve">120.000</w:t>
+                  </w:r>
+                </w:p>
+              </w:tc>
+            </w:tr>
+            <w:tr>
+              <w:tc>
+                <w:tcPr>
+                  <w:tcW w:type="dxa" w:w="360"/>
+                  <w:tcBorders>
+                    <w:top w:val="none" w:color="FFFFFF" w:sz="0"/>
+                    <w:left w:val="none" w:color="FFFFFF" w:sz="0"/>
+                    <w:bottom w:val="none" w:color="FFFFFF" w:sz="0"/>
+                    <w:right w:val="none" w:color="FFFFFF" w:sz="0"/>
+                  </w:tcBorders>
+                  <w:tcMar>
+                    <w:top w:type="dxa" w:w="14"/>
+                    <w:left w:type="dxa" w:w="60"/>
+                    <w:bottom w:type="dxa" w:w="14"/>
+                    <w:right w:type="dxa" w:w="60"/>
+                  </w:tcMar>
+                  <w:vAlign w:val="center"/>
+                </w:tcPr>
+                <w:p>
+                  <w:pPr>
+                    <w:spacing w:after="0" w:before="0" w:line="216"/>
+                    <w:jc w:val="right"/>
+                  </w:pPr>
+                  <w:r>
+                    <w:rPr>
+                      <w:rFonts w:ascii="Calibri" w:cs="Calibri" w:eastAsia="Calibri" w:hAnsi="Calibri"/>
+                      <w:sz w:val="16"/>
+                      <w:szCs w:val="16"/>
+                    </w:rPr>
+                    <w:t xml:space="preserve">2.</w:t>
+                  </w:r>
+                </w:p>
+              </w:tc>
+              <w:tc>
+                <w:tcPr>
+                  <w:tcW w:type="dxa" w:w="2900"/>
+                  <w:tcBorders>
+                    <w:top w:val="none" w:color="FFFFFF" w:sz="0"/>
+                    <w:left w:val="none" w:color="FFFFFF" w:sz="0"/>
+                    <w:bottom w:val="none" w:color="FFFFFF" w:sz="0"/>
+                    <w:right w:val="none" w:color="FFFFFF" w:sz="0"/>
+                  </w:tcBorders>
+                  <w:tcMar>
+                    <w:top w:type="dxa" w:w="14"/>
+                    <w:left w:type="dxa" w:w="60"/>
+                    <w:bottom w:type="dxa" w:w="14"/>
+                    <w:right w:type="dxa" w:w="60"/>
+                  </w:tcMar>
+                  <w:vAlign w:val="center"/>
+                </w:tcPr>
+                <w:p>
+                  <w:pPr>
+                    <w:spacing w:after="0" w:before="0" w:line="216"/>
+                    <w:jc w:val="left"/>
+                  </w:pPr>
+                  <w:r>
+                    <w:rPr>
+                      <w:rFonts w:ascii="Calibri" w:cs="Calibri" w:eastAsia="Calibri" w:hAnsi="Calibri"/>
+                      <w:sz w:val="16"/>
+                      <w:szCs w:val="16"/>
+                    </w:rPr>
+                    <w:t xml:space="preserve">Transpor Guru Pengganti</w:t>
+                  </w:r>
+                </w:p>
+              </w:tc>
+              <w:tc>
+                <w:tcPr>
+                  <w:tcW w:type="dxa" w:w="2340"/>
+                  <w:tcBorders>
+                    <w:top w:val="none" w:color="FFFFFF" w:sz="0"/>
+                    <w:left w:val="none" w:color="FFFFFF" w:sz="0"/>
+                    <w:bottom w:val="none" w:color="FFFFFF" w:sz="0"/>
+                    <w:right w:val="none" w:color="FFFFFF" w:sz="0"/>
+                  </w:tcBorders>
+                  <w:tcMar>
+                    <w:top w:type="dxa" w:w="14"/>
+                    <w:left w:type="dxa" w:w="60"/>
+                    <w:bottom w:type="dxa" w:w="14"/>
+                    <w:right w:type="dxa" w:w="60"/>
+                  </w:tcMar>
+                  <w:vAlign w:val="center"/>
+                </w:tcPr>
+                <w:p>
+                  <w:pPr>
+                    <w:spacing w:after="0" w:before="0" w:line="216"/>
+                    <w:jc w:val="left"/>
+                  </w:pPr>
+                  <w:r>
+                    <w:rPr>
+                      <w:rFonts w:ascii="Calibri" w:cs="Calibri" w:eastAsia="Calibri" w:hAnsi="Calibri"/>
+                      <w:i/>
+                      <w:iCs/>
+                      <w:color w:val="595959"/>
+                      <w:sz w:val="16"/>
+                      <w:szCs w:val="16"/>
+                    </w:rPr>
+                    <w:t xml:space="preserve">GT 3 · PT 2 · Inf 0 jam</w:t>
+                  </w:r>
+                  <w:r>
+                    <w:rPr>
+                      <w:rFonts w:ascii="Calibri" w:cs="Calibri" w:eastAsia="Calibri" w:hAnsi="Calibri"/>
+                      <w:i/>
+                      <w:iCs/>
+                      <w:color w:val="595959"/>
+                      <w:sz w:val="16"/>
+                      <w:szCs w:val="16"/>
+                    </w:rPr>
+                    <w:t xml:space="preserve"> </w:t>
+                  </w:r>
+                </w:p>
+              </w:tc>
+              <w:tc>
+                <w:tcPr>
+                  <w:tcW w:type="dxa" w:w="400"/>
+                  <w:tcBorders>
+                    <w:top w:val="none" w:color="FFFFFF" w:sz="0"/>
+                    <w:left w:val="none" w:color="FFFFFF" w:sz="0"/>
+                    <w:bottom w:val="none" w:color="FFFFFF" w:sz="0"/>
+                    <w:right w:val="none" w:color="FFFFFF" w:sz="0"/>
+                  </w:tcBorders>
+                  <w:tcMar>
+                    <w:top w:type="dxa" w:w="14"/>
+                    <w:left w:type="dxa" w:w="60"/>
+                    <w:bottom w:type="dxa" w:w="14"/>
+                    <w:right w:type="dxa" w:w="60"/>
+                  </w:tcMar>
+                  <w:vAlign w:val="center"/>
+                </w:tcPr>
+                <w:p>
+                  <w:pPr>
+                    <w:spacing w:after="0" w:before="0" w:line="216"/>
+                    <w:jc w:val="left"/>
+                  </w:pPr>
+                  <w:r>
+                    <w:rPr>
+                      <w:rFonts w:ascii="Calibri" w:cs="Calibri" w:eastAsia="Calibri" w:hAnsi="Calibri"/>
+                      <w:sz w:val="16"/>
+                      <w:szCs w:val="16"/>
+                    </w:rPr>
+                    <w:t xml:space="preserve">Rp</w:t>
+                  </w:r>
+                </w:p>
+              </w:tc>
+              <w:tc>
+                <w:tcPr>
+                  <w:tcW w:type="dxa" w:w="1500"/>
+                  <w:tcBorders>
+                    <w:top w:val="none" w:color="FFFFFF" w:sz="0"/>
+                    <w:left w:val="none" w:color="FFFFFF" w:sz="0"/>
+                    <w:bottom w:val="none" w:color="FFFFFF" w:sz="0"/>
+                    <w:right w:val="none" w:color="FFFFFF" w:sz="0"/>
+                  </w:tcBorders>
+                  <w:tcMar>
+                    <w:top w:type="dxa" w:w="14"/>
+                    <w:left w:type="dxa" w:w="60"/>
+                    <w:bottom w:type="dxa" w:w="14"/>
+                    <w:right w:type="dxa" w:w="60"/>
+                  </w:tcMar>
+                  <w:vAlign w:val="center"/>
+                </w:tcPr>
+                <w:p>
+                  <w:pPr>
+                    <w:spacing w:after="0" w:before="0" w:line="216"/>
+                    <w:jc w:val="right"/>
+                  </w:pPr>
+                  <w:r>
+                    <w:rPr>
+                      <w:rFonts w:ascii="Calibri" w:cs="Calibri" w:eastAsia="Calibri" w:hAnsi="Calibri"/>
+                      <w:sz w:val="16"/>
+                      <w:szCs w:val="16"/>
+                    </w:rPr>
+                    <w:t xml:space="preserve">75.000</w:t>
+                  </w:r>
+                </w:p>
+              </w:tc>
+            </w:tr>
+            <w:tr>
+              <w:tc>
+                <w:tcPr>
+                  <w:tcW w:type="dxa" w:w="360"/>
+                  <w:tcBorders>
+                    <w:top w:val="none" w:color="FFFFFF" w:sz="0"/>
+                    <w:left w:val="none" w:color="FFFFFF" w:sz="0"/>
+                    <w:bottom w:val="none" w:color="FFFFFF" w:sz="0"/>
+                    <w:right w:val="none" w:color="FFFFFF" w:sz="0"/>
+                  </w:tcBorders>
+                  <w:tcMar>
+                    <w:top w:type="dxa" w:w="14"/>
+                    <w:left w:type="dxa" w:w="60"/>
+                    <w:bottom w:type="dxa" w:w="14"/>
+                    <w:right w:type="dxa" w:w="60"/>
+                  </w:tcMar>
+                  <w:vAlign w:val="center"/>
+                </w:tcPr>
+                <w:p>
+                  <w:pPr>
+                    <w:spacing w:after="0" w:before="0" w:line="216"/>
+                    <w:jc w:val="right"/>
+                  </w:pPr>
+                  <w:r>
+                    <w:rPr>
+                      <w:rFonts w:ascii="Calibri" w:cs="Calibri" w:eastAsia="Calibri" w:hAnsi="Calibri"/>
+                      <w:sz w:val="16"/>
+                      <w:szCs w:val="16"/>
+                    </w:rPr>
+                    <w:t xml:space="preserve">3.</w:t>
+                  </w:r>
+                </w:p>
+              </w:tc>
+              <w:tc>
+                <w:tcPr>
+                  <w:tcW w:type="dxa" w:w="2900"/>
+                  <w:tcBorders>
+                    <w:top w:val="none" w:color="FFFFFF" w:sz="0"/>
+                    <w:left w:val="none" w:color="FFFFFF" w:sz="0"/>
+                    <w:bottom w:val="none" w:color="FFFFFF" w:sz="0"/>
+                    <w:right w:val="none" w:color="FFFFFF" w:sz="0"/>
+                  </w:tcBorders>
+                  <w:tcMar>
+                    <w:top w:type="dxa" w:w="14"/>
+                    <w:left w:type="dxa" w:w="60"/>
+                    <w:bottom w:type="dxa" w:w="14"/>
+                    <w:right w:type="dxa" w:w="60"/>
+                  </w:tcMar>
+                  <w:vAlign w:val="center"/>
+                </w:tcPr>
+                <w:p>
+                  <w:pPr>
+                    <w:spacing w:after="0" w:before="0" w:line="216"/>
+                    <w:jc w:val="left"/>
+                  </w:pPr>
+                  <w:r>
+                    <w:rPr>
+                      <w:rFonts w:ascii="Calibri" w:cs="Calibri" w:eastAsia="Calibri" w:hAnsi="Calibri"/>
+                      <w:sz w:val="16"/>
+                      <w:szCs w:val="16"/>
+                    </w:rPr>
+                    <w:t xml:space="preserve">Transpor Pembina Ekstrakurikuler</w:t>
+                  </w:r>
+                </w:p>
+              </w:tc>
+              <w:tc>
+                <w:tcPr>
+                  <w:tcW w:type="dxa" w:w="2340"/>
+                  <w:tcBorders>
+                    <w:top w:val="none" w:color="FFFFFF" w:sz="0"/>
+                    <w:left w:val="none" w:color="FFFFFF" w:sz="0"/>
+                    <w:bottom w:val="none" w:color="FFFFFF" w:sz="0"/>
+                    <w:right w:val="none" w:color="FFFFFF" w:sz="0"/>
+                  </w:tcBorders>
+                  <w:tcMar>
+                    <w:top w:type="dxa" w:w="14"/>
+                    <w:left w:type="dxa" w:w="60"/>
+                    <w:bottom w:type="dxa" w:w="14"/>
+                    <w:right w:type="dxa" w:w="60"/>
+                  </w:tcMar>
+                  <w:vAlign w:val="center"/>
+                </w:tcPr>
+                <w:p>
+                  <w:pPr>
+                    <w:spacing w:after="0" w:before="0" w:line="216"/>
+                    <w:jc w:val="left"/>
+                  </w:pPr>
+                  <w:r>
+                    <w:rPr>
+                      <w:rFonts w:ascii="Calibri" w:cs="Calibri" w:eastAsia="Calibri" w:hAnsi="Calibri"/>
+                      <w:i/>
+                      <w:iCs/>
+                      <w:color w:val="595959"/>
+                      <w:sz w:val="16"/>
+                      <w:szCs w:val="16"/>
+                    </w:rPr>
+                    <w:t xml:space="preserve">4 pertemuan</w:t>
+                  </w:r>
+                  <w:r>
+                    <w:rPr>
+                      <w:rFonts w:ascii="Calibri" w:cs="Calibri" w:eastAsia="Calibri" w:hAnsi="Calibri"/>
+                      <w:i/>
+                      <w:iCs/>
+                      <w:color w:val="595959"/>
+                      <w:sz w:val="16"/>
+                      <w:szCs w:val="16"/>
+                    </w:rPr>
+                    <w:t xml:space="preserve"> </w:t>
+                  </w:r>
+                </w:p>
+              </w:tc>
+              <w:tc>
+                <w:tcPr>
+                  <w:tcW w:type="dxa" w:w="400"/>
+                  <w:tcBorders>
+                    <w:top w:val="none" w:color="FFFFFF" w:sz="0"/>
+                    <w:left w:val="none" w:color="FFFFFF" w:sz="0"/>
+                    <w:bottom w:val="none" w:color="FFFFFF" w:sz="0"/>
+                    <w:right w:val="none" w:color="FFFFFF" w:sz="0"/>
+                  </w:tcBorders>
+                  <w:tcMar>
+                    <w:top w:type="dxa" w:w="14"/>
+                    <w:left w:type="dxa" w:w="60"/>
+                    <w:bottom w:type="dxa" w:w="14"/>
+                    <w:right w:type="dxa" w:w="60"/>
+                  </w:tcMar>
+                  <w:vAlign w:val="center"/>
+                </w:tcPr>
+                <w:p>
+                  <w:pPr>
+                    <w:spacing w:after="0" w:before="0" w:line="216"/>
+                    <w:jc w:val="left"/>
+                  </w:pPr>
+                  <w:r>
+                    <w:rPr>
+                      <w:rFonts w:ascii="Calibri" w:cs="Calibri" w:eastAsia="Calibri" w:hAnsi="Calibri"/>
+                      <w:sz w:val="16"/>
+                      <w:szCs w:val="16"/>
+                    </w:rPr>
+                    <w:t xml:space="preserve">Rp</w:t>
+                  </w:r>
+                </w:p>
+              </w:tc>
+              <w:tc>
+                <w:tcPr>
+                  <w:tcW w:type="dxa" w:w="1500"/>
+                  <w:tcBorders>
+                    <w:top w:val="none" w:color="FFFFFF" w:sz="0"/>
+                    <w:left w:val="none" w:color="FFFFFF" w:sz="0"/>
+                    <w:bottom w:val="none" w:color="FFFFFF" w:sz="0"/>
+                    <w:right w:val="none" w:color="FFFFFF" w:sz="0"/>
+                  </w:tcBorders>
+                  <w:tcMar>
+                    <w:top w:type="dxa" w:w="14"/>
+                    <w:left w:type="dxa" w:w="60"/>
+                    <w:bottom w:type="dxa" w:w="14"/>
+                    <w:right w:type="dxa" w:w="60"/>
+                  </w:tcMar>
+                  <w:vAlign w:val="center"/>
+                </w:tcPr>
+                <w:p>
+                  <w:pPr>
+                    <w:spacing w:after="0" w:before="0" w:line="216"/>
+                    <w:jc w:val="right"/>
+                  </w:pPr>
+                  <w:r>
+                    <w:rPr>
+                      <w:rFonts w:ascii="Calibri" w:cs="Calibri" w:eastAsia="Calibri" w:hAnsi="Calibri"/>
+                      <w:sz w:val="16"/>
+                      <w:szCs w:val="16"/>
+                    </w:rPr>
+                    <w:t xml:space="preserve">200.000</w:t>
+                  </w:r>
+                </w:p>
+              </w:tc>
+            </w:tr>
+            <w:tr>
+              <w:tc>
+                <w:tcPr>
+                  <w:tcW w:type="dxa" w:w="360"/>
+                  <w:tcBorders>
+                    <w:top w:val="none" w:color="FFFFFF" w:sz="0"/>
+                    <w:left w:val="none" w:color="FFFFFF" w:sz="0"/>
+                    <w:bottom w:val="none" w:color="FFFFFF" w:sz="0"/>
+                    <w:right w:val="none" w:color="FFFFFF" w:sz="0"/>
+                  </w:tcBorders>
+                  <w:tcMar>
+                    <w:top w:type="dxa" w:w="14"/>
+                    <w:left w:type="dxa" w:w="60"/>
+                    <w:bottom w:type="dxa" w:w="14"/>
+                    <w:right w:type="dxa" w:w="60"/>
+                  </w:tcMar>
+                  <w:vAlign w:val="center"/>
+                </w:tcPr>
+                <w:p>
+                  <w:pPr>
+                    <w:spacing w:after="0" w:before="0" w:line="216"/>
+                    <w:jc w:val="right"/>
+                  </w:pPr>
+                  <w:r>
+                    <w:rPr>
+                      <w:rFonts w:ascii="Calibri" w:cs="Calibri" w:eastAsia="Calibri" w:hAnsi="Calibri"/>
+                      <w:sz w:val="16"/>
+                      <w:szCs w:val="16"/>
+                    </w:rPr>
+                    <w:t xml:space="preserve">4.</w:t>
+                  </w:r>
+                </w:p>
+              </w:tc>
+              <w:tc>
+                <w:tcPr>
+                  <w:tcW w:type="dxa" w:w="2900"/>
+                  <w:tcBorders>
+                    <w:top w:val="none" w:color="FFFFFF" w:sz="0"/>
+                    <w:left w:val="none" w:color="FFFFFF" w:sz="0"/>
+                    <w:bottom w:val="none" w:color="FFFFFF" w:sz="0"/>
+                    <w:right w:val="none" w:color="FFFFFF" w:sz="0"/>
+                  </w:tcBorders>
+                  <w:tcMar>
+                    <w:top w:type="dxa" w:w="14"/>
+                    <w:left w:type="dxa" w:w="60"/>
+                    <w:bottom w:type="dxa" w:w="14"/>
+                    <w:right w:type="dxa" w:w="60"/>
+                  </w:tcMar>
+                  <w:vAlign w:val="center"/>
+                </w:tcPr>
+                <w:p>
+                  <w:pPr>
+                    <w:spacing w:after="0" w:before="0" w:line="216"/>
+                    <w:jc w:val="left"/>
+                  </w:pPr>
+                  <w:r>
+                    <w:rPr>
+                      <w:rFonts w:ascii="Calibri" w:cs="Calibri" w:eastAsia="Calibri" w:hAnsi="Calibri"/>
+                      <w:sz w:val="16"/>
+                      <w:szCs w:val="16"/>
+                    </w:rPr>
+                    <w:t xml:space="preserve">Transpor Pembimbing Tahfidz</w:t>
+                  </w:r>
+                </w:p>
+              </w:tc>
+              <w:tc>
+                <w:tcPr>
+                  <w:tcW w:type="dxa" w:w="2340"/>
+                  <w:tcBorders>
+                    <w:top w:val="none" w:color="FFFFFF" w:sz="0"/>
+                    <w:left w:val="none" w:color="FFFFFF" w:sz="0"/>
+                    <w:bottom w:val="none" w:color="FFFFFF" w:sz="0"/>
+                    <w:right w:val="none" w:color="FFFFFF" w:sz="0"/>
+                  </w:tcBorders>
+                  <w:tcMar>
+                    <w:top w:type="dxa" w:w="14"/>
+                    <w:left w:type="dxa" w:w="60"/>
+                    <w:bottom w:type="dxa" w:w="14"/>
+                    <w:right w:type="dxa" w:w="60"/>
+                  </w:tcMar>
+                  <w:vAlign w:val="center"/>
+                </w:tcPr>
+                <w:p>
+                  <w:pPr>
+                    <w:spacing w:after="0" w:before="0" w:line="216"/>
+                    <w:jc w:val="left"/>
+                  </w:pPr>
+                  <w:r>
+                    <w:rPr>
+                      <w:rFonts w:ascii="Calibri" w:cs="Calibri" w:eastAsia="Calibri" w:hAnsi="Calibri"/>
+                      <w:i/>
+                      <w:iCs/>
+                      <w:color w:val="595959"/>
+                      <w:sz w:val="16"/>
+                      <w:szCs w:val="16"/>
+                    </w:rPr>
+                    <w:t xml:space="preserve">0 pertemuan</w:t>
+                  </w:r>
+                  <w:r>
+                    <w:rPr>
+                      <w:rFonts w:ascii="Calibri" w:cs="Calibri" w:eastAsia="Calibri" w:hAnsi="Calibri"/>
+                      <w:i/>
+                      <w:iCs/>
+                      <w:color w:val="595959"/>
+                      <w:sz w:val="16"/>
+                      <w:szCs w:val="16"/>
+                    </w:rPr>
+                    <w:t xml:space="preserve"> </w:t>
+                  </w:r>
+                </w:p>
+              </w:tc>
+              <w:tc>
+                <w:tcPr>
+                  <w:tcW w:type="dxa" w:w="400"/>
+                  <w:tcBorders>
+                    <w:top w:val="none" w:color="FFFFFF" w:sz="0"/>
+                    <w:left w:val="none" w:color="FFFFFF" w:sz="0"/>
+                    <w:bottom w:val="none" w:color="FFFFFF" w:sz="0"/>
+                    <w:right w:val="none" w:color="FFFFFF" w:sz="0"/>
+                  </w:tcBorders>
+                  <w:tcMar>
+                    <w:top w:type="dxa" w:w="14"/>
+                    <w:left w:type="dxa" w:w="60"/>
+                    <w:bottom w:type="dxa" w:w="14"/>
+                    <w:right w:type="dxa" w:w="60"/>
+                  </w:tcMar>
+                  <w:vAlign w:val="center"/>
+                </w:tcPr>
+                <w:p>
+                  <w:pPr>
+                    <w:spacing w:after="0" w:before="0" w:line="216"/>
+                    <w:jc w:val="left"/>
+                  </w:pPr>
+                  <w:r>
+                    <w:rPr>
+                      <w:rFonts w:ascii="Calibri" w:cs="Calibri" w:eastAsia="Calibri" w:hAnsi="Calibri"/>
+                      <w:sz w:val="16"/>
+                      <w:szCs w:val="16"/>
+                    </w:rPr>
+                    <w:t xml:space="preserve">Rp</w:t>
+                  </w:r>
+                </w:p>
+              </w:tc>
+              <w:tc>
+                <w:tcPr>
+                  <w:tcW w:type="dxa" w:w="1500"/>
+                  <w:tcBorders>
+                    <w:top w:val="none" w:color="FFFFFF" w:sz="0"/>
+                    <w:left w:val="none" w:color="FFFFFF" w:sz="0"/>
+                    <w:bottom w:val="none" w:color="FFFFFF" w:sz="0"/>
+                    <w:right w:val="none" w:color="FFFFFF" w:sz="0"/>
+                  </w:tcBorders>
+                  <w:tcMar>
+                    <w:top w:type="dxa" w:w="14"/>
+                    <w:left w:type="dxa" w:w="60"/>
+                    <w:bottom w:type="dxa" w:w="14"/>
+                    <w:right w:type="dxa" w:w="60"/>
+                  </w:tcMar>
+                  <w:vAlign w:val="center"/>
+                </w:tcPr>
+                <w:p>
+                  <w:pPr>
+                    <w:spacing w:after="0" w:before="0" w:line="216"/>
+                    <w:jc w:val="right"/>
+                  </w:pPr>
+                  <w:r>
+                    <w:rPr>
+                      <w:rFonts w:ascii="Calibri" w:cs="Calibri" w:eastAsia="Calibri" w:hAnsi="Calibri"/>
+                      <w:sz w:val="16"/>
+                      <w:szCs w:val="16"/>
+                    </w:rPr>
+                    <w:t xml:space="preserve">0</w:t>
+                  </w:r>
+                </w:p>
+              </w:tc>
+            </w:tr>
+            <w:tr>
+              <w:tc>
+                <w:tcPr>
+                  <w:tcW w:type="dxa" w:w="360"/>
+                  <w:tcBorders>
+                    <w:top w:val="none" w:color="FFFFFF" w:sz="0"/>
+                    <w:left w:val="none" w:color="FFFFFF" w:sz="0"/>
+                    <w:bottom w:val="none" w:color="FFFFFF" w:sz="0"/>
+                    <w:right w:val="none" w:color="FFFFFF" w:sz="0"/>
+                  </w:tcBorders>
+                  <w:tcMar>
+                    <w:top w:type="dxa" w:w="14"/>
+                    <w:left w:type="dxa" w:w="60"/>
+                    <w:bottom w:type="dxa" w:w="14"/>
+                    <w:right w:type="dxa" w:w="60"/>
+                  </w:tcMar>
+                  <w:vAlign w:val="center"/>
+                </w:tcPr>
+                <w:p>
+                  <w:pPr>
+                    <w:spacing w:after="0" w:before="0" w:line="216"/>
+                    <w:jc w:val="right"/>
+                  </w:pPr>
+                  <w:r>
+                    <w:rPr>
+                      <w:rFonts w:ascii="Calibri" w:cs="Calibri" w:eastAsia="Calibri" w:hAnsi="Calibri"/>
+                      <w:sz w:val="16"/>
+                      <w:szCs w:val="16"/>
+                    </w:rPr>
+                    <w:t xml:space="preserve">5.</w:t>
+                  </w:r>
+                </w:p>
+              </w:tc>
+              <w:tc>
+                <w:tcPr>
+                  <w:tcW w:type="dxa" w:w="2900"/>
+                  <w:tcBorders>
+                    <w:top w:val="none" w:color="FFFFFF" w:sz="0"/>
+                    <w:left w:val="none" w:color="FFFFFF" w:sz="0"/>
+                    <w:bottom w:val="none" w:color="FFFFFF" w:sz="0"/>
+                    <w:right w:val="none" w:color="FFFFFF" w:sz="0"/>
+                  </w:tcBorders>
+                  <w:tcMar>
+                    <w:top w:type="dxa" w:w="14"/>
+                    <w:left w:type="dxa" w:w="60"/>
+                    <w:bottom w:type="dxa" w:w="14"/>
+                    <w:right w:type="dxa" w:w="60"/>
+                  </w:tcMar>
+                  <w:vAlign w:val="center"/>
+                </w:tcPr>
+                <w:p>
+                  <w:pPr>
+                    <w:spacing w:after="0" w:before="0" w:line="216"/>
+                    <w:jc w:val="left"/>
+                  </w:pPr>
+                  <w:r>
+                    <w:rPr>
+                      <w:rFonts w:ascii="Calibri" w:cs="Calibri" w:eastAsia="Calibri" w:hAnsi="Calibri"/>
+                      <w:sz w:val="16"/>
+                      <w:szCs w:val="16"/>
+                    </w:rPr>
+                    <w:t xml:space="preserve">Kompensasi Piket Parkiran</w:t>
+                  </w:r>
+                </w:p>
+              </w:tc>
+              <w:tc>
+                <w:tcPr>
+                  <w:tcW w:type="dxa" w:w="2340"/>
+                  <w:tcBorders>
+                    <w:top w:val="none" w:color="FFFFFF" w:sz="0"/>
+                    <w:left w:val="none" w:color="FFFFFF" w:sz="0"/>
+                    <w:bottom w:val="none" w:color="FFFFFF" w:sz="0"/>
+                    <w:right w:val="none" w:color="FFFFFF" w:sz="0"/>
+                  </w:tcBorders>
+                  <w:tcMar>
+                    <w:top w:type="dxa" w:w="14"/>
+                    <w:left w:type="dxa" w:w="60"/>
+                    <w:bottom w:type="dxa" w:w="14"/>
+                    <w:right w:type="dxa" w:w="60"/>
+                  </w:tcMar>
+                  <w:vAlign w:val="center"/>
+                </w:tcPr>
+                <w:p>
+                  <w:pPr>
+                    <w:spacing w:after="0" w:before="0" w:line="216"/>
+                    <w:jc w:val="left"/>
+                  </w:pPr>
+                  <w:r>
+                    <w:rPr>
+                      <w:rFonts w:ascii="Calibri" w:cs="Calibri" w:eastAsia="Calibri" w:hAnsi="Calibri"/>
+                      <w:i/>
+                      <w:iCs/>
+                      <w:color w:val="595959"/>
+                      <w:sz w:val="16"/>
+                      <w:szCs w:val="16"/>
+                    </w:rPr>
+                    <w:t xml:space="preserve">0 hari jaga</w:t>
+                  </w:r>
+                  <w:r>
+                    <w:rPr>
+                      <w:rFonts w:ascii="Calibri" w:cs="Calibri" w:eastAsia="Calibri" w:hAnsi="Calibri"/>
+                      <w:i/>
+                      <w:iCs/>
+                      <w:color w:val="595959"/>
+                      <w:sz w:val="16"/>
+                      <w:szCs w:val="16"/>
+                    </w:rPr>
+                    <w:t xml:space="preserve"> </w:t>
+                  </w:r>
+                </w:p>
+              </w:tc>
+              <w:tc>
+                <w:tcPr>
+                  <w:tcW w:type="dxa" w:w="400"/>
+                  <w:tcBorders>
+                    <w:top w:val="none" w:color="FFFFFF" w:sz="0"/>
+                    <w:left w:val="none" w:color="FFFFFF" w:sz="0"/>
+                    <w:bottom w:val="none" w:color="FFFFFF" w:sz="0"/>
+                    <w:right w:val="none" w:color="FFFFFF" w:sz="0"/>
+                  </w:tcBorders>
+                  <w:tcMar>
+                    <w:top w:type="dxa" w:w="14"/>
+                    <w:left w:type="dxa" w:w="60"/>
+                    <w:bottom w:type="dxa" w:w="14"/>
+                    <w:right w:type="dxa" w:w="60"/>
+                  </w:tcMar>
+                  <w:vAlign w:val="center"/>
+                </w:tcPr>
+                <w:p>
+                  <w:pPr>
+                    <w:spacing w:after="0" w:before="0" w:line="216"/>
+                    <w:jc w:val="left"/>
+                  </w:pPr>
+                  <w:r>
+                    <w:rPr>
+                      <w:rFonts w:ascii="Calibri" w:cs="Calibri" w:eastAsia="Calibri" w:hAnsi="Calibri"/>
+                      <w:sz w:val="16"/>
+                      <w:szCs w:val="16"/>
+                    </w:rPr>
+                    <w:t xml:space="preserve">Rp</w:t>
+                  </w:r>
+                </w:p>
+              </w:tc>
+              <w:tc>
+                <w:tcPr>
+                  <w:tcW w:type="dxa" w:w="1500"/>
+                  <w:tcBorders>
+                    <w:top w:val="none" w:color="FFFFFF" w:sz="0"/>
+                    <w:left w:val="none" w:color="FFFFFF" w:sz="0"/>
+                    <w:bottom w:val="none" w:color="FFFFFF" w:sz="0"/>
+                    <w:right w:val="none" w:color="FFFFFF" w:sz="0"/>
+                  </w:tcBorders>
+                  <w:tcMar>
+                    <w:top w:type="dxa" w:w="14"/>
+                    <w:left w:type="dxa" w:w="60"/>
+                    <w:bottom w:type="dxa" w:w="14"/>
+                    <w:right w:type="dxa" w:w="60"/>
+                  </w:tcMar>
+                  <w:vAlign w:val="center"/>
+                </w:tcPr>
+                <w:p>
+                  <w:pPr>
+                    <w:spacing w:after="0" w:before="0" w:line="216"/>
+                    <w:jc w:val="right"/>
+                  </w:pPr>
+                  <w:r>
+                    <w:rPr>
+                      <w:rFonts w:ascii="Calibri" w:cs="Calibri" w:eastAsia="Calibri" w:hAnsi="Calibri"/>
+                      <w:sz w:val="16"/>
+                      <w:szCs w:val="16"/>
+                    </w:rPr>
+                    <w:t xml:space="preserve">0</w:t>
+                  </w:r>
+                </w:p>
+              </w:tc>
+            </w:tr>
+            <w:tr>
+              <w:tc>
+                <w:tcPr>
+                  <w:tcW w:type="dxa" w:w="360"/>
+                  <w:tcBorders>
+                    <w:top w:val="none" w:color="FFFFFF" w:sz="0"/>
+                    <w:left w:val="none" w:color="FFFFFF" w:sz="0"/>
+                    <w:bottom w:val="single" w:color="BFBFBF" w:sz="4"/>
+                    <w:right w:val="none" w:color="FFFFFF" w:sz="0"/>
+                  </w:tcBorders>
+                  <w:shd w:fill="F2F2F2" w:color="auto" w:val="clear"/>
+                  <w:tcMar>
+                    <w:top w:type="dxa" w:w="14"/>
+                    <w:left w:type="dxa" w:w="60"/>
+                    <w:bottom w:type="dxa" w:w="14"/>
+                    <w:right w:type="dxa" w:w="60"/>
+                  </w:tcMar>
+                  <w:vAlign w:val="center"/>
+                </w:tcPr>
+                <w:p>
+                  <w:pPr>
+                    <w:spacing w:after="0" w:before="0" w:line="216"/>
+                    <w:jc w:val="left"/>
+                  </w:pPr>
+                  <w:r>
+                    <w:rPr>
+                      <w:rFonts w:ascii="Calibri" w:cs="Calibri" w:eastAsia="Calibri" w:hAnsi="Calibri"/>
+                      <w:sz w:val="16"/>
+                      <w:szCs w:val="16"/>
+                    </w:rPr>
+                    <w:t xml:space="preserve"/>
+                  </w:r>
+                </w:p>
+              </w:tc>
+              <w:tc>
+                <w:tcPr>
+                  <w:tcW w:type="dxa" w:w="5240"/>
+                  <w:gridSpan w:val="2"/>
+                  <w:tcBorders>
+                    <w:top w:val="none" w:color="FFFFFF" w:sz="0"/>
+                    <w:left w:val="none" w:color="FFFFFF" w:sz="0"/>
+                    <w:bottom w:val="single" w:color="BFBFBF" w:sz="4"/>
+                    <w:right w:val="none" w:color="FFFFFF" w:sz="0"/>
+                  </w:tcBorders>
+                  <w:shd w:fill="F2F2F2" w:color="auto" w:val="clear"/>
+                  <w:tcMar>
+                    <w:top w:type="dxa" w:w="14"/>
+                    <w:left w:type="dxa" w:w="60"/>
+                    <w:bottom w:type="dxa" w:w="14"/>
+                    <w:right w:type="dxa" w:w="60"/>
+                  </w:tcMar>
+                  <w:vAlign w:val="center"/>
+                </w:tcPr>
+                <w:p>
+                  <w:pPr>
+                    <w:spacing w:after="0" w:before="0" w:line="216"/>
+                    <w:jc w:val="left"/>
+                  </w:pPr>
+                  <w:r>
+                    <w:rPr>
+                      <w:rFonts w:ascii="Calibri" w:cs="Calibri" w:eastAsia="Calibri" w:hAnsi="Calibri"/>
+                      <w:b/>
+                      <w:bCs/>
+                      <w:i/>
+                      <w:iCs/>
                       <w:sz w:val="16"/>
                       <w:szCs w:val="16"/>
                     </w:rPr>
@@ -4160,160 +4511,6 @@
                     </w:rPr>
                     <w:t xml:space="preserve">BPJS Kesehatan</w:t>
                   </w:r>
-                </w:p>
-              </w:tc>
-              <w:tc>
-                <w:tcPr>
-                  <w:tcW w:type="dxa" w:w="400"/>
-                  <w:tcBorders>
-                    <w:top w:val="none" w:color="FFFFFF" w:sz="0"/>
-                    <w:left w:val="none" w:color="FFFFFF" w:sz="0"/>
-                    <w:bottom w:val="none" w:color="FFFFFF" w:sz="0"/>
-                    <w:right w:val="none" w:color="FFFFFF" w:sz="0"/>
-                  </w:tcBorders>
-                  <w:tcMar>
-                    <w:top w:type="dxa" w:w="14"/>
-                    <w:left w:type="dxa" w:w="60"/>
-                    <w:bottom w:type="dxa" w:w="14"/>
-                    <w:right w:type="dxa" w:w="60"/>
-                  </w:tcMar>
-                  <w:vAlign w:val="center"/>
-                </w:tcPr>
-                <w:p>
-                  <w:pPr>
-                    <w:spacing w:after="0" w:before="0" w:line="216"/>
-                    <w:jc w:val="left"/>
-                  </w:pPr>
-                  <w:r>
-                    <w:rPr>
-                      <w:rFonts w:ascii="Calibri" w:cs="Calibri" w:eastAsia="Calibri" w:hAnsi="Calibri"/>
-                      <w:sz w:val="16"/>
-                      <w:szCs w:val="16"/>
-                    </w:rPr>
-                    <w:t xml:space="preserve">Rp</w:t>
-                  </w:r>
-                </w:p>
-              </w:tc>
-              <w:tc>
-                <w:tcPr>
-                  <w:tcW w:type="dxa" w:w="1500"/>
-                  <w:tcBorders>
-                    <w:top w:val="none" w:color="FFFFFF" w:sz="0"/>
-                    <w:left w:val="none" w:color="FFFFFF" w:sz="0"/>
-                    <w:bottom w:val="none" w:color="FFFFFF" w:sz="0"/>
-                    <w:right w:val="none" w:color="FFFFFF" w:sz="0"/>
-                  </w:tcBorders>
-                  <w:tcMar>
-                    <w:top w:type="dxa" w:w="14"/>
-                    <w:left w:type="dxa" w:w="60"/>
-                    <w:bottom w:type="dxa" w:w="14"/>
-                    <w:right w:type="dxa" w:w="60"/>
-                  </w:tcMar>
-                  <w:vAlign w:val="center"/>
-                </w:tcPr>
-                <w:p>
-                  <w:pPr>
-                    <w:spacing w:after="0" w:before="0" w:line="216"/>
-                    <w:jc w:val="right"/>
-                  </w:pPr>
-                  <w:r>
-                    <w:rPr>
-                      <w:rFonts w:ascii="Calibri" w:cs="Calibri" w:eastAsia="Calibri" w:hAnsi="Calibri"/>
-                      <w:sz w:val="16"/>
-                      <w:szCs w:val="16"/>
-                    </w:rPr>
-                    <w:t xml:space="preserve">150.000</w:t>
-                  </w:r>
-                </w:p>
-              </w:tc>
-            </w:tr>
-            <w:tr>
-              <w:tc>
-                <w:tcPr>
-                  <w:tcW w:type="dxa" w:w="360"/>
-                  <w:tcBorders>
-                    <w:top w:val="none" w:color="FFFFFF" w:sz="0"/>
-                    <w:left w:val="none" w:color="FFFFFF" w:sz="0"/>
-                    <w:bottom w:val="none" w:color="FFFFFF" w:sz="0"/>
-                    <w:right w:val="none" w:color="FFFFFF" w:sz="0"/>
-                  </w:tcBorders>
-                  <w:tcMar>
-                    <w:top w:type="dxa" w:w="14"/>
-                    <w:left w:type="dxa" w:w="60"/>
-                    <w:bottom w:type="dxa" w:w="14"/>
-                    <w:right w:type="dxa" w:w="60"/>
-                  </w:tcMar>
-                  <w:vAlign w:val="center"/>
-                </w:tcPr>
-                <w:p>
-                  <w:pPr>
-                    <w:spacing w:after="0" w:before="0" w:line="216"/>
-                    <w:jc w:val="right"/>
-                  </w:pPr>
-                  <w:r>
-                    <w:rPr>
-                      <w:rFonts w:ascii="Calibri" w:cs="Calibri" w:eastAsia="Calibri" w:hAnsi="Calibri"/>
-                      <w:sz w:val="16"/>
-                      <w:szCs w:val="16"/>
-                    </w:rPr>
-                    <w:t xml:space="preserve">2.</w:t>
-                  </w:r>
-                </w:p>
-              </w:tc>
-              <w:tc>
-                <w:tcPr>
-                  <w:tcW w:type="dxa" w:w="2900"/>
-                  <w:tcBorders>
-                    <w:top w:val="none" w:color="FFFFFF" w:sz="0"/>
-                    <w:left w:val="none" w:color="FFFFFF" w:sz="0"/>
-                    <w:bottom w:val="none" w:color="FFFFFF" w:sz="0"/>
-                    <w:right w:val="none" w:color="FFFFFF" w:sz="0"/>
-                  </w:tcBorders>
-                  <w:tcMar>
-                    <w:top w:type="dxa" w:w="14"/>
-                    <w:left w:type="dxa" w:w="60"/>
-                    <w:bottom w:type="dxa" w:w="14"/>
-                    <w:right w:type="dxa" w:w="60"/>
-                  </w:tcMar>
-                  <w:vAlign w:val="center"/>
-                </w:tcPr>
-                <w:p>
-                  <w:pPr>
-                    <w:spacing w:after="0" w:before="0" w:line="216"/>
-                    <w:jc w:val="left"/>
-                  </w:pPr>
-                  <w:r>
-                    <w:rPr>
-                      <w:rFonts w:ascii="Calibri" w:cs="Calibri" w:eastAsia="Calibri" w:hAnsi="Calibri"/>
-                      <w:sz w:val="16"/>
-                      <w:szCs w:val="16"/>
-                    </w:rPr>
-                    <w:t xml:space="preserve">Tunjangan Ketenagakerjaan (TuKerja)</w:t>
-                  </w:r>
-                </w:p>
-              </w:tc>
-              <w:tc>
-                <w:tcPr>
-                  <w:tcW w:type="dxa" w:w="2340"/>
-                  <w:tcBorders>
-                    <w:top w:val="none" w:color="FFFFFF" w:sz="0"/>
-                    <w:left w:val="none" w:color="FFFFFF" w:sz="0"/>
-                    <w:bottom w:val="none" w:color="FFFFFF" w:sz="0"/>
-                    <w:right w:val="none" w:color="FFFFFF" w:sz="0"/>
-                  </w:tcBorders>
-                  <w:tcMar>
-                    <w:top w:type="dxa" w:w="14"/>
-                    <w:left w:type="dxa" w:w="60"/>
-                    <w:bottom w:type="dxa" w:w="14"/>
-                    <w:right w:type="dxa" w:w="60"/>
-                  </w:tcMar>
-                  <w:vAlign w:val="center"/>
-                </w:tcPr>
-                <w:p>
-                  <w:pPr>
-                    <w:spacing w:after="0" w:before="0" w:line="216"/>
-                    <w:jc w:val="left"/>
-                  </w:pPr>
                   <w:r>
                     <w:rPr>
                       <w:rFonts w:ascii="Calibri" w:cs="Calibri" w:eastAsia="Calibri" w:hAnsi="Calibri"/>
@@ -4323,7 +4520,183 @@
                       <w:sz w:val="16"/>
                       <w:szCs w:val="16"/>
                     </w:rPr>
+                    <w:t xml:space="preserve"> </w:t>
+                  </w:r>
+                </w:p>
+              </w:tc>
+              <w:tc>
+                <w:tcPr>
+                  <w:tcW w:type="dxa" w:w="400"/>
+                  <w:tcBorders>
+                    <w:top w:val="none" w:color="FFFFFF" w:sz="0"/>
+                    <w:left w:val="none" w:color="FFFFFF" w:sz="0"/>
+                    <w:bottom w:val="none" w:color="FFFFFF" w:sz="0"/>
+                    <w:right w:val="none" w:color="FFFFFF" w:sz="0"/>
+                  </w:tcBorders>
+                  <w:tcMar>
+                    <w:top w:type="dxa" w:w="14"/>
+                    <w:left w:type="dxa" w:w="60"/>
+                    <w:bottom w:type="dxa" w:w="14"/>
+                    <w:right w:type="dxa" w:w="60"/>
+                  </w:tcMar>
+                  <w:vAlign w:val="center"/>
+                </w:tcPr>
+                <w:p>
+                  <w:pPr>
+                    <w:spacing w:after="0" w:before="0" w:line="216"/>
+                    <w:jc w:val="left"/>
+                  </w:pPr>
+                  <w:r>
+                    <w:rPr>
+                      <w:rFonts w:ascii="Calibri" w:cs="Calibri" w:eastAsia="Calibri" w:hAnsi="Calibri"/>
+                      <w:sz w:val="16"/>
+                      <w:szCs w:val="16"/>
+                    </w:rPr>
+                    <w:t xml:space="preserve">Rp</w:t>
+                  </w:r>
+                </w:p>
+              </w:tc>
+              <w:tc>
+                <w:tcPr>
+                  <w:tcW w:type="dxa" w:w="1500"/>
+                  <w:tcBorders>
+                    <w:top w:val="none" w:color="FFFFFF" w:sz="0"/>
+                    <w:left w:val="none" w:color="FFFFFF" w:sz="0"/>
+                    <w:bottom w:val="none" w:color="FFFFFF" w:sz="0"/>
+                    <w:right w:val="none" w:color="FFFFFF" w:sz="0"/>
+                  </w:tcBorders>
+                  <w:tcMar>
+                    <w:top w:type="dxa" w:w="14"/>
+                    <w:left w:type="dxa" w:w="60"/>
+                    <w:bottom w:type="dxa" w:w="14"/>
+                    <w:right w:type="dxa" w:w="60"/>
+                  </w:tcMar>
+                  <w:vAlign w:val="center"/>
+                </w:tcPr>
+                <w:p>
+                  <w:pPr>
+                    <w:spacing w:after="0" w:before="0" w:line="216"/>
+                    <w:jc w:val="right"/>
+                  </w:pPr>
+                  <w:r>
+                    <w:rPr>
+                      <w:rFonts w:ascii="Calibri" w:cs="Calibri" w:eastAsia="Calibri" w:hAnsi="Calibri"/>
+                      <w:sz w:val="16"/>
+                      <w:szCs w:val="16"/>
+                    </w:rPr>
+                    <w:t xml:space="preserve">150.000</w:t>
+                  </w:r>
+                </w:p>
+              </w:tc>
+            </w:tr>
+            <w:tr>
+              <w:tc>
+                <w:tcPr>
+                  <w:tcW w:type="dxa" w:w="360"/>
+                  <w:tcBorders>
+                    <w:top w:val="none" w:color="FFFFFF" w:sz="0"/>
+                    <w:left w:val="none" w:color="FFFFFF" w:sz="0"/>
+                    <w:bottom w:val="none" w:color="FFFFFF" w:sz="0"/>
+                    <w:right w:val="none" w:color="FFFFFF" w:sz="0"/>
+                  </w:tcBorders>
+                  <w:tcMar>
+                    <w:top w:type="dxa" w:w="14"/>
+                    <w:left w:type="dxa" w:w="60"/>
+                    <w:bottom w:type="dxa" w:w="14"/>
+                    <w:right w:type="dxa" w:w="60"/>
+                  </w:tcMar>
+                  <w:vAlign w:val="center"/>
+                </w:tcPr>
+                <w:p>
+                  <w:pPr>
+                    <w:spacing w:after="0" w:before="0" w:line="216"/>
+                    <w:jc w:val="right"/>
+                  </w:pPr>
+                  <w:r>
+                    <w:rPr>
+                      <w:rFonts w:ascii="Calibri" w:cs="Calibri" w:eastAsia="Calibri" w:hAnsi="Calibri"/>
+                      <w:sz w:val="16"/>
+                      <w:szCs w:val="16"/>
+                    </w:rPr>
+                    <w:t xml:space="preserve">2.</w:t>
+                  </w:r>
+                </w:p>
+              </w:tc>
+              <w:tc>
+                <w:tcPr>
+                  <w:tcW w:type="dxa" w:w="2900"/>
+                  <w:tcBorders>
+                    <w:top w:val="none" w:color="FFFFFF" w:sz="0"/>
+                    <w:left w:val="none" w:color="FFFFFF" w:sz="0"/>
+                    <w:bottom w:val="none" w:color="FFFFFF" w:sz="0"/>
+                    <w:right w:val="none" w:color="FFFFFF" w:sz="0"/>
+                  </w:tcBorders>
+                  <w:tcMar>
+                    <w:top w:type="dxa" w:w="14"/>
+                    <w:left w:type="dxa" w:w="60"/>
+                    <w:bottom w:type="dxa" w:w="14"/>
+                    <w:right w:type="dxa" w:w="60"/>
+                  </w:tcMar>
+                  <w:vAlign w:val="center"/>
+                </w:tcPr>
+                <w:p>
+                  <w:pPr>
+                    <w:spacing w:after="0" w:before="0" w:line="216"/>
+                    <w:jc w:val="left"/>
+                  </w:pPr>
+                  <w:r>
+                    <w:rPr>
+                      <w:rFonts w:ascii="Calibri" w:cs="Calibri" w:eastAsia="Calibri" w:hAnsi="Calibri"/>
+                      <w:sz w:val="16"/>
+                      <w:szCs w:val="16"/>
+                    </w:rPr>
+                    <w:t xml:space="preserve">Tunjangan Ketenagakerjaan (TuKerja)</w:t>
+                  </w:r>
+                </w:p>
+              </w:tc>
+              <w:tc>
+                <w:tcPr>
+                  <w:tcW w:type="dxa" w:w="2340"/>
+                  <w:tcBorders>
+                    <w:top w:val="none" w:color="FFFFFF" w:sz="0"/>
+                    <w:left w:val="none" w:color="FFFFFF" w:sz="0"/>
+                    <w:bottom w:val="none" w:color="FFFFFF" w:sz="0"/>
+                    <w:right w:val="none" w:color="FFFFFF" w:sz="0"/>
+                  </w:tcBorders>
+                  <w:tcMar>
+                    <w:top w:type="dxa" w:w="14"/>
+                    <w:left w:type="dxa" w:w="60"/>
+                    <w:bottom w:type="dxa" w:w="14"/>
+                    <w:right w:type="dxa" w:w="60"/>
+                  </w:tcMar>
+                  <w:vAlign w:val="center"/>
+                </w:tcPr>
+                <w:p>
+                  <w:pPr>
+                    <w:spacing w:after="0" w:before="0" w:line="216"/>
+                    <w:jc w:val="left"/>
+                  </w:pPr>
+                  <w:r>
+                    <w:rPr>
+                      <w:rFonts w:ascii="Calibri" w:cs="Calibri" w:eastAsia="Calibri" w:hAnsi="Calibri"/>
+                      <w:i/>
+                      <w:iCs/>
+                      <w:color w:val="595959"/>
+                      <w:sz w:val="16"/>
+                      <w:szCs w:val="16"/>
+                    </w:rPr>
                     <w:t xml:space="preserve">DPLK BJB</w:t>
+                  </w:r>
+                  <w:r>
+                    <w:rPr>
+                      <w:rFonts w:ascii="Calibri" w:cs="Calibri" w:eastAsia="Calibri" w:hAnsi="Calibri"/>
+                      <w:i/>
+                      <w:iCs/>
+                      <w:color w:val="595959"/>
+                      <w:sz w:val="16"/>
+                      <w:szCs w:val="16"/>
+                    </w:rPr>
+                    <w:t xml:space="preserve"> </w:t>
                   </w:r>
                 </w:p>
               </w:tc>
@@ -4854,160 +5227,6 @@
                     </w:rPr>
                     <w:t xml:space="preserve">TuSehat &amp; TuKerja</w:t>
                   </w:r>
-                </w:p>
-              </w:tc>
-              <w:tc>
-                <w:tcPr>
-                  <w:tcW w:type="dxa" w:w="400"/>
-                  <w:tcBorders>
-                    <w:top w:val="none" w:color="FFFFFF" w:sz="0"/>
-                    <w:left w:val="none" w:color="FFFFFF" w:sz="0"/>
-                    <w:bottom w:val="none" w:color="FFFFFF" w:sz="0"/>
-                    <w:right w:val="none" w:color="FFFFFF" w:sz="0"/>
-                  </w:tcBorders>
-                  <w:tcMar>
-                    <w:top w:type="dxa" w:w="14"/>
-                    <w:left w:type="dxa" w:w="60"/>
-                    <w:bottom w:type="dxa" w:w="14"/>
-                    <w:right w:type="dxa" w:w="60"/>
-                  </w:tcMar>
-                  <w:vAlign w:val="center"/>
-                </w:tcPr>
-                <w:p>
-                  <w:pPr>
-                    <w:spacing w:after="0" w:before="0" w:line="216"/>
-                    <w:jc w:val="left"/>
-                  </w:pPr>
-                  <w:r>
-                    <w:rPr>
-                      <w:rFonts w:ascii="Calibri" w:cs="Calibri" w:eastAsia="Calibri" w:hAnsi="Calibri"/>
-                      <w:sz w:val="16"/>
-                      <w:szCs w:val="16"/>
-                    </w:rPr>
-                    <w:t xml:space="preserve">Rp</w:t>
-                  </w:r>
-                </w:p>
-              </w:tc>
-              <w:tc>
-                <w:tcPr>
-                  <w:tcW w:type="dxa" w:w="1500"/>
-                  <w:tcBorders>
-                    <w:top w:val="none" w:color="FFFFFF" w:sz="0"/>
-                    <w:left w:val="none" w:color="FFFFFF" w:sz="0"/>
-                    <w:bottom w:val="none" w:color="FFFFFF" w:sz="0"/>
-                    <w:right w:val="none" w:color="FFFFFF" w:sz="0"/>
-                  </w:tcBorders>
-                  <w:tcMar>
-                    <w:top w:type="dxa" w:w="14"/>
-                    <w:left w:type="dxa" w:w="60"/>
-                    <w:bottom w:type="dxa" w:w="14"/>
-                    <w:right w:type="dxa" w:w="60"/>
-                  </w:tcMar>
-                  <w:vAlign w:val="center"/>
-                </w:tcPr>
-                <w:p>
-                  <w:pPr>
-                    <w:spacing w:after="0" w:before="0" w:line="216"/>
-                    <w:jc w:val="right"/>
-                  </w:pPr>
-                  <w:r>
-                    <w:rPr>
-                      <w:rFonts w:ascii="Calibri" w:cs="Calibri" w:eastAsia="Calibri" w:hAnsi="Calibri"/>
-                      <w:sz w:val="16"/>
-                      <w:szCs w:val="16"/>
-                    </w:rPr>
-                    <w:t xml:space="preserve">37.500</w:t>
-                  </w:r>
-                </w:p>
-              </w:tc>
-            </w:tr>
-            <w:tr>
-              <w:tc>
-                <w:tcPr>
-                  <w:tcW w:type="dxa" w:w="360"/>
-                  <w:tcBorders>
-                    <w:top w:val="none" w:color="FFFFFF" w:sz="0"/>
-                    <w:left w:val="none" w:color="FFFFFF" w:sz="0"/>
-                    <w:bottom w:val="none" w:color="FFFFFF" w:sz="0"/>
-                    <w:right w:val="none" w:color="FFFFFF" w:sz="0"/>
-                  </w:tcBorders>
-                  <w:tcMar>
-                    <w:top w:type="dxa" w:w="14"/>
-                    <w:left w:type="dxa" w:w="60"/>
-                    <w:bottom w:type="dxa" w:w="14"/>
-                    <w:right w:type="dxa" w:w="60"/>
-                  </w:tcMar>
-                  <w:vAlign w:val="center"/>
-                </w:tcPr>
-                <w:p>
-                  <w:pPr>
-                    <w:spacing w:after="0" w:before="0" w:line="216"/>
-                    <w:jc w:val="right"/>
-                  </w:pPr>
-                  <w:r>
-                    <w:rPr>
-                      <w:rFonts w:ascii="Calibri" w:cs="Calibri" w:eastAsia="Calibri" w:hAnsi="Calibri"/>
-                      <w:sz w:val="16"/>
-                      <w:szCs w:val="16"/>
-                    </w:rPr>
-                    <w:t xml:space="preserve">2.</w:t>
-                  </w:r>
-                </w:p>
-              </w:tc>
-              <w:tc>
-                <w:tcPr>
-                  <w:tcW w:type="dxa" w:w="2900"/>
-                  <w:tcBorders>
-                    <w:top w:val="none" w:color="FFFFFF" w:sz="0"/>
-                    <w:left w:val="none" w:color="FFFFFF" w:sz="0"/>
-                    <w:bottom w:val="none" w:color="FFFFFF" w:sz="0"/>
-                    <w:right w:val="none" w:color="FFFFFF" w:sz="0"/>
-                  </w:tcBorders>
-                  <w:tcMar>
-                    <w:top w:type="dxa" w:w="14"/>
-                    <w:left w:type="dxa" w:w="60"/>
-                    <w:bottom w:type="dxa" w:w="14"/>
-                    <w:right w:type="dxa" w:w="60"/>
-                  </w:tcMar>
-                  <w:vAlign w:val="center"/>
-                </w:tcPr>
-                <w:p>
-                  <w:pPr>
-                    <w:spacing w:after="0" w:before="0" w:line="216"/>
-                    <w:jc w:val="left"/>
-                  </w:pPr>
-                  <w:r>
-                    <w:rPr>
-                      <w:rFonts w:ascii="Calibri" w:cs="Calibri" w:eastAsia="Calibri" w:hAnsi="Calibri"/>
-                      <w:sz w:val="16"/>
-                      <w:szCs w:val="16"/>
-                    </w:rPr>
-                    <w:t xml:space="preserve">Potongan Koperasi</w:t>
-                  </w:r>
-                </w:p>
-              </w:tc>
-              <w:tc>
-                <w:tcPr>
-                  <w:tcW w:type="dxa" w:w="2340"/>
-                  <w:tcBorders>
-                    <w:top w:val="none" w:color="FFFFFF" w:sz="0"/>
-                    <w:left w:val="none" w:color="FFFFFF" w:sz="0"/>
-                    <w:bottom w:val="none" w:color="FFFFFF" w:sz="0"/>
-                    <w:right w:val="none" w:color="FFFFFF" w:sz="0"/>
-                  </w:tcBorders>
-                  <w:tcMar>
-                    <w:top w:type="dxa" w:w="14"/>
-                    <w:left w:type="dxa" w:w="60"/>
-                    <w:bottom w:type="dxa" w:w="14"/>
-                    <w:right w:type="dxa" w:w="60"/>
-                  </w:tcMar>
-                  <w:vAlign w:val="center"/>
-                </w:tcPr>
-                <w:p>
-                  <w:pPr>
-                    <w:spacing w:after="0" w:before="0" w:line="216"/>
-                    <w:jc w:val="left"/>
-                  </w:pPr>
                   <w:r>
                     <w:rPr>
                       <w:rFonts w:ascii="Calibri" w:cs="Calibri" w:eastAsia="Calibri" w:hAnsi="Calibri"/>
@@ -5017,7 +5236,7 @@
                       <w:sz w:val="16"/>
                       <w:szCs w:val="16"/>
                     </w:rPr>
-                    <w:t xml:space="preserve">Iuran anggota / cicilan</w:t>
+                    <w:t xml:space="preserve"> </w:t>
                   </w:r>
                 </w:p>
               </w:tc>
@@ -5081,7 +5300,7 @@
                       <w:sz w:val="16"/>
                       <w:szCs w:val="16"/>
                     </w:rPr>
-                    <w:t xml:space="preserve">50.000</w:t>
+                    <w:t xml:space="preserve">37.500</w:t>
                   </w:r>
                 </w:p>
               </w:tc>
@@ -5115,7 +5334,7 @@
                       <w:sz w:val="16"/>
                       <w:szCs w:val="16"/>
                     </w:rPr>
-                    <w:t xml:space="preserve">3.</w:t>
+                    <w:t xml:space="preserve">2.</w:t>
                   </w:r>
                 </w:p>
               </w:tc>
@@ -5147,7 +5366,7 @@
                       <w:sz w:val="16"/>
                       <w:szCs w:val="16"/>
                     </w:rPr>
-                    <w:t xml:space="preserve">Potongan Lain-lain</w:t>
+                    <w:t xml:space="preserve">Potongan Koperasi</w:t>
                   </w:r>
                 </w:p>
               </w:tc>
@@ -5182,7 +5401,194 @@
                       <w:sz w:val="16"/>
                       <w:szCs w:val="16"/>
                     </w:rPr>
+                    <w:t xml:space="preserve">Iuran anggota / cicilan</w:t>
+                  </w:r>
+                  <w:r>
+                    <w:rPr>
+                      <w:rFonts w:ascii="Calibri" w:cs="Calibri" w:eastAsia="Calibri" w:hAnsi="Calibri"/>
+                      <w:i/>
+                      <w:iCs/>
+                      <w:color w:val="595959"/>
+                      <w:sz w:val="16"/>
+                      <w:szCs w:val="16"/>
+                    </w:rPr>
+                    <w:t xml:space="preserve"> </w:t>
+                  </w:r>
+                </w:p>
+              </w:tc>
+              <w:tc>
+                <w:tcPr>
+                  <w:tcW w:type="dxa" w:w="400"/>
+                  <w:tcBorders>
+                    <w:top w:val="none" w:color="FFFFFF" w:sz="0"/>
+                    <w:left w:val="none" w:color="FFFFFF" w:sz="0"/>
+                    <w:bottom w:val="none" w:color="FFFFFF" w:sz="0"/>
+                    <w:right w:val="none" w:color="FFFFFF" w:sz="0"/>
+                  </w:tcBorders>
+                  <w:tcMar>
+                    <w:top w:type="dxa" w:w="14"/>
+                    <w:left w:type="dxa" w:w="60"/>
+                    <w:bottom w:type="dxa" w:w="14"/>
+                    <w:right w:type="dxa" w:w="60"/>
+                  </w:tcMar>
+                  <w:vAlign w:val="center"/>
+                </w:tcPr>
+                <w:p>
+                  <w:pPr>
+                    <w:spacing w:after="0" w:before="0" w:line="216"/>
+                    <w:jc w:val="left"/>
+                  </w:pPr>
+                  <w:r>
+                    <w:rPr>
+                      <w:rFonts w:ascii="Calibri" w:cs="Calibri" w:eastAsia="Calibri" w:hAnsi="Calibri"/>
+                      <w:sz w:val="16"/>
+                      <w:szCs w:val="16"/>
+                    </w:rPr>
+                    <w:t xml:space="preserve">Rp</w:t>
+                  </w:r>
+                </w:p>
+              </w:tc>
+              <w:tc>
+                <w:tcPr>
+                  <w:tcW w:type="dxa" w:w="1500"/>
+                  <w:tcBorders>
+                    <w:top w:val="none" w:color="FFFFFF" w:sz="0"/>
+                    <w:left w:val="none" w:color="FFFFFF" w:sz="0"/>
+                    <w:bottom w:val="none" w:color="FFFFFF" w:sz="0"/>
+                    <w:right w:val="none" w:color="FFFFFF" w:sz="0"/>
+                  </w:tcBorders>
+                  <w:tcMar>
+                    <w:top w:type="dxa" w:w="14"/>
+                    <w:left w:type="dxa" w:w="60"/>
+                    <w:bottom w:type="dxa" w:w="14"/>
+                    <w:right w:type="dxa" w:w="60"/>
+                  </w:tcMar>
+                  <w:vAlign w:val="center"/>
+                </w:tcPr>
+                <w:p>
+                  <w:pPr>
+                    <w:spacing w:after="0" w:before="0" w:line="216"/>
+                    <w:jc w:val="right"/>
+                  </w:pPr>
+                  <w:r>
+                    <w:rPr>
+                      <w:rFonts w:ascii="Calibri" w:cs="Calibri" w:eastAsia="Calibri" w:hAnsi="Calibri"/>
+                      <w:sz w:val="16"/>
+                      <w:szCs w:val="16"/>
+                    </w:rPr>
+                    <w:t xml:space="preserve">50.000</w:t>
+                  </w:r>
+                </w:p>
+              </w:tc>
+            </w:tr>
+            <w:tr>
+              <w:tc>
+                <w:tcPr>
+                  <w:tcW w:type="dxa" w:w="360"/>
+                  <w:tcBorders>
+                    <w:top w:val="none" w:color="FFFFFF" w:sz="0"/>
+                    <w:left w:val="none" w:color="FFFFFF" w:sz="0"/>
+                    <w:bottom w:val="none" w:color="FFFFFF" w:sz="0"/>
+                    <w:right w:val="none" w:color="FFFFFF" w:sz="0"/>
+                  </w:tcBorders>
+                  <w:tcMar>
+                    <w:top w:type="dxa" w:w="14"/>
+                    <w:left w:type="dxa" w:w="60"/>
+                    <w:bottom w:type="dxa" w:w="14"/>
+                    <w:right w:type="dxa" w:w="60"/>
+                  </w:tcMar>
+                  <w:vAlign w:val="center"/>
+                </w:tcPr>
+                <w:p>
+                  <w:pPr>
+                    <w:spacing w:after="0" w:before="0" w:line="216"/>
+                    <w:jc w:val="right"/>
+                  </w:pPr>
+                  <w:r>
+                    <w:rPr>
+                      <w:rFonts w:ascii="Calibri" w:cs="Calibri" w:eastAsia="Calibri" w:hAnsi="Calibri"/>
+                      <w:sz w:val="16"/>
+                      <w:szCs w:val="16"/>
+                    </w:rPr>
+                    <w:t xml:space="preserve">3.</w:t>
+                  </w:r>
+                </w:p>
+              </w:tc>
+              <w:tc>
+                <w:tcPr>
+                  <w:tcW w:type="dxa" w:w="2900"/>
+                  <w:tcBorders>
+                    <w:top w:val="none" w:color="FFFFFF" w:sz="0"/>
+                    <w:left w:val="none" w:color="FFFFFF" w:sz="0"/>
+                    <w:bottom w:val="none" w:color="FFFFFF" w:sz="0"/>
+                    <w:right w:val="none" w:color="FFFFFF" w:sz="0"/>
+                  </w:tcBorders>
+                  <w:tcMar>
+                    <w:top w:type="dxa" w:w="14"/>
+                    <w:left w:type="dxa" w:w="60"/>
+                    <w:bottom w:type="dxa" w:w="14"/>
+                    <w:right w:type="dxa" w:w="60"/>
+                  </w:tcMar>
+                  <w:vAlign w:val="center"/>
+                </w:tcPr>
+                <w:p>
+                  <w:pPr>
+                    <w:spacing w:after="0" w:before="0" w:line="216"/>
+                    <w:jc w:val="left"/>
+                  </w:pPr>
+                  <w:r>
+                    <w:rPr>
+                      <w:rFonts w:ascii="Calibri" w:cs="Calibri" w:eastAsia="Calibri" w:hAnsi="Calibri"/>
+                      <w:sz w:val="16"/>
+                      <w:szCs w:val="16"/>
+                    </w:rPr>
+                    <w:t xml:space="preserve">Potongan Lain-lain</w:t>
+                  </w:r>
+                </w:p>
+              </w:tc>
+              <w:tc>
+                <w:tcPr>
+                  <w:tcW w:type="dxa" w:w="2340"/>
+                  <w:tcBorders>
+                    <w:top w:val="none" w:color="FFFFFF" w:sz="0"/>
+                    <w:left w:val="none" w:color="FFFFFF" w:sz="0"/>
+                    <w:bottom w:val="none" w:color="FFFFFF" w:sz="0"/>
+                    <w:right w:val="none" w:color="FFFFFF" w:sz="0"/>
+                  </w:tcBorders>
+                  <w:tcMar>
+                    <w:top w:type="dxa" w:w="14"/>
+                    <w:left w:type="dxa" w:w="60"/>
+                    <w:bottom w:type="dxa" w:w="14"/>
+                    <w:right w:type="dxa" w:w="60"/>
+                  </w:tcMar>
+                  <w:vAlign w:val="center"/>
+                </w:tcPr>
+                <w:p>
+                  <w:pPr>
+                    <w:spacing w:after="0" w:before="0" w:line="216"/>
+                    <w:jc w:val="left"/>
+                  </w:pPr>
+                  <w:r>
+                    <w:rPr>
+                      <w:rFonts w:ascii="Calibri" w:cs="Calibri" w:eastAsia="Calibri" w:hAnsi="Calibri"/>
+                      <w:i/>
+                      <w:iCs/>
+                      <w:color w:val="595959"/>
+                      <w:sz w:val="16"/>
+                      <w:szCs w:val="16"/>
+                    </w:rPr>
                     <w:t xml:space="preserve">Tabungan / pinjaman sekolah</w:t>
+                  </w:r>
+                  <w:r>
+                    <w:rPr>
+                      <w:rFonts w:ascii="Calibri" w:cs="Calibri" w:eastAsia="Calibri" w:hAnsi="Calibri"/>
+                      <w:i/>
+                      <w:iCs/>
+                      <w:color w:val="595959"/>
+                      <w:sz w:val="16"/>
+                      <w:szCs w:val="16"/>
+                    </w:rPr>
+                    <w:t xml:space="preserve"> </w:t>
                   </w:r>
                 </w:p>
               </w:tc>
@@ -6630,8 +7036,7 @@
               </w:tc>
               <w:tc>
                 <w:tcPr>
-                  <w:tcW w:type="dxa" w:w="7140"/>
-                  <w:gridSpan w:val="4"/>
+                  <w:tcW w:type="dxa" w:w="2900"/>
                   <w:tcBorders>
                     <w:top w:val="none" w:color="FFFFFF" w:sz="0"/>
                     <w:left w:val="none" w:color="FFFFFF" w:sz="0"/>
@@ -6665,6 +7070,61 @@
                   </w:r>
                 </w:p>
               </w:tc>
+              <w:tc>
+                <w:tcPr>
+                  <w:tcW w:type="dxa" w:w="4240"/>
+                  <w:gridSpan w:val="3"/>
+                  <w:tcBorders>
+                    <w:top w:val="none" w:color="FFFFFF" w:sz="0"/>
+                    <w:left w:val="none" w:color="FFFFFF" w:sz="0"/>
+                    <w:bottom w:val="single" w:color="BFBFBF" w:sz="4"/>
+                    <w:right w:val="none" w:color="FFFFFF" w:sz="0"/>
+                  </w:tcBorders>
+                  <w:shd w:fill="E9EEF6" w:color="auto" w:val="clear"/>
+                  <w:tcMar>
+                    <w:top w:type="dxa" w:w="14"/>
+                    <w:left w:type="dxa" w:w="60"/>
+                    <w:bottom w:type="dxa" w:w="14"/>
+                    <w:right w:type="dxa" w:w="60"/>
+                  </w:tcMar>
+                  <w:vAlign w:val="center"/>
+                </w:tcPr>
+                <w:p>
+                  <w:pPr>
+                    <w:spacing w:after="0" w:before="0" w:line="216"/>
+                    <w:jc w:val="left"/>
+                  </w:pPr>
+                  <w:r>
+                    <w:rPr>
+                      <w:rFonts w:ascii="Calibri" w:cs="Calibri" w:eastAsia="Calibri" w:hAnsi="Calibri"/>
+                      <w:color w:val="1F3864"/>
+                      <w:sz w:val="16"/>
+                      <w:szCs w:val="16"/>
+                    </w:rPr>
+                    <w:t xml:space="preserve">(kehadiran </w:t>
+                  </w:r>
+                  <w:r>
+                    <w:rPr>
+                      <w:rFonts w:ascii="Calibri" w:cs="Calibri" w:eastAsia="Calibri" w:hAnsi="Calibri"/>
+                      <w:b/>
+                      <w:bCs/>
+                      <w:color w:val="1F3864"/>
+                      <w:sz w:val="16"/>
+                      <w:szCs w:val="16"/>
+                    </w:rPr>
+                    <w:t xml:space="preserve">92,73%</w:t>
+                  </w:r>
+                  <w:r>
+                    <w:rPr>
+                      <w:rFonts w:ascii="Calibri" w:cs="Calibri" w:eastAsia="Calibri" w:hAnsi="Calibri"/>
+                      <w:color w:val="1F3864"/>
+                      <w:sz w:val="16"/>
+                      <w:szCs w:val="16"/>
+                    </w:rPr>
+                    <w:t xml:space="preserve">)</w:t>
+                  </w:r>
+                </w:p>
+              </w:tc>
             </w:tr>
             <w:tr>
               <w:tc>
@@ -6865,160 +7325,6 @@
                     </w:rPr>
                     <w:t xml:space="preserve">30 jam/minggu</w:t>
                   </w:r>
-                </w:p>
-              </w:tc>
-              <w:tc>
-                <w:tcPr>
-                  <w:tcW w:type="dxa" w:w="400"/>
-                  <w:tcBorders>
-                    <w:top w:val="none" w:color="FFFFFF" w:sz="0"/>
-                    <w:left w:val="none" w:color="FFFFFF" w:sz="0"/>
-                    <w:bottom w:val="none" w:color="FFFFFF" w:sz="0"/>
-                    <w:right w:val="none" w:color="FFFFFF" w:sz="0"/>
-                  </w:tcBorders>
-                  <w:tcMar>
-                    <w:top w:type="dxa" w:w="14"/>
-                    <w:left w:type="dxa" w:w="60"/>
-                    <w:bottom w:type="dxa" w:w="14"/>
-                    <w:right w:type="dxa" w:w="60"/>
-                  </w:tcMar>
-                  <w:vAlign w:val="center"/>
-                </w:tcPr>
-                <w:p>
-                  <w:pPr>
-                    <w:spacing w:after="0" w:before="0" w:line="216"/>
-                    <w:jc w:val="left"/>
-                  </w:pPr>
-                  <w:r>
-                    <w:rPr>
-                      <w:rFonts w:ascii="Calibri" w:cs="Calibri" w:eastAsia="Calibri" w:hAnsi="Calibri"/>
-                      <w:sz w:val="16"/>
-                      <w:szCs w:val="16"/>
-                    </w:rPr>
-                    <w:t xml:space="preserve">Rp</w:t>
-                  </w:r>
-                </w:p>
-              </w:tc>
-              <w:tc>
-                <w:tcPr>
-                  <w:tcW w:type="dxa" w:w="1500"/>
-                  <w:tcBorders>
-                    <w:top w:val="none" w:color="FFFFFF" w:sz="0"/>
-                    <w:left w:val="none" w:color="FFFFFF" w:sz="0"/>
-                    <w:bottom w:val="none" w:color="FFFFFF" w:sz="0"/>
-                    <w:right w:val="none" w:color="FFFFFF" w:sz="0"/>
-                  </w:tcBorders>
-                  <w:tcMar>
-                    <w:top w:type="dxa" w:w="14"/>
-                    <w:left w:type="dxa" w:w="60"/>
-                    <w:bottom w:type="dxa" w:w="14"/>
-                    <w:right w:type="dxa" w:w="60"/>
-                  </w:tcMar>
-                  <w:vAlign w:val="center"/>
-                </w:tcPr>
-                <w:p>
-                  <w:pPr>
-                    <w:spacing w:after="0" w:before="0" w:line="216"/>
-                    <w:jc w:val="right"/>
-                  </w:pPr>
-                  <w:r>
-                    <w:rPr>
-                      <w:rFonts w:ascii="Calibri" w:cs="Calibri" w:eastAsia="Calibri" w:hAnsi="Calibri"/>
-                      <w:sz w:val="16"/>
-                      <w:szCs w:val="16"/>
-                    </w:rPr>
-                    <w:t xml:space="preserve">1.200.000</w:t>
-                  </w:r>
-                </w:p>
-              </w:tc>
-            </w:tr>
-            <w:tr>
-              <w:tc>
-                <w:tcPr>
-                  <w:tcW w:type="dxa" w:w="360"/>
-                  <w:tcBorders>
-                    <w:top w:val="none" w:color="FFFFFF" w:sz="0"/>
-                    <w:left w:val="none" w:color="FFFFFF" w:sz="0"/>
-                    <w:bottom w:val="none" w:color="FFFFFF" w:sz="0"/>
-                    <w:right w:val="none" w:color="FFFFFF" w:sz="0"/>
-                  </w:tcBorders>
-                  <w:tcMar>
-                    <w:top w:type="dxa" w:w="14"/>
-                    <w:left w:type="dxa" w:w="60"/>
-                    <w:bottom w:type="dxa" w:w="14"/>
-                    <w:right w:type="dxa" w:w="60"/>
-                  </w:tcMar>
-                  <w:vAlign w:val="center"/>
-                </w:tcPr>
-                <w:p>
-                  <w:pPr>
-                    <w:spacing w:after="0" w:before="0" w:line="216"/>
-                    <w:jc w:val="right"/>
-                  </w:pPr>
-                  <w:r>
-                    <w:rPr>
-                      <w:rFonts w:ascii="Calibri" w:cs="Calibri" w:eastAsia="Calibri" w:hAnsi="Calibri"/>
-                      <w:sz w:val="16"/>
-                      <w:szCs w:val="16"/>
-                    </w:rPr>
-                    <w:t xml:space="preserve">2.</w:t>
-                  </w:r>
-                </w:p>
-              </w:tc>
-              <w:tc>
-                <w:tcPr>
-                  <w:tcW w:type="dxa" w:w="2900"/>
-                  <w:tcBorders>
-                    <w:top w:val="none" w:color="FFFFFF" w:sz="0"/>
-                    <w:left w:val="none" w:color="FFFFFF" w:sz="0"/>
-                    <w:bottom w:val="none" w:color="FFFFFF" w:sz="0"/>
-                    <w:right w:val="none" w:color="FFFFFF" w:sz="0"/>
-                  </w:tcBorders>
-                  <w:tcMar>
-                    <w:top w:type="dxa" w:w="14"/>
-                    <w:left w:type="dxa" w:w="60"/>
-                    <w:bottom w:type="dxa" w:w="14"/>
-                    <w:right w:type="dxa" w:w="60"/>
-                  </w:tcMar>
-                  <w:vAlign w:val="center"/>
-                </w:tcPr>
-                <w:p>
-                  <w:pPr>
-                    <w:spacing w:after="0" w:before="0" w:line="216"/>
-                    <w:jc w:val="left"/>
-                  </w:pPr>
-                  <w:r>
-                    <w:rPr>
-                      <w:rFonts w:ascii="Calibri" w:cs="Calibri" w:eastAsia="Calibri" w:hAnsi="Calibri"/>
-                      <w:sz w:val="16"/>
-                      <w:szCs w:val="16"/>
-                    </w:rPr>
-                    <w:t xml:space="preserve">Transpor Berdiri</w:t>
-                  </w:r>
-                </w:p>
-              </w:tc>
-              <w:tc>
-                <w:tcPr>
-                  <w:tcW w:type="dxa" w:w="2340"/>
-                  <w:tcBorders>
-                    <w:top w:val="none" w:color="FFFFFF" w:sz="0"/>
-                    <w:left w:val="none" w:color="FFFFFF" w:sz="0"/>
-                    <w:bottom w:val="none" w:color="FFFFFF" w:sz="0"/>
-                    <w:right w:val="none" w:color="FFFFFF" w:sz="0"/>
-                  </w:tcBorders>
-                  <w:tcMar>
-                    <w:top w:type="dxa" w:w="14"/>
-                    <w:left w:type="dxa" w:w="60"/>
-                    <w:bottom w:type="dxa" w:w="14"/>
-                    <w:right w:type="dxa" w:w="60"/>
-                  </w:tcMar>
-                  <w:vAlign w:val="center"/>
-                </w:tcPr>
-                <w:p>
-                  <w:pPr>
-                    <w:spacing w:after="0" w:before="0" w:line="216"/>
-                    <w:jc w:val="left"/>
-                  </w:pPr>
                   <w:r>
                     <w:rPr>
                       <w:rFonts w:ascii="Calibri" w:cs="Calibri" w:eastAsia="Calibri" w:hAnsi="Calibri"/>
@@ -7028,7 +7334,7 @@
                       <w:sz w:val="16"/>
                       <w:szCs w:val="16"/>
                     </w:rPr>
-                    <w:t xml:space="preserve">30 jam/minggu</w:t>
+                    <w:t xml:space="preserve"> </w:t>
                   </w:r>
                 </w:p>
               </w:tc>
@@ -7092,7 +7398,7 @@
                       <w:sz w:val="16"/>
                       <w:szCs w:val="16"/>
                     </w:rPr>
-                    <w:t xml:space="preserve">538.000</w:t>
+                    <w:t xml:space="preserve">1.200.000</w:t>
                   </w:r>
                 </w:p>
               </w:tc>
@@ -7126,7 +7432,7 @@
                       <w:sz w:val="16"/>
                       <w:szCs w:val="16"/>
                     </w:rPr>
-                    <w:t xml:space="preserve">3.</w:t>
+                    <w:t xml:space="preserve">2.</w:t>
                   </w:r>
                 </w:p>
               </w:tc>
@@ -7158,7 +7464,7 @@
                       <w:sz w:val="16"/>
                       <w:szCs w:val="16"/>
                     </w:rPr>
-                    <w:t xml:space="preserve">Insentif Tatap Muka</w:t>
+                    <w:t xml:space="preserve">Transpor Berdiri</w:t>
                   </w:r>
                 </w:p>
               </w:tc>
@@ -7193,162 +7499,8 @@
                       <w:sz w:val="16"/>
                       <w:szCs w:val="16"/>
                     </w:rPr>
-                    <w:t xml:space="preserve">110 jam hadir</w:t>
-                  </w:r>
-                </w:p>
-              </w:tc>
-              <w:tc>
-                <w:tcPr>
-                  <w:tcW w:type="dxa" w:w="400"/>
-                  <w:tcBorders>
-                    <w:top w:val="none" w:color="FFFFFF" w:sz="0"/>
-                    <w:left w:val="none" w:color="FFFFFF" w:sz="0"/>
-                    <w:bottom w:val="none" w:color="FFFFFF" w:sz="0"/>
-                    <w:right w:val="none" w:color="FFFFFF" w:sz="0"/>
-                  </w:tcBorders>
-                  <w:tcMar>
-                    <w:top w:type="dxa" w:w="14"/>
-                    <w:left w:type="dxa" w:w="60"/>
-                    <w:bottom w:type="dxa" w:w="14"/>
-                    <w:right w:type="dxa" w:w="60"/>
-                  </w:tcMar>
-                  <w:vAlign w:val="center"/>
-                </w:tcPr>
-                <w:p>
-                  <w:pPr>
-                    <w:spacing w:after="0" w:before="0" w:line="216"/>
-                    <w:jc w:val="left"/>
-                  </w:pPr>
-                  <w:r>
-                    <w:rPr>
-                      <w:rFonts w:ascii="Calibri" w:cs="Calibri" w:eastAsia="Calibri" w:hAnsi="Calibri"/>
-                      <w:sz w:val="16"/>
-                      <w:szCs w:val="16"/>
-                    </w:rPr>
-                    <w:t xml:space="preserve">Rp</w:t>
-                  </w:r>
-                </w:p>
-              </w:tc>
-              <w:tc>
-                <w:tcPr>
-                  <w:tcW w:type="dxa" w:w="1500"/>
-                  <w:tcBorders>
-                    <w:top w:val="none" w:color="FFFFFF" w:sz="0"/>
-                    <w:left w:val="none" w:color="FFFFFF" w:sz="0"/>
-                    <w:bottom w:val="none" w:color="FFFFFF" w:sz="0"/>
-                    <w:right w:val="none" w:color="FFFFFF" w:sz="0"/>
-                  </w:tcBorders>
-                  <w:tcMar>
-                    <w:top w:type="dxa" w:w="14"/>
-                    <w:left w:type="dxa" w:w="60"/>
-                    <w:bottom w:type="dxa" w:w="14"/>
-                    <w:right w:type="dxa" w:w="60"/>
-                  </w:tcMar>
-                  <w:vAlign w:val="center"/>
-                </w:tcPr>
-                <w:p>
-                  <w:pPr>
-                    <w:spacing w:after="0" w:before="0" w:line="216"/>
-                    <w:jc w:val="right"/>
-                  </w:pPr>
-                  <w:r>
-                    <w:rPr>
-                      <w:rFonts w:ascii="Calibri" w:cs="Calibri" w:eastAsia="Calibri" w:hAnsi="Calibri"/>
-                      <w:sz w:val="16"/>
-                      <w:szCs w:val="16"/>
-                    </w:rPr>
-                    <w:t xml:space="preserve">550.000</w:t>
-                  </w:r>
-                </w:p>
-              </w:tc>
-            </w:tr>
-            <w:tr>
-              <w:tc>
-                <w:tcPr>
-                  <w:tcW w:type="dxa" w:w="360"/>
-                  <w:tcBorders>
-                    <w:top w:val="none" w:color="FFFFFF" w:sz="0"/>
-                    <w:left w:val="none" w:color="FFFFFF" w:sz="0"/>
-                    <w:bottom w:val="none" w:color="FFFFFF" w:sz="0"/>
-                    <w:right w:val="none" w:color="FFFFFF" w:sz="0"/>
-                  </w:tcBorders>
-                  <w:tcMar>
-                    <w:top w:type="dxa" w:w="14"/>
-                    <w:left w:type="dxa" w:w="60"/>
-                    <w:bottom w:type="dxa" w:w="14"/>
-                    <w:right w:type="dxa" w:w="60"/>
-                  </w:tcMar>
-                  <w:vAlign w:val="center"/>
-                </w:tcPr>
-                <w:p>
-                  <w:pPr>
-                    <w:spacing w:after="0" w:before="0" w:line="216"/>
-                    <w:jc w:val="right"/>
-                  </w:pPr>
-                  <w:r>
-                    <w:rPr>
-                      <w:rFonts w:ascii="Calibri" w:cs="Calibri" w:eastAsia="Calibri" w:hAnsi="Calibri"/>
-                      <w:sz w:val="16"/>
-                      <w:szCs w:val="16"/>
-                    </w:rPr>
-                    <w:t xml:space="preserve">4.</w:t>
-                  </w:r>
-                </w:p>
-              </w:tc>
-              <w:tc>
-                <w:tcPr>
-                  <w:tcW w:type="dxa" w:w="2900"/>
-                  <w:tcBorders>
-                    <w:top w:val="none" w:color="FFFFFF" w:sz="0"/>
-                    <w:left w:val="none" w:color="FFFFFF" w:sz="0"/>
-                    <w:bottom w:val="none" w:color="FFFFFF" w:sz="0"/>
-                    <w:right w:val="none" w:color="FFFFFF" w:sz="0"/>
-                  </w:tcBorders>
-                  <w:tcMar>
-                    <w:top w:type="dxa" w:w="14"/>
-                    <w:left w:type="dxa" w:w="60"/>
-                    <w:bottom w:type="dxa" w:w="14"/>
-                    <w:right w:type="dxa" w:w="60"/>
-                  </w:tcMar>
-                  <w:vAlign w:val="center"/>
-                </w:tcPr>
-                <w:p>
-                  <w:pPr>
-                    <w:spacing w:after="0" w:before="0" w:line="216"/>
-                    <w:jc w:val="left"/>
-                  </w:pPr>
-                  <w:r>
-                    <w:rPr>
-                      <w:rFonts w:ascii="Calibri" w:cs="Calibri" w:eastAsia="Calibri" w:hAnsi="Calibri"/>
-                      <w:sz w:val="16"/>
-                      <w:szCs w:val="16"/>
-                    </w:rPr>
-                    <w:t xml:space="preserve">Konsumsi Kedatangan</w:t>
-                  </w:r>
-                </w:p>
-              </w:tc>
-              <w:tc>
-                <w:tcPr>
-                  <w:tcW w:type="dxa" w:w="2340"/>
-                  <w:tcBorders>
-                    <w:top w:val="none" w:color="FFFFFF" w:sz="0"/>
-                    <w:left w:val="none" w:color="FFFFFF" w:sz="0"/>
-                    <w:bottom w:val="none" w:color="FFFFFF" w:sz="0"/>
-                    <w:right w:val="none" w:color="FFFFFF" w:sz="0"/>
-                  </w:tcBorders>
-                  <w:tcMar>
-                    <w:top w:type="dxa" w:w="14"/>
-                    <w:left w:type="dxa" w:w="60"/>
-                    <w:bottom w:type="dxa" w:w="14"/>
-                    <w:right w:type="dxa" w:w="60"/>
-                  </w:tcMar>
-                  <w:vAlign w:val="center"/>
-                </w:tcPr>
-                <w:p>
-                  <w:pPr>
-                    <w:spacing w:after="0" w:before="0" w:line="216"/>
-                    <w:jc w:val="left"/>
-                  </w:pPr>
+                    <w:t xml:space="preserve">30 jam/minggu</w:t>
+                  </w:r>
                   <w:r>
                     <w:rPr>
                       <w:rFonts w:ascii="Calibri" w:cs="Calibri" w:eastAsia="Calibri" w:hAnsi="Calibri"/>
@@ -7358,7 +7510,359 @@
                       <w:sz w:val="16"/>
                       <w:szCs w:val="16"/>
                     </w:rPr>
+                    <w:t xml:space="preserve"> </w:t>
+                  </w:r>
+                </w:p>
+              </w:tc>
+              <w:tc>
+                <w:tcPr>
+                  <w:tcW w:type="dxa" w:w="400"/>
+                  <w:tcBorders>
+                    <w:top w:val="none" w:color="FFFFFF" w:sz="0"/>
+                    <w:left w:val="none" w:color="FFFFFF" w:sz="0"/>
+                    <w:bottom w:val="none" w:color="FFFFFF" w:sz="0"/>
+                    <w:right w:val="none" w:color="FFFFFF" w:sz="0"/>
+                  </w:tcBorders>
+                  <w:tcMar>
+                    <w:top w:type="dxa" w:w="14"/>
+                    <w:left w:type="dxa" w:w="60"/>
+                    <w:bottom w:type="dxa" w:w="14"/>
+                    <w:right w:type="dxa" w:w="60"/>
+                  </w:tcMar>
+                  <w:vAlign w:val="center"/>
+                </w:tcPr>
+                <w:p>
+                  <w:pPr>
+                    <w:spacing w:after="0" w:before="0" w:line="216"/>
+                    <w:jc w:val="left"/>
+                  </w:pPr>
+                  <w:r>
+                    <w:rPr>
+                      <w:rFonts w:ascii="Calibri" w:cs="Calibri" w:eastAsia="Calibri" w:hAnsi="Calibri"/>
+                      <w:sz w:val="16"/>
+                      <w:szCs w:val="16"/>
+                    </w:rPr>
+                    <w:t xml:space="preserve">Rp</w:t>
+                  </w:r>
+                </w:p>
+              </w:tc>
+              <w:tc>
+                <w:tcPr>
+                  <w:tcW w:type="dxa" w:w="1500"/>
+                  <w:tcBorders>
+                    <w:top w:val="none" w:color="FFFFFF" w:sz="0"/>
+                    <w:left w:val="none" w:color="FFFFFF" w:sz="0"/>
+                    <w:bottom w:val="none" w:color="FFFFFF" w:sz="0"/>
+                    <w:right w:val="none" w:color="FFFFFF" w:sz="0"/>
+                  </w:tcBorders>
+                  <w:tcMar>
+                    <w:top w:type="dxa" w:w="14"/>
+                    <w:left w:type="dxa" w:w="60"/>
+                    <w:bottom w:type="dxa" w:w="14"/>
+                    <w:right w:type="dxa" w:w="60"/>
+                  </w:tcMar>
+                  <w:vAlign w:val="center"/>
+                </w:tcPr>
+                <w:p>
+                  <w:pPr>
+                    <w:spacing w:after="0" w:before="0" w:line="216"/>
+                    <w:jc w:val="right"/>
+                  </w:pPr>
+                  <w:r>
+                    <w:rPr>
+                      <w:rFonts w:ascii="Calibri" w:cs="Calibri" w:eastAsia="Calibri" w:hAnsi="Calibri"/>
+                      <w:sz w:val="16"/>
+                      <w:szCs w:val="16"/>
+                    </w:rPr>
+                    <w:t xml:space="preserve">538.000</w:t>
+                  </w:r>
+                </w:p>
+              </w:tc>
+            </w:tr>
+            <w:tr>
+              <w:tc>
+                <w:tcPr>
+                  <w:tcW w:type="dxa" w:w="360"/>
+                  <w:tcBorders>
+                    <w:top w:val="none" w:color="FFFFFF" w:sz="0"/>
+                    <w:left w:val="none" w:color="FFFFFF" w:sz="0"/>
+                    <w:bottom w:val="none" w:color="FFFFFF" w:sz="0"/>
+                    <w:right w:val="none" w:color="FFFFFF" w:sz="0"/>
+                  </w:tcBorders>
+                  <w:tcMar>
+                    <w:top w:type="dxa" w:w="14"/>
+                    <w:left w:type="dxa" w:w="60"/>
+                    <w:bottom w:type="dxa" w:w="14"/>
+                    <w:right w:type="dxa" w:w="60"/>
+                  </w:tcMar>
+                  <w:vAlign w:val="center"/>
+                </w:tcPr>
+                <w:p>
+                  <w:pPr>
+                    <w:spacing w:after="0" w:before="0" w:line="216"/>
+                    <w:jc w:val="right"/>
+                  </w:pPr>
+                  <w:r>
+                    <w:rPr>
+                      <w:rFonts w:ascii="Calibri" w:cs="Calibri" w:eastAsia="Calibri" w:hAnsi="Calibri"/>
+                      <w:sz w:val="16"/>
+                      <w:szCs w:val="16"/>
+                    </w:rPr>
+                    <w:t xml:space="preserve">3.</w:t>
+                  </w:r>
+                </w:p>
+              </w:tc>
+              <w:tc>
+                <w:tcPr>
+                  <w:tcW w:type="dxa" w:w="2900"/>
+                  <w:tcBorders>
+                    <w:top w:val="none" w:color="FFFFFF" w:sz="0"/>
+                    <w:left w:val="none" w:color="FFFFFF" w:sz="0"/>
+                    <w:bottom w:val="none" w:color="FFFFFF" w:sz="0"/>
+                    <w:right w:val="none" w:color="FFFFFF" w:sz="0"/>
+                  </w:tcBorders>
+                  <w:tcMar>
+                    <w:top w:type="dxa" w:w="14"/>
+                    <w:left w:type="dxa" w:w="60"/>
+                    <w:bottom w:type="dxa" w:w="14"/>
+                    <w:right w:type="dxa" w:w="60"/>
+                  </w:tcMar>
+                  <w:vAlign w:val="center"/>
+                </w:tcPr>
+                <w:p>
+                  <w:pPr>
+                    <w:spacing w:after="0" w:before="0" w:line="216"/>
+                    <w:jc w:val="left"/>
+                  </w:pPr>
+                  <w:r>
+                    <w:rPr>
+                      <w:rFonts w:ascii="Calibri" w:cs="Calibri" w:eastAsia="Calibri" w:hAnsi="Calibri"/>
+                      <w:sz w:val="16"/>
+                      <w:szCs w:val="16"/>
+                    </w:rPr>
+                    <w:t xml:space="preserve">Insentif Tatap Muka</w:t>
+                  </w:r>
+                </w:p>
+              </w:tc>
+              <w:tc>
+                <w:tcPr>
+                  <w:tcW w:type="dxa" w:w="2340"/>
+                  <w:tcBorders>
+                    <w:top w:val="none" w:color="FFFFFF" w:sz="0"/>
+                    <w:left w:val="none" w:color="FFFFFF" w:sz="0"/>
+                    <w:bottom w:val="none" w:color="FFFFFF" w:sz="0"/>
+                    <w:right w:val="none" w:color="FFFFFF" w:sz="0"/>
+                  </w:tcBorders>
+                  <w:tcMar>
+                    <w:top w:type="dxa" w:w="14"/>
+                    <w:left w:type="dxa" w:w="60"/>
+                    <w:bottom w:type="dxa" w:w="14"/>
+                    <w:right w:type="dxa" w:w="60"/>
+                  </w:tcMar>
+                  <w:vAlign w:val="center"/>
+                </w:tcPr>
+                <w:p>
+                  <w:pPr>
+                    <w:spacing w:after="0" w:before="0" w:line="216"/>
+                    <w:jc w:val="left"/>
+                  </w:pPr>
+                  <w:r>
+                    <w:rPr>
+                      <w:rFonts w:ascii="Calibri" w:cs="Calibri" w:eastAsia="Calibri" w:hAnsi="Calibri"/>
+                      <w:i/>
+                      <w:iCs/>
+                      <w:color w:val="595959"/>
+                      <w:sz w:val="16"/>
+                      <w:szCs w:val="16"/>
+                    </w:rPr>
+                    <w:t xml:space="preserve">110 jam hadir</w:t>
+                  </w:r>
+                  <w:r>
+                    <w:rPr>
+                      <w:rFonts w:ascii="Calibri" w:cs="Calibri" w:eastAsia="Calibri" w:hAnsi="Calibri"/>
+                      <w:i/>
+                      <w:iCs/>
+                      <w:color w:val="595959"/>
+                      <w:sz w:val="16"/>
+                      <w:szCs w:val="16"/>
+                    </w:rPr>
+                    <w:t xml:space="preserve"> </w:t>
+                  </w:r>
+                </w:p>
+              </w:tc>
+              <w:tc>
+                <w:tcPr>
+                  <w:tcW w:type="dxa" w:w="400"/>
+                  <w:tcBorders>
+                    <w:top w:val="none" w:color="FFFFFF" w:sz="0"/>
+                    <w:left w:val="none" w:color="FFFFFF" w:sz="0"/>
+                    <w:bottom w:val="none" w:color="FFFFFF" w:sz="0"/>
+                    <w:right w:val="none" w:color="FFFFFF" w:sz="0"/>
+                  </w:tcBorders>
+                  <w:tcMar>
+                    <w:top w:type="dxa" w:w="14"/>
+                    <w:left w:type="dxa" w:w="60"/>
+                    <w:bottom w:type="dxa" w:w="14"/>
+                    <w:right w:type="dxa" w:w="60"/>
+                  </w:tcMar>
+                  <w:vAlign w:val="center"/>
+                </w:tcPr>
+                <w:p>
+                  <w:pPr>
+                    <w:spacing w:after="0" w:before="0" w:line="216"/>
+                    <w:jc w:val="left"/>
+                  </w:pPr>
+                  <w:r>
+                    <w:rPr>
+                      <w:rFonts w:ascii="Calibri" w:cs="Calibri" w:eastAsia="Calibri" w:hAnsi="Calibri"/>
+                      <w:sz w:val="16"/>
+                      <w:szCs w:val="16"/>
+                    </w:rPr>
+                    <w:t xml:space="preserve">Rp</w:t>
+                  </w:r>
+                </w:p>
+              </w:tc>
+              <w:tc>
+                <w:tcPr>
+                  <w:tcW w:type="dxa" w:w="1500"/>
+                  <w:tcBorders>
+                    <w:top w:val="none" w:color="FFFFFF" w:sz="0"/>
+                    <w:left w:val="none" w:color="FFFFFF" w:sz="0"/>
+                    <w:bottom w:val="none" w:color="FFFFFF" w:sz="0"/>
+                    <w:right w:val="none" w:color="FFFFFF" w:sz="0"/>
+                  </w:tcBorders>
+                  <w:tcMar>
+                    <w:top w:type="dxa" w:w="14"/>
+                    <w:left w:type="dxa" w:w="60"/>
+                    <w:bottom w:type="dxa" w:w="14"/>
+                    <w:right w:type="dxa" w:w="60"/>
+                  </w:tcMar>
+                  <w:vAlign w:val="center"/>
+                </w:tcPr>
+                <w:p>
+                  <w:pPr>
+                    <w:spacing w:after="0" w:before="0" w:line="216"/>
+                    <w:jc w:val="right"/>
+                  </w:pPr>
+                  <w:r>
+                    <w:rPr>
+                      <w:rFonts w:ascii="Calibri" w:cs="Calibri" w:eastAsia="Calibri" w:hAnsi="Calibri"/>
+                      <w:sz w:val="16"/>
+                      <w:szCs w:val="16"/>
+                    </w:rPr>
+                    <w:t xml:space="preserve">550.000</w:t>
+                  </w:r>
+                </w:p>
+              </w:tc>
+            </w:tr>
+            <w:tr>
+              <w:tc>
+                <w:tcPr>
+                  <w:tcW w:type="dxa" w:w="360"/>
+                  <w:tcBorders>
+                    <w:top w:val="none" w:color="FFFFFF" w:sz="0"/>
+                    <w:left w:val="none" w:color="FFFFFF" w:sz="0"/>
+                    <w:bottom w:val="none" w:color="FFFFFF" w:sz="0"/>
+                    <w:right w:val="none" w:color="FFFFFF" w:sz="0"/>
+                  </w:tcBorders>
+                  <w:tcMar>
+                    <w:top w:type="dxa" w:w="14"/>
+                    <w:left w:type="dxa" w:w="60"/>
+                    <w:bottom w:type="dxa" w:w="14"/>
+                    <w:right w:type="dxa" w:w="60"/>
+                  </w:tcMar>
+                  <w:vAlign w:val="center"/>
+                </w:tcPr>
+                <w:p>
+                  <w:pPr>
+                    <w:spacing w:after="0" w:before="0" w:line="216"/>
+                    <w:jc w:val="right"/>
+                  </w:pPr>
+                  <w:r>
+                    <w:rPr>
+                      <w:rFonts w:ascii="Calibri" w:cs="Calibri" w:eastAsia="Calibri" w:hAnsi="Calibri"/>
+                      <w:sz w:val="16"/>
+                      <w:szCs w:val="16"/>
+                    </w:rPr>
+                    <w:t xml:space="preserve">4.</w:t>
+                  </w:r>
+                </w:p>
+              </w:tc>
+              <w:tc>
+                <w:tcPr>
+                  <w:tcW w:type="dxa" w:w="2900"/>
+                  <w:tcBorders>
+                    <w:top w:val="none" w:color="FFFFFF" w:sz="0"/>
+                    <w:left w:val="none" w:color="FFFFFF" w:sz="0"/>
+                    <w:bottom w:val="none" w:color="FFFFFF" w:sz="0"/>
+                    <w:right w:val="none" w:color="FFFFFF" w:sz="0"/>
+                  </w:tcBorders>
+                  <w:tcMar>
+                    <w:top w:type="dxa" w:w="14"/>
+                    <w:left w:type="dxa" w:w="60"/>
+                    <w:bottom w:type="dxa" w:w="14"/>
+                    <w:right w:type="dxa" w:w="60"/>
+                  </w:tcMar>
+                  <w:vAlign w:val="center"/>
+                </w:tcPr>
+                <w:p>
+                  <w:pPr>
+                    <w:spacing w:after="0" w:before="0" w:line="216"/>
+                    <w:jc w:val="left"/>
+                  </w:pPr>
+                  <w:r>
+                    <w:rPr>
+                      <w:rFonts w:ascii="Calibri" w:cs="Calibri" w:eastAsia="Calibri" w:hAnsi="Calibri"/>
+                      <w:sz w:val="16"/>
+                      <w:szCs w:val="16"/>
+                    </w:rPr>
+                    <w:t xml:space="preserve">Konsumsi Kedatangan</w:t>
+                  </w:r>
+                </w:p>
+              </w:tc>
+              <w:tc>
+                <w:tcPr>
+                  <w:tcW w:type="dxa" w:w="2340"/>
+                  <w:tcBorders>
+                    <w:top w:val="none" w:color="FFFFFF" w:sz="0"/>
+                    <w:left w:val="none" w:color="FFFFFF" w:sz="0"/>
+                    <w:bottom w:val="none" w:color="FFFFFF" w:sz="0"/>
+                    <w:right w:val="none" w:color="FFFFFF" w:sz="0"/>
+                  </w:tcBorders>
+                  <w:tcMar>
+                    <w:top w:type="dxa" w:w="14"/>
+                    <w:left w:type="dxa" w:w="60"/>
+                    <w:bottom w:type="dxa" w:w="14"/>
+                    <w:right w:type="dxa" w:w="60"/>
+                  </w:tcMar>
+                  <w:vAlign w:val="center"/>
+                </w:tcPr>
+                <w:p>
+                  <w:pPr>
+                    <w:spacing w:after="0" w:before="0" w:line="216"/>
+                    <w:jc w:val="left"/>
+                  </w:pPr>
+                  <w:r>
+                    <w:rPr>
+                      <w:rFonts w:ascii="Calibri" w:cs="Calibri" w:eastAsia="Calibri" w:hAnsi="Calibri"/>
+                      <w:i/>
+                      <w:iCs/>
+                      <w:color w:val="595959"/>
+                      <w:sz w:val="16"/>
+                      <w:szCs w:val="16"/>
+                    </w:rPr>
                     <w:t xml:space="preserve">21 hari hadir</w:t>
+                  </w:r>
+                  <w:r>
+                    <w:rPr>
+                      <w:rFonts w:ascii="Calibri" w:cs="Calibri" w:eastAsia="Calibri" w:hAnsi="Calibri"/>
+                      <w:i/>
+                      <w:iCs/>
+                      <w:color w:val="595959"/>
+                      <w:sz w:val="16"/>
+                      <w:szCs w:val="16"/>
+                    </w:rPr>
+                    <w:t xml:space="preserve"> </w:t>
                   </w:r>
                 </w:p>
               </w:tc>
@@ -7609,8 +8113,7 @@
               </w:tc>
               <w:tc>
                 <w:tcPr>
-                  <w:tcW w:type="dxa" w:w="7140"/>
-                  <w:gridSpan w:val="4"/>
+                  <w:tcW w:type="dxa" w:w="2900"/>
                   <w:tcBorders>
                     <w:top w:val="none" w:color="FFFFFF" w:sz="0"/>
                     <w:left w:val="none" w:color="FFFFFF" w:sz="0"/>
@@ -7644,6 +8147,61 @@
                   </w:r>
                 </w:p>
               </w:tc>
+              <w:tc>
+                <w:tcPr>
+                  <w:tcW w:type="dxa" w:w="4240"/>
+                  <w:gridSpan w:val="3"/>
+                  <w:tcBorders>
+                    <w:top w:val="none" w:color="FFFFFF" w:sz="0"/>
+                    <w:left w:val="none" w:color="FFFFFF" w:sz="0"/>
+                    <w:bottom w:val="single" w:color="BFBFBF" w:sz="4"/>
+                    <w:right w:val="none" w:color="FFFFFF" w:sz="0"/>
+                  </w:tcBorders>
+                  <w:shd w:fill="E9EEF6" w:color="auto" w:val="clear"/>
+                  <w:tcMar>
+                    <w:top w:type="dxa" w:w="14"/>
+                    <w:left w:type="dxa" w:w="60"/>
+                    <w:bottom w:type="dxa" w:w="14"/>
+                    <w:right w:type="dxa" w:w="60"/>
+                  </w:tcMar>
+                  <w:vAlign w:val="center"/>
+                </w:tcPr>
+                <w:p>
+                  <w:pPr>
+                    <w:spacing w:after="0" w:before="0" w:line="216"/>
+                    <w:jc w:val="left"/>
+                  </w:pPr>
+                  <w:r>
+                    <w:rPr>
+                      <w:rFonts w:ascii="Calibri" w:cs="Calibri" w:eastAsia="Calibri" w:hAnsi="Calibri"/>
+                      <w:color w:val="1F3864"/>
+                      <w:sz w:val="16"/>
+                      <w:szCs w:val="16"/>
+                    </w:rPr>
+                    <w:t xml:space="preserve">(kehadiran </w:t>
+                  </w:r>
+                  <w:r>
+                    <w:rPr>
+                      <w:rFonts w:ascii="Calibri" w:cs="Calibri" w:eastAsia="Calibri" w:hAnsi="Calibri"/>
+                      <w:b/>
+                      <w:bCs/>
+                      <w:color w:val="1F3864"/>
+                      <w:sz w:val="16"/>
+                      <w:szCs w:val="16"/>
+                    </w:rPr>
+                    <w:t xml:space="preserve">100,00%</w:t>
+                  </w:r>
+                  <w:r>
+                    <w:rPr>
+                      <w:rFonts w:ascii="Calibri" w:cs="Calibri" w:eastAsia="Calibri" w:hAnsi="Calibri"/>
+                      <w:color w:val="1F3864"/>
+                      <w:sz w:val="16"/>
+                      <w:szCs w:val="16"/>
+                    </w:rPr>
+                    <w:t xml:space="preserve">)</w:t>
+                  </w:r>
+                </w:p>
+              </w:tc>
             </w:tr>
             <w:tr>
               <w:tc>
@@ -7743,160 +8301,6 @@
                     </w:rPr>
                     <w:t xml:space="preserve">Kelas X 6</w:t>
                   </w:r>
-                </w:p>
-              </w:tc>
-              <w:tc>
-                <w:tcPr>
-                  <w:tcW w:type="dxa" w:w="400"/>
-                  <w:tcBorders>
-                    <w:top w:val="none" w:color="FFFFFF" w:sz="0"/>
-                    <w:left w:val="none" w:color="FFFFFF" w:sz="0"/>
-                    <w:bottom w:val="none" w:color="FFFFFF" w:sz="0"/>
-                    <w:right w:val="none" w:color="FFFFFF" w:sz="0"/>
-                  </w:tcBorders>
-                  <w:tcMar>
-                    <w:top w:type="dxa" w:w="14"/>
-                    <w:left w:type="dxa" w:w="60"/>
-                    <w:bottom w:type="dxa" w:w="14"/>
-                    <w:right w:type="dxa" w:w="60"/>
-                  </w:tcMar>
-                  <w:vAlign w:val="center"/>
-                </w:tcPr>
-                <w:p>
-                  <w:pPr>
-                    <w:spacing w:after="0" w:before="0" w:line="216"/>
-                    <w:jc w:val="left"/>
-                  </w:pPr>
-                  <w:r>
-                    <w:rPr>
-                      <w:rFonts w:ascii="Calibri" w:cs="Calibri" w:eastAsia="Calibri" w:hAnsi="Calibri"/>
-                      <w:sz w:val="16"/>
-                      <w:szCs w:val="16"/>
-                    </w:rPr>
-                    <w:t xml:space="preserve">Rp</w:t>
-                  </w:r>
-                </w:p>
-              </w:tc>
-              <w:tc>
-                <w:tcPr>
-                  <w:tcW w:type="dxa" w:w="1500"/>
-                  <w:tcBorders>
-                    <w:top w:val="none" w:color="FFFFFF" w:sz="0"/>
-                    <w:left w:val="none" w:color="FFFFFF" w:sz="0"/>
-                    <w:bottom w:val="none" w:color="FFFFFF" w:sz="0"/>
-                    <w:right w:val="none" w:color="FFFFFF" w:sz="0"/>
-                  </w:tcBorders>
-                  <w:tcMar>
-                    <w:top w:type="dxa" w:w="14"/>
-                    <w:left w:type="dxa" w:w="60"/>
-                    <w:bottom w:type="dxa" w:w="14"/>
-                    <w:right w:type="dxa" w:w="60"/>
-                  </w:tcMar>
-                  <w:vAlign w:val="center"/>
-                </w:tcPr>
-                <w:p>
-                  <w:pPr>
-                    <w:spacing w:after="0" w:before="0" w:line="216"/>
-                    <w:jc w:val="right"/>
-                  </w:pPr>
-                  <w:r>
-                    <w:rPr>
-                      <w:rFonts w:ascii="Calibri" w:cs="Calibri" w:eastAsia="Calibri" w:hAnsi="Calibri"/>
-                      <w:sz w:val="16"/>
-                      <w:szCs w:val="16"/>
-                    </w:rPr>
-                    <w:t xml:space="preserve">325.000</w:t>
-                  </w:r>
-                </w:p>
-              </w:tc>
-            </w:tr>
-            <w:tr>
-              <w:tc>
-                <w:tcPr>
-                  <w:tcW w:type="dxa" w:w="360"/>
-                  <w:tcBorders>
-                    <w:top w:val="none" w:color="FFFFFF" w:sz="0"/>
-                    <w:left w:val="none" w:color="FFFFFF" w:sz="0"/>
-                    <w:bottom w:val="none" w:color="FFFFFF" w:sz="0"/>
-                    <w:right w:val="none" w:color="FFFFFF" w:sz="0"/>
-                  </w:tcBorders>
-                  <w:tcMar>
-                    <w:top w:type="dxa" w:w="14"/>
-                    <w:left w:type="dxa" w:w="60"/>
-                    <w:bottom w:type="dxa" w:w="14"/>
-                    <w:right w:type="dxa" w:w="60"/>
-                  </w:tcMar>
-                  <w:vAlign w:val="center"/>
-                </w:tcPr>
-                <w:p>
-                  <w:pPr>
-                    <w:spacing w:after="0" w:before="0" w:line="216"/>
-                    <w:jc w:val="right"/>
-                  </w:pPr>
-                  <w:r>
-                    <w:rPr>
-                      <w:rFonts w:ascii="Calibri" w:cs="Calibri" w:eastAsia="Calibri" w:hAnsi="Calibri"/>
-                      <w:sz w:val="16"/>
-                      <w:szCs w:val="16"/>
-                    </w:rPr>
-                    <w:t xml:space="preserve">2.</w:t>
-                  </w:r>
-                </w:p>
-              </w:tc>
-              <w:tc>
-                <w:tcPr>
-                  <w:tcW w:type="dxa" w:w="2900"/>
-                  <w:tcBorders>
-                    <w:top w:val="none" w:color="FFFFFF" w:sz="0"/>
-                    <w:left w:val="none" w:color="FFFFFF" w:sz="0"/>
-                    <w:bottom w:val="none" w:color="FFFFFF" w:sz="0"/>
-                    <w:right w:val="none" w:color="FFFFFF" w:sz="0"/>
-                  </w:tcBorders>
-                  <w:tcMar>
-                    <w:top w:type="dxa" w:w="14"/>
-                    <w:left w:type="dxa" w:w="60"/>
-                    <w:bottom w:type="dxa" w:w="14"/>
-                    <w:right w:type="dxa" w:w="60"/>
-                  </w:tcMar>
-                  <w:vAlign w:val="center"/>
-                </w:tcPr>
-                <w:p>
-                  <w:pPr>
-                    <w:spacing w:after="0" w:before="0" w:line="216"/>
-                    <w:jc w:val="left"/>
-                  </w:pPr>
-                  <w:r>
-                    <w:rPr>
-                      <w:rFonts w:ascii="Calibri" w:cs="Calibri" w:eastAsia="Calibri" w:hAnsi="Calibri"/>
-                      <w:sz w:val="16"/>
-                      <w:szCs w:val="16"/>
-                    </w:rPr>
-                    <w:t xml:space="preserve">Honor Upacara</w:t>
-                  </w:r>
-                </w:p>
-              </w:tc>
-              <w:tc>
-                <w:tcPr>
-                  <w:tcW w:type="dxa" w:w="2340"/>
-                  <w:tcBorders>
-                    <w:top w:val="none" w:color="FFFFFF" w:sz="0"/>
-                    <w:left w:val="none" w:color="FFFFFF" w:sz="0"/>
-                    <w:bottom w:val="none" w:color="FFFFFF" w:sz="0"/>
-                    <w:right w:val="none" w:color="FFFFFF" w:sz="0"/>
-                  </w:tcBorders>
-                  <w:tcMar>
-                    <w:top w:type="dxa" w:w="14"/>
-                    <w:left w:type="dxa" w:w="60"/>
-                    <w:bottom w:type="dxa" w:w="14"/>
-                    <w:right w:type="dxa" w:w="60"/>
-                  </w:tcMar>
-                  <w:vAlign w:val="center"/>
-                </w:tcPr>
-                <w:p>
-                  <w:pPr>
-                    <w:spacing w:after="0" w:before="0" w:line="216"/>
-                    <w:jc w:val="left"/>
-                  </w:pPr>
                   <w:r>
                     <w:rPr>
                       <w:rFonts w:ascii="Calibri" w:cs="Calibri" w:eastAsia="Calibri" w:hAnsi="Calibri"/>
@@ -7906,7 +8310,7 @@
                       <w:sz w:val="16"/>
                       <w:szCs w:val="16"/>
                     </w:rPr>
-                    <w:t xml:space="preserve">4 jam hadir</w:t>
+                    <w:t xml:space="preserve"> </w:t>
                   </w:r>
                 </w:p>
               </w:tc>
@@ -7970,7 +8374,7 @@
                       <w:sz w:val="16"/>
                       <w:szCs w:val="16"/>
                     </w:rPr>
-                    <w:t xml:space="preserve">80.000</w:t>
+                    <w:t xml:space="preserve">325.000</w:t>
                   </w:r>
                 </w:p>
               </w:tc>
@@ -8004,7 +8408,7 @@
                       <w:sz w:val="16"/>
                       <w:szCs w:val="16"/>
                     </w:rPr>
-                    <w:t xml:space="preserve">3.</w:t>
+                    <w:t xml:space="preserve">2.</w:t>
                   </w:r>
                 </w:p>
               </w:tc>
@@ -8036,7 +8440,7 @@
                       <w:sz w:val="16"/>
                       <w:szCs w:val="16"/>
                     </w:rPr>
-                    <w:t xml:space="preserve">Honor Bimbingan Wali Kelas</w:t>
+                    <w:t xml:space="preserve">Honor Upacara</w:t>
                   </w:r>
                 </w:p>
               </w:tc>
@@ -8071,7 +8475,194 @@
                       <w:sz w:val="16"/>
                       <w:szCs w:val="16"/>
                     </w:rPr>
+                    <w:t xml:space="preserve">4 jam hadir</w:t>
+                  </w:r>
+                  <w:r>
+                    <w:rPr>
+                      <w:rFonts w:ascii="Calibri" w:cs="Calibri" w:eastAsia="Calibri" w:hAnsi="Calibri"/>
+                      <w:i/>
+                      <w:iCs/>
+                      <w:color w:val="595959"/>
+                      <w:sz w:val="16"/>
+                      <w:szCs w:val="16"/>
+                    </w:rPr>
+                    <w:t xml:space="preserve"> </w:t>
+                  </w:r>
+                </w:p>
+              </w:tc>
+              <w:tc>
+                <w:tcPr>
+                  <w:tcW w:type="dxa" w:w="400"/>
+                  <w:tcBorders>
+                    <w:top w:val="none" w:color="FFFFFF" w:sz="0"/>
+                    <w:left w:val="none" w:color="FFFFFF" w:sz="0"/>
+                    <w:bottom w:val="none" w:color="FFFFFF" w:sz="0"/>
+                    <w:right w:val="none" w:color="FFFFFF" w:sz="0"/>
+                  </w:tcBorders>
+                  <w:tcMar>
+                    <w:top w:type="dxa" w:w="14"/>
+                    <w:left w:type="dxa" w:w="60"/>
+                    <w:bottom w:type="dxa" w:w="14"/>
+                    <w:right w:type="dxa" w:w="60"/>
+                  </w:tcMar>
+                  <w:vAlign w:val="center"/>
+                </w:tcPr>
+                <w:p>
+                  <w:pPr>
+                    <w:spacing w:after="0" w:before="0" w:line="216"/>
+                    <w:jc w:val="left"/>
+                  </w:pPr>
+                  <w:r>
+                    <w:rPr>
+                      <w:rFonts w:ascii="Calibri" w:cs="Calibri" w:eastAsia="Calibri" w:hAnsi="Calibri"/>
+                      <w:sz w:val="16"/>
+                      <w:szCs w:val="16"/>
+                    </w:rPr>
+                    <w:t xml:space="preserve">Rp</w:t>
+                  </w:r>
+                </w:p>
+              </w:tc>
+              <w:tc>
+                <w:tcPr>
+                  <w:tcW w:type="dxa" w:w="1500"/>
+                  <w:tcBorders>
+                    <w:top w:val="none" w:color="FFFFFF" w:sz="0"/>
+                    <w:left w:val="none" w:color="FFFFFF" w:sz="0"/>
+                    <w:bottom w:val="none" w:color="FFFFFF" w:sz="0"/>
+                    <w:right w:val="none" w:color="FFFFFF" w:sz="0"/>
+                  </w:tcBorders>
+                  <w:tcMar>
+                    <w:top w:type="dxa" w:w="14"/>
+                    <w:left w:type="dxa" w:w="60"/>
+                    <w:bottom w:type="dxa" w:w="14"/>
+                    <w:right w:type="dxa" w:w="60"/>
+                  </w:tcMar>
+                  <w:vAlign w:val="center"/>
+                </w:tcPr>
+                <w:p>
+                  <w:pPr>
+                    <w:spacing w:after="0" w:before="0" w:line="216"/>
+                    <w:jc w:val="right"/>
+                  </w:pPr>
+                  <w:r>
+                    <w:rPr>
+                      <w:rFonts w:ascii="Calibri" w:cs="Calibri" w:eastAsia="Calibri" w:hAnsi="Calibri"/>
+                      <w:sz w:val="16"/>
+                      <w:szCs w:val="16"/>
+                    </w:rPr>
+                    <w:t xml:space="preserve">80.000</w:t>
+                  </w:r>
+                </w:p>
+              </w:tc>
+            </w:tr>
+            <w:tr>
+              <w:tc>
+                <w:tcPr>
+                  <w:tcW w:type="dxa" w:w="360"/>
+                  <w:tcBorders>
+                    <w:top w:val="none" w:color="FFFFFF" w:sz="0"/>
+                    <w:left w:val="none" w:color="FFFFFF" w:sz="0"/>
+                    <w:bottom w:val="none" w:color="FFFFFF" w:sz="0"/>
+                    <w:right w:val="none" w:color="FFFFFF" w:sz="0"/>
+                  </w:tcBorders>
+                  <w:tcMar>
+                    <w:top w:type="dxa" w:w="14"/>
+                    <w:left w:type="dxa" w:w="60"/>
+                    <w:bottom w:type="dxa" w:w="14"/>
+                    <w:right w:type="dxa" w:w="60"/>
+                  </w:tcMar>
+                  <w:vAlign w:val="center"/>
+                </w:tcPr>
+                <w:p>
+                  <w:pPr>
+                    <w:spacing w:after="0" w:before="0" w:line="216"/>
+                    <w:jc w:val="right"/>
+                  </w:pPr>
+                  <w:r>
+                    <w:rPr>
+                      <w:rFonts w:ascii="Calibri" w:cs="Calibri" w:eastAsia="Calibri" w:hAnsi="Calibri"/>
+                      <w:sz w:val="16"/>
+                      <w:szCs w:val="16"/>
+                    </w:rPr>
+                    <w:t xml:space="preserve">3.</w:t>
+                  </w:r>
+                </w:p>
+              </w:tc>
+              <w:tc>
+                <w:tcPr>
+                  <w:tcW w:type="dxa" w:w="2900"/>
+                  <w:tcBorders>
+                    <w:top w:val="none" w:color="FFFFFF" w:sz="0"/>
+                    <w:left w:val="none" w:color="FFFFFF" w:sz="0"/>
+                    <w:bottom w:val="none" w:color="FFFFFF" w:sz="0"/>
+                    <w:right w:val="none" w:color="FFFFFF" w:sz="0"/>
+                  </w:tcBorders>
+                  <w:tcMar>
+                    <w:top w:type="dxa" w:w="14"/>
+                    <w:left w:type="dxa" w:w="60"/>
+                    <w:bottom w:type="dxa" w:w="14"/>
+                    <w:right w:type="dxa" w:w="60"/>
+                  </w:tcMar>
+                  <w:vAlign w:val="center"/>
+                </w:tcPr>
+                <w:p>
+                  <w:pPr>
+                    <w:spacing w:after="0" w:before="0" w:line="216"/>
+                    <w:jc w:val="left"/>
+                  </w:pPr>
+                  <w:r>
+                    <w:rPr>
+                      <w:rFonts w:ascii="Calibri" w:cs="Calibri" w:eastAsia="Calibri" w:hAnsi="Calibri"/>
+                      <w:sz w:val="16"/>
+                      <w:szCs w:val="16"/>
+                    </w:rPr>
+                    <w:t xml:space="preserve">Honor Bimbingan Wali Kelas</w:t>
+                  </w:r>
+                </w:p>
+              </w:tc>
+              <w:tc>
+                <w:tcPr>
+                  <w:tcW w:type="dxa" w:w="2340"/>
+                  <w:tcBorders>
+                    <w:top w:val="none" w:color="FFFFFF" w:sz="0"/>
+                    <w:left w:val="none" w:color="FFFFFF" w:sz="0"/>
+                    <w:bottom w:val="none" w:color="FFFFFF" w:sz="0"/>
+                    <w:right w:val="none" w:color="FFFFFF" w:sz="0"/>
+                  </w:tcBorders>
+                  <w:tcMar>
+                    <w:top w:type="dxa" w:w="14"/>
+                    <w:left w:type="dxa" w:w="60"/>
+                    <w:bottom w:type="dxa" w:w="14"/>
+                    <w:right w:type="dxa" w:w="60"/>
+                  </w:tcMar>
+                  <w:vAlign w:val="center"/>
+                </w:tcPr>
+                <w:p>
+                  <w:pPr>
+                    <w:spacing w:after="0" w:before="0" w:line="216"/>
+                    <w:jc w:val="left"/>
+                  </w:pPr>
+                  <w:r>
+                    <w:rPr>
+                      <w:rFonts w:ascii="Calibri" w:cs="Calibri" w:eastAsia="Calibri" w:hAnsi="Calibri"/>
+                      <w:i/>
+                      <w:iCs/>
+                      <w:color w:val="595959"/>
+                      <w:sz w:val="16"/>
+                      <w:szCs w:val="16"/>
+                    </w:rPr>
                     <w:t xml:space="preserve">7 jam hadir</w:t>
+                  </w:r>
+                  <w:r>
+                    <w:rPr>
+                      <w:rFonts w:ascii="Calibri" w:cs="Calibri" w:eastAsia="Calibri" w:hAnsi="Calibri"/>
+                      <w:i/>
+                      <w:iCs/>
+                      <w:color w:val="595959"/>
+                      <w:sz w:val="16"/>
+                      <w:szCs w:val="16"/>
+                    </w:rPr>
+                    <w:t xml:space="preserve"> </w:t>
                   </w:r>
                 </w:p>
               </w:tc>
@@ -8456,160 +9047,6 @@
                     </w:rPr>
                     <w:t xml:space="preserve">–</w:t>
                   </w:r>
-                </w:p>
-              </w:tc>
-              <w:tc>
-                <w:tcPr>
-                  <w:tcW w:type="dxa" w:w="400"/>
-                  <w:tcBorders>
-                    <w:top w:val="none" w:color="FFFFFF" w:sz="0"/>
-                    <w:left w:val="none" w:color="FFFFFF" w:sz="0"/>
-                    <w:bottom w:val="none" w:color="FFFFFF" w:sz="0"/>
-                    <w:right w:val="none" w:color="FFFFFF" w:sz="0"/>
-                  </w:tcBorders>
-                  <w:tcMar>
-                    <w:top w:type="dxa" w:w="14"/>
-                    <w:left w:type="dxa" w:w="60"/>
-                    <w:bottom w:type="dxa" w:w="14"/>
-                    <w:right w:type="dxa" w:w="60"/>
-                  </w:tcMar>
-                  <w:vAlign w:val="center"/>
-                </w:tcPr>
-                <w:p>
-                  <w:pPr>
-                    <w:spacing w:after="0" w:before="0" w:line="216"/>
-                    <w:jc w:val="left"/>
-                  </w:pPr>
-                  <w:r>
-                    <w:rPr>
-                      <w:rFonts w:ascii="Calibri" w:cs="Calibri" w:eastAsia="Calibri" w:hAnsi="Calibri"/>
-                      <w:sz w:val="16"/>
-                      <w:szCs w:val="16"/>
-                    </w:rPr>
-                    <w:t xml:space="preserve">Rp</w:t>
-                  </w:r>
-                </w:p>
-              </w:tc>
-              <w:tc>
-                <w:tcPr>
-                  <w:tcW w:type="dxa" w:w="1500"/>
-                  <w:tcBorders>
-                    <w:top w:val="none" w:color="FFFFFF" w:sz="0"/>
-                    <w:left w:val="none" w:color="FFFFFF" w:sz="0"/>
-                    <w:bottom w:val="none" w:color="FFFFFF" w:sz="0"/>
-                    <w:right w:val="none" w:color="FFFFFF" w:sz="0"/>
-                  </w:tcBorders>
-                  <w:tcMar>
-                    <w:top w:type="dxa" w:w="14"/>
-                    <w:left w:type="dxa" w:w="60"/>
-                    <w:bottom w:type="dxa" w:w="14"/>
-                    <w:right w:type="dxa" w:w="60"/>
-                  </w:tcMar>
-                  <w:vAlign w:val="center"/>
-                </w:tcPr>
-                <w:p>
-                  <w:pPr>
-                    <w:spacing w:after="0" w:before="0" w:line="216"/>
-                    <w:jc w:val="right"/>
-                  </w:pPr>
-                  <w:r>
-                    <w:rPr>
-                      <w:rFonts w:ascii="Calibri" w:cs="Calibri" w:eastAsia="Calibri" w:hAnsi="Calibri"/>
-                      <w:sz w:val="16"/>
-                      <w:szCs w:val="16"/>
-                    </w:rPr>
-                    <w:t xml:space="preserve">0</w:t>
-                  </w:r>
-                </w:p>
-              </w:tc>
-            </w:tr>
-            <w:tr>
-              <w:tc>
-                <w:tcPr>
-                  <w:tcW w:type="dxa" w:w="360"/>
-                  <w:tcBorders>
-                    <w:top w:val="none" w:color="FFFFFF" w:sz="0"/>
-                    <w:left w:val="none" w:color="FFFFFF" w:sz="0"/>
-                    <w:bottom w:val="none" w:color="FFFFFF" w:sz="0"/>
-                    <w:right w:val="none" w:color="FFFFFF" w:sz="0"/>
-                  </w:tcBorders>
-                  <w:tcMar>
-                    <w:top w:type="dxa" w:w="14"/>
-                    <w:left w:type="dxa" w:w="60"/>
-                    <w:bottom w:type="dxa" w:w="14"/>
-                    <w:right w:type="dxa" w:w="60"/>
-                  </w:tcMar>
-                  <w:vAlign w:val="center"/>
-                </w:tcPr>
-                <w:p>
-                  <w:pPr>
-                    <w:spacing w:after="0" w:before="0" w:line="216"/>
-                    <w:jc w:val="right"/>
-                  </w:pPr>
-                  <w:r>
-                    <w:rPr>
-                      <w:rFonts w:ascii="Calibri" w:cs="Calibri" w:eastAsia="Calibri" w:hAnsi="Calibri"/>
-                      <w:sz w:val="16"/>
-                      <w:szCs w:val="16"/>
-                    </w:rPr>
-                    <w:t xml:space="preserve">2.</w:t>
-                  </w:r>
-                </w:p>
-              </w:tc>
-              <w:tc>
-                <w:tcPr>
-                  <w:tcW w:type="dxa" w:w="2900"/>
-                  <w:tcBorders>
-                    <w:top w:val="none" w:color="FFFFFF" w:sz="0"/>
-                    <w:left w:val="none" w:color="FFFFFF" w:sz="0"/>
-                    <w:bottom w:val="none" w:color="FFFFFF" w:sz="0"/>
-                    <w:right w:val="none" w:color="FFFFFF" w:sz="0"/>
-                  </w:tcBorders>
-                  <w:tcMar>
-                    <w:top w:type="dxa" w:w="14"/>
-                    <w:left w:type="dxa" w:w="60"/>
-                    <w:bottom w:type="dxa" w:w="14"/>
-                    <w:right w:type="dxa" w:w="60"/>
-                  </w:tcMar>
-                  <w:vAlign w:val="center"/>
-                </w:tcPr>
-                <w:p>
-                  <w:pPr>
-                    <w:spacing w:after="0" w:before="0" w:line="216"/>
-                    <w:jc w:val="left"/>
-                  </w:pPr>
-                  <w:r>
-                    <w:rPr>
-                      <w:rFonts w:ascii="Calibri" w:cs="Calibri" w:eastAsia="Calibri" w:hAnsi="Calibri"/>
-                      <w:sz w:val="16"/>
-                      <w:szCs w:val="16"/>
-                    </w:rPr>
-                    <w:t xml:space="preserve">Transpor Piket Unit</w:t>
-                  </w:r>
-                </w:p>
-              </w:tc>
-              <w:tc>
-                <w:tcPr>
-                  <w:tcW w:type="dxa" w:w="2340"/>
-                  <w:tcBorders>
-                    <w:top w:val="none" w:color="FFFFFF" w:sz="0"/>
-                    <w:left w:val="none" w:color="FFFFFF" w:sz="0"/>
-                    <w:bottom w:val="none" w:color="FFFFFF" w:sz="0"/>
-                    <w:right w:val="none" w:color="FFFFFF" w:sz="0"/>
-                  </w:tcBorders>
-                  <w:tcMar>
-                    <w:top w:type="dxa" w:w="14"/>
-                    <w:left w:type="dxa" w:w="60"/>
-                    <w:bottom w:type="dxa" w:w="14"/>
-                    <w:right w:type="dxa" w:w="60"/>
-                  </w:tcMar>
-                  <w:vAlign w:val="center"/>
-                </w:tcPr>
-                <w:p>
-                  <w:pPr>
-                    <w:spacing w:after="0" w:before="0" w:line="216"/>
-                    <w:jc w:val="left"/>
-                  </w:pPr>
                   <w:r>
                     <w:rPr>
                       <w:rFonts w:ascii="Calibri" w:cs="Calibri" w:eastAsia="Calibri" w:hAnsi="Calibri"/>
@@ -8619,7 +9056,183 @@
                       <w:sz w:val="16"/>
                       <w:szCs w:val="16"/>
                     </w:rPr>
+                    <w:t xml:space="preserve"> </w:t>
+                  </w:r>
+                </w:p>
+              </w:tc>
+              <w:tc>
+                <w:tcPr>
+                  <w:tcW w:type="dxa" w:w="400"/>
+                  <w:tcBorders>
+                    <w:top w:val="none" w:color="FFFFFF" w:sz="0"/>
+                    <w:left w:val="none" w:color="FFFFFF" w:sz="0"/>
+                    <w:bottom w:val="none" w:color="FFFFFF" w:sz="0"/>
+                    <w:right w:val="none" w:color="FFFFFF" w:sz="0"/>
+                  </w:tcBorders>
+                  <w:tcMar>
+                    <w:top w:type="dxa" w:w="14"/>
+                    <w:left w:type="dxa" w:w="60"/>
+                    <w:bottom w:type="dxa" w:w="14"/>
+                    <w:right w:type="dxa" w:w="60"/>
+                  </w:tcMar>
+                  <w:vAlign w:val="center"/>
+                </w:tcPr>
+                <w:p>
+                  <w:pPr>
+                    <w:spacing w:after="0" w:before="0" w:line="216"/>
+                    <w:jc w:val="left"/>
+                  </w:pPr>
+                  <w:r>
+                    <w:rPr>
+                      <w:rFonts w:ascii="Calibri" w:cs="Calibri" w:eastAsia="Calibri" w:hAnsi="Calibri"/>
+                      <w:sz w:val="16"/>
+                      <w:szCs w:val="16"/>
+                    </w:rPr>
+                    <w:t xml:space="preserve">Rp</w:t>
+                  </w:r>
+                </w:p>
+              </w:tc>
+              <w:tc>
+                <w:tcPr>
+                  <w:tcW w:type="dxa" w:w="1500"/>
+                  <w:tcBorders>
+                    <w:top w:val="none" w:color="FFFFFF" w:sz="0"/>
+                    <w:left w:val="none" w:color="FFFFFF" w:sz="0"/>
+                    <w:bottom w:val="none" w:color="FFFFFF" w:sz="0"/>
+                    <w:right w:val="none" w:color="FFFFFF" w:sz="0"/>
+                  </w:tcBorders>
+                  <w:tcMar>
+                    <w:top w:type="dxa" w:w="14"/>
+                    <w:left w:type="dxa" w:w="60"/>
+                    <w:bottom w:type="dxa" w:w="14"/>
+                    <w:right w:type="dxa" w:w="60"/>
+                  </w:tcMar>
+                  <w:vAlign w:val="center"/>
+                </w:tcPr>
+                <w:p>
+                  <w:pPr>
+                    <w:spacing w:after="0" w:before="0" w:line="216"/>
+                    <w:jc w:val="right"/>
+                  </w:pPr>
+                  <w:r>
+                    <w:rPr>
+                      <w:rFonts w:ascii="Calibri" w:cs="Calibri" w:eastAsia="Calibri" w:hAnsi="Calibri"/>
+                      <w:sz w:val="16"/>
+                      <w:szCs w:val="16"/>
+                    </w:rPr>
+                    <w:t xml:space="preserve">0</w:t>
+                  </w:r>
+                </w:p>
+              </w:tc>
+            </w:tr>
+            <w:tr>
+              <w:tc>
+                <w:tcPr>
+                  <w:tcW w:type="dxa" w:w="360"/>
+                  <w:tcBorders>
+                    <w:top w:val="none" w:color="FFFFFF" w:sz="0"/>
+                    <w:left w:val="none" w:color="FFFFFF" w:sz="0"/>
+                    <w:bottom w:val="none" w:color="FFFFFF" w:sz="0"/>
+                    <w:right w:val="none" w:color="FFFFFF" w:sz="0"/>
+                  </w:tcBorders>
+                  <w:tcMar>
+                    <w:top w:type="dxa" w:w="14"/>
+                    <w:left w:type="dxa" w:w="60"/>
+                    <w:bottom w:type="dxa" w:w="14"/>
+                    <w:right w:type="dxa" w:w="60"/>
+                  </w:tcMar>
+                  <w:vAlign w:val="center"/>
+                </w:tcPr>
+                <w:p>
+                  <w:pPr>
+                    <w:spacing w:after="0" w:before="0" w:line="216"/>
+                    <w:jc w:val="right"/>
+                  </w:pPr>
+                  <w:r>
+                    <w:rPr>
+                      <w:rFonts w:ascii="Calibri" w:cs="Calibri" w:eastAsia="Calibri" w:hAnsi="Calibri"/>
+                      <w:sz w:val="16"/>
+                      <w:szCs w:val="16"/>
+                    </w:rPr>
+                    <w:t xml:space="preserve">2.</w:t>
+                  </w:r>
+                </w:p>
+              </w:tc>
+              <w:tc>
+                <w:tcPr>
+                  <w:tcW w:type="dxa" w:w="2900"/>
+                  <w:tcBorders>
+                    <w:top w:val="none" w:color="FFFFFF" w:sz="0"/>
+                    <w:left w:val="none" w:color="FFFFFF" w:sz="0"/>
+                    <w:bottom w:val="none" w:color="FFFFFF" w:sz="0"/>
+                    <w:right w:val="none" w:color="FFFFFF" w:sz="0"/>
+                  </w:tcBorders>
+                  <w:tcMar>
+                    <w:top w:type="dxa" w:w="14"/>
+                    <w:left w:type="dxa" w:w="60"/>
+                    <w:bottom w:type="dxa" w:w="14"/>
+                    <w:right w:type="dxa" w:w="60"/>
+                  </w:tcMar>
+                  <w:vAlign w:val="center"/>
+                </w:tcPr>
+                <w:p>
+                  <w:pPr>
+                    <w:spacing w:after="0" w:before="0" w:line="216"/>
+                    <w:jc w:val="left"/>
+                  </w:pPr>
+                  <w:r>
+                    <w:rPr>
+                      <w:rFonts w:ascii="Calibri" w:cs="Calibri" w:eastAsia="Calibri" w:hAnsi="Calibri"/>
+                      <w:sz w:val="16"/>
+                      <w:szCs w:val="16"/>
+                    </w:rPr>
+                    <w:t xml:space="preserve">Transpor Piket Unit</w:t>
+                  </w:r>
+                </w:p>
+              </w:tc>
+              <w:tc>
+                <w:tcPr>
+                  <w:tcW w:type="dxa" w:w="2340"/>
+                  <w:tcBorders>
+                    <w:top w:val="none" w:color="FFFFFF" w:sz="0"/>
+                    <w:left w:val="none" w:color="FFFFFF" w:sz="0"/>
+                    <w:bottom w:val="none" w:color="FFFFFF" w:sz="0"/>
+                    <w:right w:val="none" w:color="FFFFFF" w:sz="0"/>
+                  </w:tcBorders>
+                  <w:tcMar>
+                    <w:top w:type="dxa" w:w="14"/>
+                    <w:left w:type="dxa" w:w="60"/>
+                    <w:bottom w:type="dxa" w:w="14"/>
+                    <w:right w:type="dxa" w:w="60"/>
+                  </w:tcMar>
+                  <w:vAlign w:val="center"/>
+                </w:tcPr>
+                <w:p>
+                  <w:pPr>
+                    <w:spacing w:after="0" w:before="0" w:line="216"/>
+                    <w:jc w:val="left"/>
+                  </w:pPr>
+                  <w:r>
+                    <w:rPr>
+                      <w:rFonts w:ascii="Calibri" w:cs="Calibri" w:eastAsia="Calibri" w:hAnsi="Calibri"/>
+                      <w:i/>
+                      <w:iCs/>
+                      <w:color w:val="595959"/>
+                      <w:sz w:val="16"/>
+                      <w:szCs w:val="16"/>
+                    </w:rPr>
                     <w:t xml:space="preserve">0 jam jaga</w:t>
+                  </w:r>
+                  <w:r>
+                    <w:rPr>
+                      <w:rFonts w:ascii="Calibri" w:cs="Calibri" w:eastAsia="Calibri" w:hAnsi="Calibri"/>
+                      <w:i/>
+                      <w:iCs/>
+                      <w:color w:val="595959"/>
+                      <w:sz w:val="16"/>
+                      <w:szCs w:val="16"/>
+                    </w:rPr>
+                    <w:t xml:space="preserve"> </w:t>
                   </w:r>
                 </w:p>
               </w:tc>
@@ -9004,160 +9617,6 @@
                     </w:rPr>
                     <w:t xml:space="preserve">6 jam jaga</w:t>
                   </w:r>
-                </w:p>
-              </w:tc>
-              <w:tc>
-                <w:tcPr>
-                  <w:tcW w:type="dxa" w:w="400"/>
-                  <w:tcBorders>
-                    <w:top w:val="none" w:color="FFFFFF" w:sz="0"/>
-                    <w:left w:val="none" w:color="FFFFFF" w:sz="0"/>
-                    <w:bottom w:val="none" w:color="FFFFFF" w:sz="0"/>
-                    <w:right w:val="none" w:color="FFFFFF" w:sz="0"/>
-                  </w:tcBorders>
-                  <w:tcMar>
-                    <w:top w:type="dxa" w:w="14"/>
-                    <w:left w:type="dxa" w:w="60"/>
-                    <w:bottom w:type="dxa" w:w="14"/>
-                    <w:right w:type="dxa" w:w="60"/>
-                  </w:tcMar>
-                  <w:vAlign w:val="center"/>
-                </w:tcPr>
-                <w:p>
-                  <w:pPr>
-                    <w:spacing w:after="0" w:before="0" w:line="216"/>
-                    <w:jc w:val="left"/>
-                  </w:pPr>
-                  <w:r>
-                    <w:rPr>
-                      <w:rFonts w:ascii="Calibri" w:cs="Calibri" w:eastAsia="Calibri" w:hAnsi="Calibri"/>
-                      <w:sz w:val="16"/>
-                      <w:szCs w:val="16"/>
-                    </w:rPr>
-                    <w:t xml:space="preserve">Rp</w:t>
-                  </w:r>
-                </w:p>
-              </w:tc>
-              <w:tc>
-                <w:tcPr>
-                  <w:tcW w:type="dxa" w:w="1500"/>
-                  <w:tcBorders>
-                    <w:top w:val="none" w:color="FFFFFF" w:sz="0"/>
-                    <w:left w:val="none" w:color="FFFFFF" w:sz="0"/>
-                    <w:bottom w:val="none" w:color="FFFFFF" w:sz="0"/>
-                    <w:right w:val="none" w:color="FFFFFF" w:sz="0"/>
-                  </w:tcBorders>
-                  <w:tcMar>
-                    <w:top w:type="dxa" w:w="14"/>
-                    <w:left w:type="dxa" w:w="60"/>
-                    <w:bottom w:type="dxa" w:w="14"/>
-                    <w:right w:type="dxa" w:w="60"/>
-                  </w:tcMar>
-                  <w:vAlign w:val="center"/>
-                </w:tcPr>
-                <w:p>
-                  <w:pPr>
-                    <w:spacing w:after="0" w:before="0" w:line="216"/>
-                    <w:jc w:val="right"/>
-                  </w:pPr>
-                  <w:r>
-                    <w:rPr>
-                      <w:rFonts w:ascii="Calibri" w:cs="Calibri" w:eastAsia="Calibri" w:hAnsi="Calibri"/>
-                      <w:sz w:val="16"/>
-                      <w:szCs w:val="16"/>
-                    </w:rPr>
-                    <w:t xml:space="preserve">90.000</w:t>
-                  </w:r>
-                </w:p>
-              </w:tc>
-            </w:tr>
-            <w:tr>
-              <w:tc>
-                <w:tcPr>
-                  <w:tcW w:type="dxa" w:w="360"/>
-                  <w:tcBorders>
-                    <w:top w:val="none" w:color="FFFFFF" w:sz="0"/>
-                    <w:left w:val="none" w:color="FFFFFF" w:sz="0"/>
-                    <w:bottom w:val="none" w:color="FFFFFF" w:sz="0"/>
-                    <w:right w:val="none" w:color="FFFFFF" w:sz="0"/>
-                  </w:tcBorders>
-                  <w:tcMar>
-                    <w:top w:type="dxa" w:w="14"/>
-                    <w:left w:type="dxa" w:w="60"/>
-                    <w:bottom w:type="dxa" w:w="14"/>
-                    <w:right w:type="dxa" w:w="60"/>
-                  </w:tcMar>
-                  <w:vAlign w:val="center"/>
-                </w:tcPr>
-                <w:p>
-                  <w:pPr>
-                    <w:spacing w:after="0" w:before="0" w:line="216"/>
-                    <w:jc w:val="right"/>
-                  </w:pPr>
-                  <w:r>
-                    <w:rPr>
-                      <w:rFonts w:ascii="Calibri" w:cs="Calibri" w:eastAsia="Calibri" w:hAnsi="Calibri"/>
-                      <w:sz w:val="16"/>
-                      <w:szCs w:val="16"/>
-                    </w:rPr>
-                    <w:t xml:space="preserve">2.</w:t>
-                  </w:r>
-                </w:p>
-              </w:tc>
-              <w:tc>
-                <w:tcPr>
-                  <w:tcW w:type="dxa" w:w="2900"/>
-                  <w:tcBorders>
-                    <w:top w:val="none" w:color="FFFFFF" w:sz="0"/>
-                    <w:left w:val="none" w:color="FFFFFF" w:sz="0"/>
-                    <w:bottom w:val="none" w:color="FFFFFF" w:sz="0"/>
-                    <w:right w:val="none" w:color="FFFFFF" w:sz="0"/>
-                  </w:tcBorders>
-                  <w:tcMar>
-                    <w:top w:type="dxa" w:w="14"/>
-                    <w:left w:type="dxa" w:w="60"/>
-                    <w:bottom w:type="dxa" w:w="14"/>
-                    <w:right w:type="dxa" w:w="60"/>
-                  </w:tcMar>
-                  <w:vAlign w:val="center"/>
-                </w:tcPr>
-                <w:p>
-                  <w:pPr>
-                    <w:spacing w:after="0" w:before="0" w:line="216"/>
-                    <w:jc w:val="left"/>
-                  </w:pPr>
-                  <w:r>
-                    <w:rPr>
-                      <w:rFonts w:ascii="Calibri" w:cs="Calibri" w:eastAsia="Calibri" w:hAnsi="Calibri"/>
-                      <w:sz w:val="16"/>
-                      <w:szCs w:val="16"/>
-                    </w:rPr>
-                    <w:t xml:space="preserve">Transpor Guru Pengganti</w:t>
-                  </w:r>
-                </w:p>
-              </w:tc>
-              <w:tc>
-                <w:tcPr>
-                  <w:tcW w:type="dxa" w:w="2340"/>
-                  <w:tcBorders>
-                    <w:top w:val="none" w:color="FFFFFF" w:sz="0"/>
-                    <w:left w:val="none" w:color="FFFFFF" w:sz="0"/>
-                    <w:bottom w:val="none" w:color="FFFFFF" w:sz="0"/>
-                    <w:right w:val="none" w:color="FFFFFF" w:sz="0"/>
-                  </w:tcBorders>
-                  <w:tcMar>
-                    <w:top w:type="dxa" w:w="14"/>
-                    <w:left w:type="dxa" w:w="60"/>
-                    <w:bottom w:type="dxa" w:w="14"/>
-                    <w:right w:type="dxa" w:w="60"/>
-                  </w:tcMar>
-                  <w:vAlign w:val="center"/>
-                </w:tcPr>
-                <w:p>
-                  <w:pPr>
-                    <w:spacing w:after="0" w:before="0" w:line="216"/>
-                    <w:jc w:val="left"/>
-                  </w:pPr>
                   <w:r>
                     <w:rPr>
                       <w:rFonts w:ascii="Calibri" w:cs="Calibri" w:eastAsia="Calibri" w:hAnsi="Calibri"/>
@@ -9167,162 +9626,8 @@
                       <w:sz w:val="16"/>
                       <w:szCs w:val="16"/>
                     </w:rPr>
-                    <w:t xml:space="preserve">GT 1 · PT 4 · Inf 2 jam</w:t>
-                  </w:r>
-                </w:p>
-              </w:tc>
-              <w:tc>
-                <w:tcPr>
-                  <w:tcW w:type="dxa" w:w="400"/>
-                  <w:tcBorders>
-                    <w:top w:val="none" w:color="FFFFFF" w:sz="0"/>
-                    <w:left w:val="none" w:color="FFFFFF" w:sz="0"/>
-                    <w:bottom w:val="none" w:color="FFFFFF" w:sz="0"/>
-                    <w:right w:val="none" w:color="FFFFFF" w:sz="0"/>
-                  </w:tcBorders>
-                  <w:tcMar>
-                    <w:top w:type="dxa" w:w="14"/>
-                    <w:left w:type="dxa" w:w="60"/>
-                    <w:bottom w:type="dxa" w:w="14"/>
-                    <w:right w:type="dxa" w:w="60"/>
-                  </w:tcMar>
-                  <w:vAlign w:val="center"/>
-                </w:tcPr>
-                <w:p>
-                  <w:pPr>
-                    <w:spacing w:after="0" w:before="0" w:line="216"/>
-                    <w:jc w:val="left"/>
-                  </w:pPr>
-                  <w:r>
-                    <w:rPr>
-                      <w:rFonts w:ascii="Calibri" w:cs="Calibri" w:eastAsia="Calibri" w:hAnsi="Calibri"/>
-                      <w:sz w:val="16"/>
-                      <w:szCs w:val="16"/>
-                    </w:rPr>
-                    <w:t xml:space="preserve">Rp</w:t>
-                  </w:r>
-                </w:p>
-              </w:tc>
-              <w:tc>
-                <w:tcPr>
-                  <w:tcW w:type="dxa" w:w="1500"/>
-                  <w:tcBorders>
-                    <w:top w:val="none" w:color="FFFFFF" w:sz="0"/>
-                    <w:left w:val="none" w:color="FFFFFF" w:sz="0"/>
-                    <w:bottom w:val="none" w:color="FFFFFF" w:sz="0"/>
-                    <w:right w:val="none" w:color="FFFFFF" w:sz="0"/>
-                  </w:tcBorders>
-                  <w:tcMar>
-                    <w:top w:type="dxa" w:w="14"/>
-                    <w:left w:type="dxa" w:w="60"/>
-                    <w:bottom w:type="dxa" w:w="14"/>
-                    <w:right w:type="dxa" w:w="60"/>
-                  </w:tcMar>
-                  <w:vAlign w:val="center"/>
-                </w:tcPr>
-                <w:p>
-                  <w:pPr>
-                    <w:spacing w:after="0" w:before="0" w:line="216"/>
-                    <w:jc w:val="right"/>
-                  </w:pPr>
-                  <w:r>
-                    <w:rPr>
-                      <w:rFonts w:ascii="Calibri" w:cs="Calibri" w:eastAsia="Calibri" w:hAnsi="Calibri"/>
-                      <w:sz w:val="16"/>
-                      <w:szCs w:val="16"/>
-                    </w:rPr>
-                    <w:t xml:space="preserve">105.000</w:t>
-                  </w:r>
-                </w:p>
-              </w:tc>
-            </w:tr>
-            <w:tr>
-              <w:tc>
-                <w:tcPr>
-                  <w:tcW w:type="dxa" w:w="360"/>
-                  <w:tcBorders>
-                    <w:top w:val="none" w:color="FFFFFF" w:sz="0"/>
-                    <w:left w:val="none" w:color="FFFFFF" w:sz="0"/>
-                    <w:bottom w:val="none" w:color="FFFFFF" w:sz="0"/>
-                    <w:right w:val="none" w:color="FFFFFF" w:sz="0"/>
-                  </w:tcBorders>
-                  <w:tcMar>
-                    <w:top w:type="dxa" w:w="14"/>
-                    <w:left w:type="dxa" w:w="60"/>
-                    <w:bottom w:type="dxa" w:w="14"/>
-                    <w:right w:type="dxa" w:w="60"/>
-                  </w:tcMar>
-                  <w:vAlign w:val="center"/>
-                </w:tcPr>
-                <w:p>
-                  <w:pPr>
-                    <w:spacing w:after="0" w:before="0" w:line="216"/>
-                    <w:jc w:val="right"/>
-                  </w:pPr>
-                  <w:r>
-                    <w:rPr>
-                      <w:rFonts w:ascii="Calibri" w:cs="Calibri" w:eastAsia="Calibri" w:hAnsi="Calibri"/>
-                      <w:sz w:val="16"/>
-                      <w:szCs w:val="16"/>
-                    </w:rPr>
-                    <w:t xml:space="preserve">3.</w:t>
-                  </w:r>
-                </w:p>
-              </w:tc>
-              <w:tc>
-                <w:tcPr>
-                  <w:tcW w:type="dxa" w:w="2900"/>
-                  <w:tcBorders>
-                    <w:top w:val="none" w:color="FFFFFF" w:sz="0"/>
-                    <w:left w:val="none" w:color="FFFFFF" w:sz="0"/>
-                    <w:bottom w:val="none" w:color="FFFFFF" w:sz="0"/>
-                    <w:right w:val="none" w:color="FFFFFF" w:sz="0"/>
-                  </w:tcBorders>
-                  <w:tcMar>
-                    <w:top w:type="dxa" w:w="14"/>
-                    <w:left w:type="dxa" w:w="60"/>
-                    <w:bottom w:type="dxa" w:w="14"/>
-                    <w:right w:type="dxa" w:w="60"/>
-                  </w:tcMar>
-                  <w:vAlign w:val="center"/>
-                </w:tcPr>
-                <w:p>
-                  <w:pPr>
-                    <w:spacing w:after="0" w:before="0" w:line="216"/>
-                    <w:jc w:val="left"/>
-                  </w:pPr>
-                  <w:r>
-                    <w:rPr>
-                      <w:rFonts w:ascii="Calibri" w:cs="Calibri" w:eastAsia="Calibri" w:hAnsi="Calibri"/>
-                      <w:sz w:val="16"/>
-                      <w:szCs w:val="16"/>
-                    </w:rPr>
-                    <w:t xml:space="preserve">Transpor Pembina Ekstrakurikuler</w:t>
-                  </w:r>
-                </w:p>
-              </w:tc>
-              <w:tc>
-                <w:tcPr>
-                  <w:tcW w:type="dxa" w:w="2340"/>
-                  <w:tcBorders>
-                    <w:top w:val="none" w:color="FFFFFF" w:sz="0"/>
-                    <w:left w:val="none" w:color="FFFFFF" w:sz="0"/>
-                    <w:bottom w:val="none" w:color="FFFFFF" w:sz="0"/>
-                    <w:right w:val="none" w:color="FFFFFF" w:sz="0"/>
-                  </w:tcBorders>
-                  <w:tcMar>
-                    <w:top w:type="dxa" w:w="14"/>
-                    <w:left w:type="dxa" w:w="60"/>
-                    <w:bottom w:type="dxa" w:w="14"/>
-                    <w:right w:type="dxa" w:w="60"/>
-                  </w:tcMar>
-                  <w:vAlign w:val="center"/>
-                </w:tcPr>
-                <w:p>
-                  <w:pPr>
-                    <w:spacing w:after="0" w:before="0" w:line="216"/>
-                    <w:jc w:val="left"/>
-                  </w:pPr>
+                    <w:t xml:space="preserve"> </w:t>
+                  </w:r>
                   <w:r>
                     <w:rPr>
                       <w:rFonts w:ascii="Calibri" w:cs="Calibri" w:eastAsia="Calibri" w:hAnsi="Calibri"/>
@@ -9332,463 +9637,8 @@
                       <w:sz w:val="16"/>
                       <w:szCs w:val="16"/>
                     </w:rPr>
-                    <w:t xml:space="preserve">0 pertemuan</w:t>
-                  </w:r>
-                </w:p>
-              </w:tc>
-              <w:tc>
-                <w:tcPr>
-                  <w:tcW w:type="dxa" w:w="400"/>
-                  <w:tcBorders>
-                    <w:top w:val="none" w:color="FFFFFF" w:sz="0"/>
-                    <w:left w:val="none" w:color="FFFFFF" w:sz="0"/>
-                    <w:bottom w:val="none" w:color="FFFFFF" w:sz="0"/>
-                    <w:right w:val="none" w:color="FFFFFF" w:sz="0"/>
-                  </w:tcBorders>
-                  <w:tcMar>
-                    <w:top w:type="dxa" w:w="14"/>
-                    <w:left w:type="dxa" w:w="60"/>
-                    <w:bottom w:type="dxa" w:w="14"/>
-                    <w:right w:type="dxa" w:w="60"/>
-                  </w:tcMar>
-                  <w:vAlign w:val="center"/>
-                </w:tcPr>
-                <w:p>
-                  <w:pPr>
-                    <w:spacing w:after="0" w:before="0" w:line="216"/>
-                    <w:jc w:val="left"/>
-                  </w:pPr>
-                  <w:r>
-                    <w:rPr>
-                      <w:rFonts w:ascii="Calibri" w:cs="Calibri" w:eastAsia="Calibri" w:hAnsi="Calibri"/>
-                      <w:sz w:val="16"/>
-                      <w:szCs w:val="16"/>
-                    </w:rPr>
-                    <w:t xml:space="preserve">Rp</w:t>
-                  </w:r>
-                </w:p>
-              </w:tc>
-              <w:tc>
-                <w:tcPr>
-                  <w:tcW w:type="dxa" w:w="1500"/>
-                  <w:tcBorders>
-                    <w:top w:val="none" w:color="FFFFFF" w:sz="0"/>
-                    <w:left w:val="none" w:color="FFFFFF" w:sz="0"/>
-                    <w:bottom w:val="none" w:color="FFFFFF" w:sz="0"/>
-                    <w:right w:val="none" w:color="FFFFFF" w:sz="0"/>
-                  </w:tcBorders>
-                  <w:tcMar>
-                    <w:top w:type="dxa" w:w="14"/>
-                    <w:left w:type="dxa" w:w="60"/>
-                    <w:bottom w:type="dxa" w:w="14"/>
-                    <w:right w:type="dxa" w:w="60"/>
-                  </w:tcMar>
-                  <w:vAlign w:val="center"/>
-                </w:tcPr>
-                <w:p>
-                  <w:pPr>
-                    <w:spacing w:after="0" w:before="0" w:line="216"/>
-                    <w:jc w:val="right"/>
-                  </w:pPr>
-                  <w:r>
-                    <w:rPr>
-                      <w:rFonts w:ascii="Calibri" w:cs="Calibri" w:eastAsia="Calibri" w:hAnsi="Calibri"/>
-                      <w:sz w:val="16"/>
-                      <w:szCs w:val="16"/>
-                    </w:rPr>
-                    <w:t xml:space="preserve">0</w:t>
-                  </w:r>
-                </w:p>
-              </w:tc>
-            </w:tr>
-            <w:tr>
-              <w:tc>
-                <w:tcPr>
-                  <w:tcW w:type="dxa" w:w="360"/>
-                  <w:tcBorders>
-                    <w:top w:val="none" w:color="FFFFFF" w:sz="0"/>
-                    <w:left w:val="none" w:color="FFFFFF" w:sz="0"/>
-                    <w:bottom w:val="none" w:color="FFFFFF" w:sz="0"/>
-                    <w:right w:val="none" w:color="FFFFFF" w:sz="0"/>
-                  </w:tcBorders>
-                  <w:tcMar>
-                    <w:top w:type="dxa" w:w="14"/>
-                    <w:left w:type="dxa" w:w="60"/>
-                    <w:bottom w:type="dxa" w:w="14"/>
-                    <w:right w:type="dxa" w:w="60"/>
-                  </w:tcMar>
-                  <w:vAlign w:val="center"/>
-                </w:tcPr>
-                <w:p>
-                  <w:pPr>
-                    <w:spacing w:after="0" w:before="0" w:line="216"/>
-                    <w:jc w:val="right"/>
-                  </w:pPr>
-                  <w:r>
-                    <w:rPr>
-                      <w:rFonts w:ascii="Calibri" w:cs="Calibri" w:eastAsia="Calibri" w:hAnsi="Calibri"/>
-                      <w:sz w:val="16"/>
-                      <w:szCs w:val="16"/>
-                    </w:rPr>
-                    <w:t xml:space="preserve">4.</w:t>
-                  </w:r>
-                </w:p>
-              </w:tc>
-              <w:tc>
-                <w:tcPr>
-                  <w:tcW w:type="dxa" w:w="2900"/>
-                  <w:tcBorders>
-                    <w:top w:val="none" w:color="FFFFFF" w:sz="0"/>
-                    <w:left w:val="none" w:color="FFFFFF" w:sz="0"/>
-                    <w:bottom w:val="none" w:color="FFFFFF" w:sz="0"/>
-                    <w:right w:val="none" w:color="FFFFFF" w:sz="0"/>
-                  </w:tcBorders>
-                  <w:tcMar>
-                    <w:top w:type="dxa" w:w="14"/>
-                    <w:left w:type="dxa" w:w="60"/>
-                    <w:bottom w:type="dxa" w:w="14"/>
-                    <w:right w:type="dxa" w:w="60"/>
-                  </w:tcMar>
-                  <w:vAlign w:val="center"/>
-                </w:tcPr>
-                <w:p>
-                  <w:pPr>
-                    <w:spacing w:after="0" w:before="0" w:line="216"/>
-                    <w:jc w:val="left"/>
-                  </w:pPr>
-                  <w:r>
-                    <w:rPr>
-                      <w:rFonts w:ascii="Calibri" w:cs="Calibri" w:eastAsia="Calibri" w:hAnsi="Calibri"/>
-                      <w:sz w:val="16"/>
-                      <w:szCs w:val="16"/>
-                    </w:rPr>
-                    <w:t xml:space="preserve">Transpor Pembimbing Tahfidz</w:t>
-                  </w:r>
-                </w:p>
-              </w:tc>
-              <w:tc>
-                <w:tcPr>
-                  <w:tcW w:type="dxa" w:w="2340"/>
-                  <w:tcBorders>
-                    <w:top w:val="none" w:color="FFFFFF" w:sz="0"/>
-                    <w:left w:val="none" w:color="FFFFFF" w:sz="0"/>
-                    <w:bottom w:val="none" w:color="FFFFFF" w:sz="0"/>
-                    <w:right w:val="none" w:color="FFFFFF" w:sz="0"/>
-                  </w:tcBorders>
-                  <w:tcMar>
-                    <w:top w:type="dxa" w:w="14"/>
-                    <w:left w:type="dxa" w:w="60"/>
-                    <w:bottom w:type="dxa" w:w="14"/>
-                    <w:right w:type="dxa" w:w="60"/>
-                  </w:tcMar>
-                  <w:vAlign w:val="center"/>
-                </w:tcPr>
-                <w:p>
-                  <w:pPr>
-                    <w:spacing w:after="0" w:before="0" w:line="216"/>
-                    <w:jc w:val="left"/>
-                  </w:pPr>
-                  <w:r>
-                    <w:rPr>
-                      <w:rFonts w:ascii="Calibri" w:cs="Calibri" w:eastAsia="Calibri" w:hAnsi="Calibri"/>
-                      <w:i/>
-                      <w:iCs/>
-                      <w:color w:val="595959"/>
-                      <w:sz w:val="16"/>
-                      <w:szCs w:val="16"/>
-                    </w:rPr>
-                    <w:t xml:space="preserve">3 pertemuan</w:t>
-                  </w:r>
-                </w:p>
-              </w:tc>
-              <w:tc>
-                <w:tcPr>
-                  <w:tcW w:type="dxa" w:w="400"/>
-                  <w:tcBorders>
-                    <w:top w:val="none" w:color="FFFFFF" w:sz="0"/>
-                    <w:left w:val="none" w:color="FFFFFF" w:sz="0"/>
-                    <w:bottom w:val="none" w:color="FFFFFF" w:sz="0"/>
-                    <w:right w:val="none" w:color="FFFFFF" w:sz="0"/>
-                  </w:tcBorders>
-                  <w:tcMar>
-                    <w:top w:type="dxa" w:w="14"/>
-                    <w:left w:type="dxa" w:w="60"/>
-                    <w:bottom w:type="dxa" w:w="14"/>
-                    <w:right w:type="dxa" w:w="60"/>
-                  </w:tcMar>
-                  <w:vAlign w:val="center"/>
-                </w:tcPr>
-                <w:p>
-                  <w:pPr>
-                    <w:spacing w:after="0" w:before="0" w:line="216"/>
-                    <w:jc w:val="left"/>
-                  </w:pPr>
-                  <w:r>
-                    <w:rPr>
-                      <w:rFonts w:ascii="Calibri" w:cs="Calibri" w:eastAsia="Calibri" w:hAnsi="Calibri"/>
-                      <w:sz w:val="16"/>
-                      <w:szCs w:val="16"/>
-                    </w:rPr>
-                    <w:t xml:space="preserve">Rp</w:t>
-                  </w:r>
-                </w:p>
-              </w:tc>
-              <w:tc>
-                <w:tcPr>
-                  <w:tcW w:type="dxa" w:w="1500"/>
-                  <w:tcBorders>
-                    <w:top w:val="none" w:color="FFFFFF" w:sz="0"/>
-                    <w:left w:val="none" w:color="FFFFFF" w:sz="0"/>
-                    <w:bottom w:val="none" w:color="FFFFFF" w:sz="0"/>
-                    <w:right w:val="none" w:color="FFFFFF" w:sz="0"/>
-                  </w:tcBorders>
-                  <w:tcMar>
-                    <w:top w:type="dxa" w:w="14"/>
-                    <w:left w:type="dxa" w:w="60"/>
-                    <w:bottom w:type="dxa" w:w="14"/>
-                    <w:right w:type="dxa" w:w="60"/>
-                  </w:tcMar>
-                  <w:vAlign w:val="center"/>
-                </w:tcPr>
-                <w:p>
-                  <w:pPr>
-                    <w:spacing w:after="0" w:before="0" w:line="216"/>
-                    <w:jc w:val="right"/>
-                  </w:pPr>
-                  <w:r>
-                    <w:rPr>
-                      <w:rFonts w:ascii="Calibri" w:cs="Calibri" w:eastAsia="Calibri" w:hAnsi="Calibri"/>
-                      <w:sz w:val="16"/>
-                      <w:szCs w:val="16"/>
-                    </w:rPr>
-                    <w:t xml:space="preserve">150.000</w:t>
-                  </w:r>
-                </w:p>
-              </w:tc>
-            </w:tr>
-            <w:tr>
-              <w:tc>
-                <w:tcPr>
-                  <w:tcW w:type="dxa" w:w="360"/>
-                  <w:tcBorders>
-                    <w:top w:val="none" w:color="FFFFFF" w:sz="0"/>
-                    <w:left w:val="none" w:color="FFFFFF" w:sz="0"/>
-                    <w:bottom w:val="none" w:color="FFFFFF" w:sz="0"/>
-                    <w:right w:val="none" w:color="FFFFFF" w:sz="0"/>
-                  </w:tcBorders>
-                  <w:tcMar>
-                    <w:top w:type="dxa" w:w="14"/>
-                    <w:left w:type="dxa" w:w="60"/>
-                    <w:bottom w:type="dxa" w:w="14"/>
-                    <w:right w:type="dxa" w:w="60"/>
-                  </w:tcMar>
-                  <w:vAlign w:val="center"/>
-                </w:tcPr>
-                <w:p>
-                  <w:pPr>
-                    <w:spacing w:after="0" w:before="0" w:line="216"/>
-                    <w:jc w:val="right"/>
-                  </w:pPr>
-                  <w:r>
-                    <w:rPr>
-                      <w:rFonts w:ascii="Calibri" w:cs="Calibri" w:eastAsia="Calibri" w:hAnsi="Calibri"/>
-                      <w:sz w:val="16"/>
-                      <w:szCs w:val="16"/>
-                    </w:rPr>
-                    <w:t xml:space="preserve">5.</w:t>
-                  </w:r>
-                </w:p>
-              </w:tc>
-              <w:tc>
-                <w:tcPr>
-                  <w:tcW w:type="dxa" w:w="2900"/>
-                  <w:tcBorders>
-                    <w:top w:val="none" w:color="FFFFFF" w:sz="0"/>
-                    <w:left w:val="none" w:color="FFFFFF" w:sz="0"/>
-                    <w:bottom w:val="none" w:color="FFFFFF" w:sz="0"/>
-                    <w:right w:val="none" w:color="FFFFFF" w:sz="0"/>
-                  </w:tcBorders>
-                  <w:tcMar>
-                    <w:top w:type="dxa" w:w="14"/>
-                    <w:left w:type="dxa" w:w="60"/>
-                    <w:bottom w:type="dxa" w:w="14"/>
-                    <w:right w:type="dxa" w:w="60"/>
-                  </w:tcMar>
-                  <w:vAlign w:val="center"/>
-                </w:tcPr>
-                <w:p>
-                  <w:pPr>
-                    <w:spacing w:after="0" w:before="0" w:line="216"/>
-                    <w:jc w:val="left"/>
-                  </w:pPr>
-                  <w:r>
-                    <w:rPr>
-                      <w:rFonts w:ascii="Calibri" w:cs="Calibri" w:eastAsia="Calibri" w:hAnsi="Calibri"/>
-                      <w:sz w:val="16"/>
-                      <w:szCs w:val="16"/>
-                    </w:rPr>
-                    <w:t xml:space="preserve">Kompensasi Piket Parkiran</w:t>
-                  </w:r>
-                </w:p>
-              </w:tc>
-              <w:tc>
-                <w:tcPr>
-                  <w:tcW w:type="dxa" w:w="2340"/>
-                  <w:tcBorders>
-                    <w:top w:val="none" w:color="FFFFFF" w:sz="0"/>
-                    <w:left w:val="none" w:color="FFFFFF" w:sz="0"/>
-                    <w:bottom w:val="none" w:color="FFFFFF" w:sz="0"/>
-                    <w:right w:val="none" w:color="FFFFFF" w:sz="0"/>
-                  </w:tcBorders>
-                  <w:tcMar>
-                    <w:top w:type="dxa" w:w="14"/>
-                    <w:left w:type="dxa" w:w="60"/>
-                    <w:bottom w:type="dxa" w:w="14"/>
-                    <w:right w:type="dxa" w:w="60"/>
-                  </w:tcMar>
-                  <w:vAlign w:val="center"/>
-                </w:tcPr>
-                <w:p>
-                  <w:pPr>
-                    <w:spacing w:after="0" w:before="0" w:line="216"/>
-                    <w:jc w:val="left"/>
-                  </w:pPr>
-                  <w:r>
-                    <w:rPr>
-                      <w:rFonts w:ascii="Calibri" w:cs="Calibri" w:eastAsia="Calibri" w:hAnsi="Calibri"/>
-                      <w:i/>
-                      <w:iCs/>
-                      <w:color w:val="595959"/>
-                      <w:sz w:val="16"/>
-                      <w:szCs w:val="16"/>
-                    </w:rPr>
-                    <w:t xml:space="preserve">0 hari jaga</w:t>
-                  </w:r>
-                </w:p>
-              </w:tc>
-              <w:tc>
-                <w:tcPr>
-                  <w:tcW w:type="dxa" w:w="400"/>
-                  <w:tcBorders>
-                    <w:top w:val="none" w:color="FFFFFF" w:sz="0"/>
-                    <w:left w:val="none" w:color="FFFFFF" w:sz="0"/>
-                    <w:bottom w:val="none" w:color="FFFFFF" w:sz="0"/>
-                    <w:right w:val="none" w:color="FFFFFF" w:sz="0"/>
-                  </w:tcBorders>
-                  <w:tcMar>
-                    <w:top w:type="dxa" w:w="14"/>
-                    <w:left w:type="dxa" w:w="60"/>
-                    <w:bottom w:type="dxa" w:w="14"/>
-                    <w:right w:type="dxa" w:w="60"/>
-                  </w:tcMar>
-                  <w:vAlign w:val="center"/>
-                </w:tcPr>
-                <w:p>
-                  <w:pPr>
-                    <w:spacing w:after="0" w:before="0" w:line="216"/>
-                    <w:jc w:val="left"/>
-                  </w:pPr>
-                  <w:r>
-                    <w:rPr>
-                      <w:rFonts w:ascii="Calibri" w:cs="Calibri" w:eastAsia="Calibri" w:hAnsi="Calibri"/>
-                      <w:sz w:val="16"/>
-                      <w:szCs w:val="16"/>
-                    </w:rPr>
-                    <w:t xml:space="preserve">Rp</w:t>
-                  </w:r>
-                </w:p>
-              </w:tc>
-              <w:tc>
-                <w:tcPr>
-                  <w:tcW w:type="dxa" w:w="1500"/>
-                  <w:tcBorders>
-                    <w:top w:val="none" w:color="FFFFFF" w:sz="0"/>
-                    <w:left w:val="none" w:color="FFFFFF" w:sz="0"/>
-                    <w:bottom w:val="none" w:color="FFFFFF" w:sz="0"/>
-                    <w:right w:val="none" w:color="FFFFFF" w:sz="0"/>
-                  </w:tcBorders>
-                  <w:tcMar>
-                    <w:top w:type="dxa" w:w="14"/>
-                    <w:left w:type="dxa" w:w="60"/>
-                    <w:bottom w:type="dxa" w:w="14"/>
-                    <w:right w:type="dxa" w:w="60"/>
-                  </w:tcMar>
-                  <w:vAlign w:val="center"/>
-                </w:tcPr>
-                <w:p>
-                  <w:pPr>
-                    <w:spacing w:after="0" w:before="0" w:line="216"/>
-                    <w:jc w:val="right"/>
-                  </w:pPr>
-                  <w:r>
-                    <w:rPr>
-                      <w:rFonts w:ascii="Calibri" w:cs="Calibri" w:eastAsia="Calibri" w:hAnsi="Calibri"/>
-                      <w:sz w:val="16"/>
-                      <w:szCs w:val="16"/>
-                    </w:rPr>
-                    <w:t xml:space="preserve">0</w:t>
-                  </w:r>
-                </w:p>
-              </w:tc>
-            </w:tr>
-            <w:tr>
-              <w:tc>
-                <w:tcPr>
-                  <w:tcW w:type="dxa" w:w="360"/>
-                  <w:tcBorders>
-                    <w:top w:val="none" w:color="FFFFFF" w:sz="0"/>
-                    <w:left w:val="none" w:color="FFFFFF" w:sz="0"/>
-                    <w:bottom w:val="single" w:color="BFBFBF" w:sz="4"/>
-                    <w:right w:val="none" w:color="FFFFFF" w:sz="0"/>
-                  </w:tcBorders>
-                  <w:shd w:fill="F2F2F2" w:color="auto" w:val="clear"/>
-                  <w:tcMar>
-                    <w:top w:type="dxa" w:w="14"/>
-                    <w:left w:type="dxa" w:w="60"/>
-                    <w:bottom w:type="dxa" w:w="14"/>
-                    <w:right w:type="dxa" w:w="60"/>
-                  </w:tcMar>
-                  <w:vAlign w:val="center"/>
-                </w:tcPr>
-                <w:p>
-                  <w:pPr>
-                    <w:spacing w:after="0" w:before="0" w:line="216"/>
-                    <w:jc w:val="left"/>
-                  </w:pPr>
-                  <w:r>
-                    <w:rPr>
-                      <w:rFonts w:ascii="Calibri" w:cs="Calibri" w:eastAsia="Calibri" w:hAnsi="Calibri"/>
-                      <w:sz w:val="16"/>
-                      <w:szCs w:val="16"/>
-                    </w:rPr>
-                    <w:t xml:space="preserve"/>
-                  </w:r>
-                </w:p>
-              </w:tc>
-              <w:tc>
-                <w:tcPr>
-                  <w:tcW w:type="dxa" w:w="5240"/>
-                  <w:gridSpan w:val="2"/>
-                  <w:tcBorders>
-                    <w:top w:val="none" w:color="FFFFFF" w:sz="0"/>
-                    <w:left w:val="none" w:color="FFFFFF" w:sz="0"/>
-                    <w:bottom w:val="single" w:color="BFBFBF" w:sz="4"/>
-                    <w:right w:val="none" w:color="FFFFFF" w:sz="0"/>
-                  </w:tcBorders>
-                  <w:shd w:fill="F2F2F2" w:color="auto" w:val="clear"/>
-                  <w:tcMar>
-                    <w:top w:type="dxa" w:w="14"/>
-                    <w:left w:type="dxa" w:w="60"/>
-                    <w:bottom w:type="dxa" w:w="14"/>
-                    <w:right w:type="dxa" w:w="60"/>
-                  </w:tcMar>
-                  <w:vAlign w:val="center"/>
-                </w:tcPr>
-                <w:p>
-                  <w:pPr>
-                    <w:spacing w:after="0" w:before="0" w:line="216"/>
-                    <w:jc w:val="left"/>
-                  </w:pPr>
+                    <w:t xml:space="preserve">(kehadiran </w:t>
+                  </w:r>
                   <w:r>
                     <w:rPr>
                       <w:rFonts w:ascii="Calibri" w:cs="Calibri" w:eastAsia="Calibri" w:hAnsi="Calibri"/>
@@ -9796,6 +9646,859 @@
                       <w:bCs/>
                       <w:i/>
                       <w:iCs/>
+                      <w:color w:val="595959"/>
+                      <w:sz w:val="16"/>
+                      <w:szCs w:val="16"/>
+                    </w:rPr>
+                    <w:t xml:space="preserve">75,00%</w:t>
+                  </w:r>
+                  <w:r>
+                    <w:rPr>
+                      <w:rFonts w:ascii="Calibri" w:cs="Calibri" w:eastAsia="Calibri" w:hAnsi="Calibri"/>
+                      <w:i/>
+                      <w:iCs/>
+                      <w:color w:val="595959"/>
+                      <w:sz w:val="16"/>
+                      <w:szCs w:val="16"/>
+                    </w:rPr>
+                    <w:t xml:space="preserve">)</w:t>
+                  </w:r>
+                </w:p>
+              </w:tc>
+              <w:tc>
+                <w:tcPr>
+                  <w:tcW w:type="dxa" w:w="400"/>
+                  <w:tcBorders>
+                    <w:top w:val="none" w:color="FFFFFF" w:sz="0"/>
+                    <w:left w:val="none" w:color="FFFFFF" w:sz="0"/>
+                    <w:bottom w:val="none" w:color="FFFFFF" w:sz="0"/>
+                    <w:right w:val="none" w:color="FFFFFF" w:sz="0"/>
+                  </w:tcBorders>
+                  <w:tcMar>
+                    <w:top w:type="dxa" w:w="14"/>
+                    <w:left w:type="dxa" w:w="60"/>
+                    <w:bottom w:type="dxa" w:w="14"/>
+                    <w:right w:type="dxa" w:w="60"/>
+                  </w:tcMar>
+                  <w:vAlign w:val="center"/>
+                </w:tcPr>
+                <w:p>
+                  <w:pPr>
+                    <w:spacing w:after="0" w:before="0" w:line="216"/>
+                    <w:jc w:val="left"/>
+                  </w:pPr>
+                  <w:r>
+                    <w:rPr>
+                      <w:rFonts w:ascii="Calibri" w:cs="Calibri" w:eastAsia="Calibri" w:hAnsi="Calibri"/>
+                      <w:sz w:val="16"/>
+                      <w:szCs w:val="16"/>
+                    </w:rPr>
+                    <w:t xml:space="preserve">Rp</w:t>
+                  </w:r>
+                </w:p>
+              </w:tc>
+              <w:tc>
+                <w:tcPr>
+                  <w:tcW w:type="dxa" w:w="1500"/>
+                  <w:tcBorders>
+                    <w:top w:val="none" w:color="FFFFFF" w:sz="0"/>
+                    <w:left w:val="none" w:color="FFFFFF" w:sz="0"/>
+                    <w:bottom w:val="none" w:color="FFFFFF" w:sz="0"/>
+                    <w:right w:val="none" w:color="FFFFFF" w:sz="0"/>
+                  </w:tcBorders>
+                  <w:tcMar>
+                    <w:top w:type="dxa" w:w="14"/>
+                    <w:left w:type="dxa" w:w="60"/>
+                    <w:bottom w:type="dxa" w:w="14"/>
+                    <w:right w:type="dxa" w:w="60"/>
+                  </w:tcMar>
+                  <w:vAlign w:val="center"/>
+                </w:tcPr>
+                <w:p>
+                  <w:pPr>
+                    <w:spacing w:after="0" w:before="0" w:line="216"/>
+                    <w:jc w:val="right"/>
+                  </w:pPr>
+                  <w:r>
+                    <w:rPr>
+                      <w:rFonts w:ascii="Calibri" w:cs="Calibri" w:eastAsia="Calibri" w:hAnsi="Calibri"/>
+                      <w:sz w:val="16"/>
+                      <w:szCs w:val="16"/>
+                    </w:rPr>
+                    <w:t xml:space="preserve">90.000</w:t>
+                  </w:r>
+                </w:p>
+              </w:tc>
+            </w:tr>
+            <w:tr>
+              <w:tc>
+                <w:tcPr>
+                  <w:tcW w:type="dxa" w:w="360"/>
+                  <w:tcBorders>
+                    <w:top w:val="none" w:color="FFFFFF" w:sz="0"/>
+                    <w:left w:val="none" w:color="FFFFFF" w:sz="0"/>
+                    <w:bottom w:val="none" w:color="FFFFFF" w:sz="0"/>
+                    <w:right w:val="none" w:color="FFFFFF" w:sz="0"/>
+                  </w:tcBorders>
+                  <w:tcMar>
+                    <w:top w:type="dxa" w:w="14"/>
+                    <w:left w:type="dxa" w:w="60"/>
+                    <w:bottom w:type="dxa" w:w="14"/>
+                    <w:right w:type="dxa" w:w="60"/>
+                  </w:tcMar>
+                  <w:vAlign w:val="center"/>
+                </w:tcPr>
+                <w:p>
+                  <w:pPr>
+                    <w:spacing w:after="0" w:before="0" w:line="216"/>
+                    <w:jc w:val="right"/>
+                  </w:pPr>
+                  <w:r>
+                    <w:rPr>
+                      <w:rFonts w:ascii="Calibri" w:cs="Calibri" w:eastAsia="Calibri" w:hAnsi="Calibri"/>
+                      <w:sz w:val="16"/>
+                      <w:szCs w:val="16"/>
+                    </w:rPr>
+                    <w:t xml:space="preserve">2.</w:t>
+                  </w:r>
+                </w:p>
+              </w:tc>
+              <w:tc>
+                <w:tcPr>
+                  <w:tcW w:type="dxa" w:w="2900"/>
+                  <w:tcBorders>
+                    <w:top w:val="none" w:color="FFFFFF" w:sz="0"/>
+                    <w:left w:val="none" w:color="FFFFFF" w:sz="0"/>
+                    <w:bottom w:val="none" w:color="FFFFFF" w:sz="0"/>
+                    <w:right w:val="none" w:color="FFFFFF" w:sz="0"/>
+                  </w:tcBorders>
+                  <w:tcMar>
+                    <w:top w:type="dxa" w:w="14"/>
+                    <w:left w:type="dxa" w:w="60"/>
+                    <w:bottom w:type="dxa" w:w="14"/>
+                    <w:right w:type="dxa" w:w="60"/>
+                  </w:tcMar>
+                  <w:vAlign w:val="center"/>
+                </w:tcPr>
+                <w:p>
+                  <w:pPr>
+                    <w:spacing w:after="0" w:before="0" w:line="216"/>
+                    <w:jc w:val="left"/>
+                  </w:pPr>
+                  <w:r>
+                    <w:rPr>
+                      <w:rFonts w:ascii="Calibri" w:cs="Calibri" w:eastAsia="Calibri" w:hAnsi="Calibri"/>
+                      <w:sz w:val="16"/>
+                      <w:szCs w:val="16"/>
+                    </w:rPr>
+                    <w:t xml:space="preserve">Transpor Guru Pengganti</w:t>
+                  </w:r>
+                </w:p>
+              </w:tc>
+              <w:tc>
+                <w:tcPr>
+                  <w:tcW w:type="dxa" w:w="2340"/>
+                  <w:tcBorders>
+                    <w:top w:val="none" w:color="FFFFFF" w:sz="0"/>
+                    <w:left w:val="none" w:color="FFFFFF" w:sz="0"/>
+                    <w:bottom w:val="none" w:color="FFFFFF" w:sz="0"/>
+                    <w:right w:val="none" w:color="FFFFFF" w:sz="0"/>
+                  </w:tcBorders>
+                  <w:tcMar>
+                    <w:top w:type="dxa" w:w="14"/>
+                    <w:left w:type="dxa" w:w="60"/>
+                    <w:bottom w:type="dxa" w:w="14"/>
+                    <w:right w:type="dxa" w:w="60"/>
+                  </w:tcMar>
+                  <w:vAlign w:val="center"/>
+                </w:tcPr>
+                <w:p>
+                  <w:pPr>
+                    <w:spacing w:after="0" w:before="0" w:line="216"/>
+                    <w:jc w:val="left"/>
+                  </w:pPr>
+                  <w:r>
+                    <w:rPr>
+                      <w:rFonts w:ascii="Calibri" w:cs="Calibri" w:eastAsia="Calibri" w:hAnsi="Calibri"/>
+                      <w:i/>
+                      <w:iCs/>
+                      <w:color w:val="595959"/>
+                      <w:sz w:val="16"/>
+                      <w:szCs w:val="16"/>
+                    </w:rPr>
+                    <w:t xml:space="preserve">GT 1 · PT 4 · Inf 2 jam</w:t>
+                  </w:r>
+                  <w:r>
+                    <w:rPr>
+                      <w:rFonts w:ascii="Calibri" w:cs="Calibri" w:eastAsia="Calibri" w:hAnsi="Calibri"/>
+                      <w:i/>
+                      <w:iCs/>
+                      <w:color w:val="595959"/>
+                      <w:sz w:val="16"/>
+                      <w:szCs w:val="16"/>
+                    </w:rPr>
+                    <w:t xml:space="preserve"> </w:t>
+                  </w:r>
+                </w:p>
+              </w:tc>
+              <w:tc>
+                <w:tcPr>
+                  <w:tcW w:type="dxa" w:w="400"/>
+                  <w:tcBorders>
+                    <w:top w:val="none" w:color="FFFFFF" w:sz="0"/>
+                    <w:left w:val="none" w:color="FFFFFF" w:sz="0"/>
+                    <w:bottom w:val="none" w:color="FFFFFF" w:sz="0"/>
+                    <w:right w:val="none" w:color="FFFFFF" w:sz="0"/>
+                  </w:tcBorders>
+                  <w:tcMar>
+                    <w:top w:type="dxa" w:w="14"/>
+                    <w:left w:type="dxa" w:w="60"/>
+                    <w:bottom w:type="dxa" w:w="14"/>
+                    <w:right w:type="dxa" w:w="60"/>
+                  </w:tcMar>
+                  <w:vAlign w:val="center"/>
+                </w:tcPr>
+                <w:p>
+                  <w:pPr>
+                    <w:spacing w:after="0" w:before="0" w:line="216"/>
+                    <w:jc w:val="left"/>
+                  </w:pPr>
+                  <w:r>
+                    <w:rPr>
+                      <w:rFonts w:ascii="Calibri" w:cs="Calibri" w:eastAsia="Calibri" w:hAnsi="Calibri"/>
+                      <w:sz w:val="16"/>
+                      <w:szCs w:val="16"/>
+                    </w:rPr>
+                    <w:t xml:space="preserve">Rp</w:t>
+                  </w:r>
+                </w:p>
+              </w:tc>
+              <w:tc>
+                <w:tcPr>
+                  <w:tcW w:type="dxa" w:w="1500"/>
+                  <w:tcBorders>
+                    <w:top w:val="none" w:color="FFFFFF" w:sz="0"/>
+                    <w:left w:val="none" w:color="FFFFFF" w:sz="0"/>
+                    <w:bottom w:val="none" w:color="FFFFFF" w:sz="0"/>
+                    <w:right w:val="none" w:color="FFFFFF" w:sz="0"/>
+                  </w:tcBorders>
+                  <w:tcMar>
+                    <w:top w:type="dxa" w:w="14"/>
+                    <w:left w:type="dxa" w:w="60"/>
+                    <w:bottom w:type="dxa" w:w="14"/>
+                    <w:right w:type="dxa" w:w="60"/>
+                  </w:tcMar>
+                  <w:vAlign w:val="center"/>
+                </w:tcPr>
+                <w:p>
+                  <w:pPr>
+                    <w:spacing w:after="0" w:before="0" w:line="216"/>
+                    <w:jc w:val="right"/>
+                  </w:pPr>
+                  <w:r>
+                    <w:rPr>
+                      <w:rFonts w:ascii="Calibri" w:cs="Calibri" w:eastAsia="Calibri" w:hAnsi="Calibri"/>
+                      <w:sz w:val="16"/>
+                      <w:szCs w:val="16"/>
+                    </w:rPr>
+                    <w:t xml:space="preserve">105.000</w:t>
+                  </w:r>
+                </w:p>
+              </w:tc>
+            </w:tr>
+            <w:tr>
+              <w:tc>
+                <w:tcPr>
+                  <w:tcW w:type="dxa" w:w="360"/>
+                  <w:tcBorders>
+                    <w:top w:val="none" w:color="FFFFFF" w:sz="0"/>
+                    <w:left w:val="none" w:color="FFFFFF" w:sz="0"/>
+                    <w:bottom w:val="none" w:color="FFFFFF" w:sz="0"/>
+                    <w:right w:val="none" w:color="FFFFFF" w:sz="0"/>
+                  </w:tcBorders>
+                  <w:tcMar>
+                    <w:top w:type="dxa" w:w="14"/>
+                    <w:left w:type="dxa" w:w="60"/>
+                    <w:bottom w:type="dxa" w:w="14"/>
+                    <w:right w:type="dxa" w:w="60"/>
+                  </w:tcMar>
+                  <w:vAlign w:val="center"/>
+                </w:tcPr>
+                <w:p>
+                  <w:pPr>
+                    <w:spacing w:after="0" w:before="0" w:line="216"/>
+                    <w:jc w:val="right"/>
+                  </w:pPr>
+                  <w:r>
+                    <w:rPr>
+                      <w:rFonts w:ascii="Calibri" w:cs="Calibri" w:eastAsia="Calibri" w:hAnsi="Calibri"/>
+                      <w:sz w:val="16"/>
+                      <w:szCs w:val="16"/>
+                    </w:rPr>
+                    <w:t xml:space="preserve">3.</w:t>
+                  </w:r>
+                </w:p>
+              </w:tc>
+              <w:tc>
+                <w:tcPr>
+                  <w:tcW w:type="dxa" w:w="2900"/>
+                  <w:tcBorders>
+                    <w:top w:val="none" w:color="FFFFFF" w:sz="0"/>
+                    <w:left w:val="none" w:color="FFFFFF" w:sz="0"/>
+                    <w:bottom w:val="none" w:color="FFFFFF" w:sz="0"/>
+                    <w:right w:val="none" w:color="FFFFFF" w:sz="0"/>
+                  </w:tcBorders>
+                  <w:tcMar>
+                    <w:top w:type="dxa" w:w="14"/>
+                    <w:left w:type="dxa" w:w="60"/>
+                    <w:bottom w:type="dxa" w:w="14"/>
+                    <w:right w:type="dxa" w:w="60"/>
+                  </w:tcMar>
+                  <w:vAlign w:val="center"/>
+                </w:tcPr>
+                <w:p>
+                  <w:pPr>
+                    <w:spacing w:after="0" w:before="0" w:line="216"/>
+                    <w:jc w:val="left"/>
+                  </w:pPr>
+                  <w:r>
+                    <w:rPr>
+                      <w:rFonts w:ascii="Calibri" w:cs="Calibri" w:eastAsia="Calibri" w:hAnsi="Calibri"/>
+                      <w:sz w:val="16"/>
+                      <w:szCs w:val="16"/>
+                    </w:rPr>
+                    <w:t xml:space="preserve">Transpor Pembina Ekstrakurikuler</w:t>
+                  </w:r>
+                </w:p>
+              </w:tc>
+              <w:tc>
+                <w:tcPr>
+                  <w:tcW w:type="dxa" w:w="2340"/>
+                  <w:tcBorders>
+                    <w:top w:val="none" w:color="FFFFFF" w:sz="0"/>
+                    <w:left w:val="none" w:color="FFFFFF" w:sz="0"/>
+                    <w:bottom w:val="none" w:color="FFFFFF" w:sz="0"/>
+                    <w:right w:val="none" w:color="FFFFFF" w:sz="0"/>
+                  </w:tcBorders>
+                  <w:tcMar>
+                    <w:top w:type="dxa" w:w="14"/>
+                    <w:left w:type="dxa" w:w="60"/>
+                    <w:bottom w:type="dxa" w:w="14"/>
+                    <w:right w:type="dxa" w:w="60"/>
+                  </w:tcMar>
+                  <w:vAlign w:val="center"/>
+                </w:tcPr>
+                <w:p>
+                  <w:pPr>
+                    <w:spacing w:after="0" w:before="0" w:line="216"/>
+                    <w:jc w:val="left"/>
+                  </w:pPr>
+                  <w:r>
+                    <w:rPr>
+                      <w:rFonts w:ascii="Calibri" w:cs="Calibri" w:eastAsia="Calibri" w:hAnsi="Calibri"/>
+                      <w:i/>
+                      <w:iCs/>
+                      <w:color w:val="595959"/>
+                      <w:sz w:val="16"/>
+                      <w:szCs w:val="16"/>
+                    </w:rPr>
+                    <w:t xml:space="preserve">0 pertemuan</w:t>
+                  </w:r>
+                  <w:r>
+                    <w:rPr>
+                      <w:rFonts w:ascii="Calibri" w:cs="Calibri" w:eastAsia="Calibri" w:hAnsi="Calibri"/>
+                      <w:i/>
+                      <w:iCs/>
+                      <w:color w:val="595959"/>
+                      <w:sz w:val="16"/>
+                      <w:szCs w:val="16"/>
+                    </w:rPr>
+                    <w:t xml:space="preserve"> </w:t>
+                  </w:r>
+                </w:p>
+              </w:tc>
+              <w:tc>
+                <w:tcPr>
+                  <w:tcW w:type="dxa" w:w="400"/>
+                  <w:tcBorders>
+                    <w:top w:val="none" w:color="FFFFFF" w:sz="0"/>
+                    <w:left w:val="none" w:color="FFFFFF" w:sz="0"/>
+                    <w:bottom w:val="none" w:color="FFFFFF" w:sz="0"/>
+                    <w:right w:val="none" w:color="FFFFFF" w:sz="0"/>
+                  </w:tcBorders>
+                  <w:tcMar>
+                    <w:top w:type="dxa" w:w="14"/>
+                    <w:left w:type="dxa" w:w="60"/>
+                    <w:bottom w:type="dxa" w:w="14"/>
+                    <w:right w:type="dxa" w:w="60"/>
+                  </w:tcMar>
+                  <w:vAlign w:val="center"/>
+                </w:tcPr>
+                <w:p>
+                  <w:pPr>
+                    <w:spacing w:after="0" w:before="0" w:line="216"/>
+                    <w:jc w:val="left"/>
+                  </w:pPr>
+                  <w:r>
+                    <w:rPr>
+                      <w:rFonts w:ascii="Calibri" w:cs="Calibri" w:eastAsia="Calibri" w:hAnsi="Calibri"/>
+                      <w:sz w:val="16"/>
+                      <w:szCs w:val="16"/>
+                    </w:rPr>
+                    <w:t xml:space="preserve">Rp</w:t>
+                  </w:r>
+                </w:p>
+              </w:tc>
+              <w:tc>
+                <w:tcPr>
+                  <w:tcW w:type="dxa" w:w="1500"/>
+                  <w:tcBorders>
+                    <w:top w:val="none" w:color="FFFFFF" w:sz="0"/>
+                    <w:left w:val="none" w:color="FFFFFF" w:sz="0"/>
+                    <w:bottom w:val="none" w:color="FFFFFF" w:sz="0"/>
+                    <w:right w:val="none" w:color="FFFFFF" w:sz="0"/>
+                  </w:tcBorders>
+                  <w:tcMar>
+                    <w:top w:type="dxa" w:w="14"/>
+                    <w:left w:type="dxa" w:w="60"/>
+                    <w:bottom w:type="dxa" w:w="14"/>
+                    <w:right w:type="dxa" w:w="60"/>
+                  </w:tcMar>
+                  <w:vAlign w:val="center"/>
+                </w:tcPr>
+                <w:p>
+                  <w:pPr>
+                    <w:spacing w:after="0" w:before="0" w:line="216"/>
+                    <w:jc w:val="right"/>
+                  </w:pPr>
+                  <w:r>
+                    <w:rPr>
+                      <w:rFonts w:ascii="Calibri" w:cs="Calibri" w:eastAsia="Calibri" w:hAnsi="Calibri"/>
+                      <w:sz w:val="16"/>
+                      <w:szCs w:val="16"/>
+                    </w:rPr>
+                    <w:t xml:space="preserve">0</w:t>
+                  </w:r>
+                </w:p>
+              </w:tc>
+            </w:tr>
+            <w:tr>
+              <w:tc>
+                <w:tcPr>
+                  <w:tcW w:type="dxa" w:w="360"/>
+                  <w:tcBorders>
+                    <w:top w:val="none" w:color="FFFFFF" w:sz="0"/>
+                    <w:left w:val="none" w:color="FFFFFF" w:sz="0"/>
+                    <w:bottom w:val="none" w:color="FFFFFF" w:sz="0"/>
+                    <w:right w:val="none" w:color="FFFFFF" w:sz="0"/>
+                  </w:tcBorders>
+                  <w:tcMar>
+                    <w:top w:type="dxa" w:w="14"/>
+                    <w:left w:type="dxa" w:w="60"/>
+                    <w:bottom w:type="dxa" w:w="14"/>
+                    <w:right w:type="dxa" w:w="60"/>
+                  </w:tcMar>
+                  <w:vAlign w:val="center"/>
+                </w:tcPr>
+                <w:p>
+                  <w:pPr>
+                    <w:spacing w:after="0" w:before="0" w:line="216"/>
+                    <w:jc w:val="right"/>
+                  </w:pPr>
+                  <w:r>
+                    <w:rPr>
+                      <w:rFonts w:ascii="Calibri" w:cs="Calibri" w:eastAsia="Calibri" w:hAnsi="Calibri"/>
+                      <w:sz w:val="16"/>
+                      <w:szCs w:val="16"/>
+                    </w:rPr>
+                    <w:t xml:space="preserve">4.</w:t>
+                  </w:r>
+                </w:p>
+              </w:tc>
+              <w:tc>
+                <w:tcPr>
+                  <w:tcW w:type="dxa" w:w="2900"/>
+                  <w:tcBorders>
+                    <w:top w:val="none" w:color="FFFFFF" w:sz="0"/>
+                    <w:left w:val="none" w:color="FFFFFF" w:sz="0"/>
+                    <w:bottom w:val="none" w:color="FFFFFF" w:sz="0"/>
+                    <w:right w:val="none" w:color="FFFFFF" w:sz="0"/>
+                  </w:tcBorders>
+                  <w:tcMar>
+                    <w:top w:type="dxa" w:w="14"/>
+                    <w:left w:type="dxa" w:w="60"/>
+                    <w:bottom w:type="dxa" w:w="14"/>
+                    <w:right w:type="dxa" w:w="60"/>
+                  </w:tcMar>
+                  <w:vAlign w:val="center"/>
+                </w:tcPr>
+                <w:p>
+                  <w:pPr>
+                    <w:spacing w:after="0" w:before="0" w:line="216"/>
+                    <w:jc w:val="left"/>
+                  </w:pPr>
+                  <w:r>
+                    <w:rPr>
+                      <w:rFonts w:ascii="Calibri" w:cs="Calibri" w:eastAsia="Calibri" w:hAnsi="Calibri"/>
+                      <w:sz w:val="16"/>
+                      <w:szCs w:val="16"/>
+                    </w:rPr>
+                    <w:t xml:space="preserve">Transpor Pembimbing Tahfidz</w:t>
+                  </w:r>
+                </w:p>
+              </w:tc>
+              <w:tc>
+                <w:tcPr>
+                  <w:tcW w:type="dxa" w:w="2340"/>
+                  <w:tcBorders>
+                    <w:top w:val="none" w:color="FFFFFF" w:sz="0"/>
+                    <w:left w:val="none" w:color="FFFFFF" w:sz="0"/>
+                    <w:bottom w:val="none" w:color="FFFFFF" w:sz="0"/>
+                    <w:right w:val="none" w:color="FFFFFF" w:sz="0"/>
+                  </w:tcBorders>
+                  <w:tcMar>
+                    <w:top w:type="dxa" w:w="14"/>
+                    <w:left w:type="dxa" w:w="60"/>
+                    <w:bottom w:type="dxa" w:w="14"/>
+                    <w:right w:type="dxa" w:w="60"/>
+                  </w:tcMar>
+                  <w:vAlign w:val="center"/>
+                </w:tcPr>
+                <w:p>
+                  <w:pPr>
+                    <w:spacing w:after="0" w:before="0" w:line="216"/>
+                    <w:jc w:val="left"/>
+                  </w:pPr>
+                  <w:r>
+                    <w:rPr>
+                      <w:rFonts w:ascii="Calibri" w:cs="Calibri" w:eastAsia="Calibri" w:hAnsi="Calibri"/>
+                      <w:i/>
+                      <w:iCs/>
+                      <w:color w:val="595959"/>
+                      <w:sz w:val="16"/>
+                      <w:szCs w:val="16"/>
+                    </w:rPr>
+                    <w:t xml:space="preserve">3 pertemuan</w:t>
+                  </w:r>
+                  <w:r>
+                    <w:rPr>
+                      <w:rFonts w:ascii="Calibri" w:cs="Calibri" w:eastAsia="Calibri" w:hAnsi="Calibri"/>
+                      <w:i/>
+                      <w:iCs/>
+                      <w:color w:val="595959"/>
+                      <w:sz w:val="16"/>
+                      <w:szCs w:val="16"/>
+                    </w:rPr>
+                    <w:t xml:space="preserve"> </w:t>
+                  </w:r>
+                </w:p>
+              </w:tc>
+              <w:tc>
+                <w:tcPr>
+                  <w:tcW w:type="dxa" w:w="400"/>
+                  <w:tcBorders>
+                    <w:top w:val="none" w:color="FFFFFF" w:sz="0"/>
+                    <w:left w:val="none" w:color="FFFFFF" w:sz="0"/>
+                    <w:bottom w:val="none" w:color="FFFFFF" w:sz="0"/>
+                    <w:right w:val="none" w:color="FFFFFF" w:sz="0"/>
+                  </w:tcBorders>
+                  <w:tcMar>
+                    <w:top w:type="dxa" w:w="14"/>
+                    <w:left w:type="dxa" w:w="60"/>
+                    <w:bottom w:type="dxa" w:w="14"/>
+                    <w:right w:type="dxa" w:w="60"/>
+                  </w:tcMar>
+                  <w:vAlign w:val="center"/>
+                </w:tcPr>
+                <w:p>
+                  <w:pPr>
+                    <w:spacing w:after="0" w:before="0" w:line="216"/>
+                    <w:jc w:val="left"/>
+                  </w:pPr>
+                  <w:r>
+                    <w:rPr>
+                      <w:rFonts w:ascii="Calibri" w:cs="Calibri" w:eastAsia="Calibri" w:hAnsi="Calibri"/>
+                      <w:sz w:val="16"/>
+                      <w:szCs w:val="16"/>
+                    </w:rPr>
+                    <w:t xml:space="preserve">Rp</w:t>
+                  </w:r>
+                </w:p>
+              </w:tc>
+              <w:tc>
+                <w:tcPr>
+                  <w:tcW w:type="dxa" w:w="1500"/>
+                  <w:tcBorders>
+                    <w:top w:val="none" w:color="FFFFFF" w:sz="0"/>
+                    <w:left w:val="none" w:color="FFFFFF" w:sz="0"/>
+                    <w:bottom w:val="none" w:color="FFFFFF" w:sz="0"/>
+                    <w:right w:val="none" w:color="FFFFFF" w:sz="0"/>
+                  </w:tcBorders>
+                  <w:tcMar>
+                    <w:top w:type="dxa" w:w="14"/>
+                    <w:left w:type="dxa" w:w="60"/>
+                    <w:bottom w:type="dxa" w:w="14"/>
+                    <w:right w:type="dxa" w:w="60"/>
+                  </w:tcMar>
+                  <w:vAlign w:val="center"/>
+                </w:tcPr>
+                <w:p>
+                  <w:pPr>
+                    <w:spacing w:after="0" w:before="0" w:line="216"/>
+                    <w:jc w:val="right"/>
+                  </w:pPr>
+                  <w:r>
+                    <w:rPr>
+                      <w:rFonts w:ascii="Calibri" w:cs="Calibri" w:eastAsia="Calibri" w:hAnsi="Calibri"/>
+                      <w:sz w:val="16"/>
+                      <w:szCs w:val="16"/>
+                    </w:rPr>
+                    <w:t xml:space="preserve">150.000</w:t>
+                  </w:r>
+                </w:p>
+              </w:tc>
+            </w:tr>
+            <w:tr>
+              <w:tc>
+                <w:tcPr>
+                  <w:tcW w:type="dxa" w:w="360"/>
+                  <w:tcBorders>
+                    <w:top w:val="none" w:color="FFFFFF" w:sz="0"/>
+                    <w:left w:val="none" w:color="FFFFFF" w:sz="0"/>
+                    <w:bottom w:val="none" w:color="FFFFFF" w:sz="0"/>
+                    <w:right w:val="none" w:color="FFFFFF" w:sz="0"/>
+                  </w:tcBorders>
+                  <w:tcMar>
+                    <w:top w:type="dxa" w:w="14"/>
+                    <w:left w:type="dxa" w:w="60"/>
+                    <w:bottom w:type="dxa" w:w="14"/>
+                    <w:right w:type="dxa" w:w="60"/>
+                  </w:tcMar>
+                  <w:vAlign w:val="center"/>
+                </w:tcPr>
+                <w:p>
+                  <w:pPr>
+                    <w:spacing w:after="0" w:before="0" w:line="216"/>
+                    <w:jc w:val="right"/>
+                  </w:pPr>
+                  <w:r>
+                    <w:rPr>
+                      <w:rFonts w:ascii="Calibri" w:cs="Calibri" w:eastAsia="Calibri" w:hAnsi="Calibri"/>
+                      <w:sz w:val="16"/>
+                      <w:szCs w:val="16"/>
+                    </w:rPr>
+                    <w:t xml:space="preserve">5.</w:t>
+                  </w:r>
+                </w:p>
+              </w:tc>
+              <w:tc>
+                <w:tcPr>
+                  <w:tcW w:type="dxa" w:w="2900"/>
+                  <w:tcBorders>
+                    <w:top w:val="none" w:color="FFFFFF" w:sz="0"/>
+                    <w:left w:val="none" w:color="FFFFFF" w:sz="0"/>
+                    <w:bottom w:val="none" w:color="FFFFFF" w:sz="0"/>
+                    <w:right w:val="none" w:color="FFFFFF" w:sz="0"/>
+                  </w:tcBorders>
+                  <w:tcMar>
+                    <w:top w:type="dxa" w:w="14"/>
+                    <w:left w:type="dxa" w:w="60"/>
+                    <w:bottom w:type="dxa" w:w="14"/>
+                    <w:right w:type="dxa" w:w="60"/>
+                  </w:tcMar>
+                  <w:vAlign w:val="center"/>
+                </w:tcPr>
+                <w:p>
+                  <w:pPr>
+                    <w:spacing w:after="0" w:before="0" w:line="216"/>
+                    <w:jc w:val="left"/>
+                  </w:pPr>
+                  <w:r>
+                    <w:rPr>
+                      <w:rFonts w:ascii="Calibri" w:cs="Calibri" w:eastAsia="Calibri" w:hAnsi="Calibri"/>
+                      <w:sz w:val="16"/>
+                      <w:szCs w:val="16"/>
+                    </w:rPr>
+                    <w:t xml:space="preserve">Kompensasi Piket Parkiran</w:t>
+                  </w:r>
+                </w:p>
+              </w:tc>
+              <w:tc>
+                <w:tcPr>
+                  <w:tcW w:type="dxa" w:w="2340"/>
+                  <w:tcBorders>
+                    <w:top w:val="none" w:color="FFFFFF" w:sz="0"/>
+                    <w:left w:val="none" w:color="FFFFFF" w:sz="0"/>
+                    <w:bottom w:val="none" w:color="FFFFFF" w:sz="0"/>
+                    <w:right w:val="none" w:color="FFFFFF" w:sz="0"/>
+                  </w:tcBorders>
+                  <w:tcMar>
+                    <w:top w:type="dxa" w:w="14"/>
+                    <w:left w:type="dxa" w:w="60"/>
+                    <w:bottom w:type="dxa" w:w="14"/>
+                    <w:right w:type="dxa" w:w="60"/>
+                  </w:tcMar>
+                  <w:vAlign w:val="center"/>
+                </w:tcPr>
+                <w:p>
+                  <w:pPr>
+                    <w:spacing w:after="0" w:before="0" w:line="216"/>
+                    <w:jc w:val="left"/>
+                  </w:pPr>
+                  <w:r>
+                    <w:rPr>
+                      <w:rFonts w:ascii="Calibri" w:cs="Calibri" w:eastAsia="Calibri" w:hAnsi="Calibri"/>
+                      <w:i/>
+                      <w:iCs/>
+                      <w:color w:val="595959"/>
+                      <w:sz w:val="16"/>
+                      <w:szCs w:val="16"/>
+                    </w:rPr>
+                    <w:t xml:space="preserve">0 hari jaga</w:t>
+                  </w:r>
+                  <w:r>
+                    <w:rPr>
+                      <w:rFonts w:ascii="Calibri" w:cs="Calibri" w:eastAsia="Calibri" w:hAnsi="Calibri"/>
+                      <w:i/>
+                      <w:iCs/>
+                      <w:color w:val="595959"/>
+                      <w:sz w:val="16"/>
+                      <w:szCs w:val="16"/>
+                    </w:rPr>
+                    <w:t xml:space="preserve"> </w:t>
+                  </w:r>
+                </w:p>
+              </w:tc>
+              <w:tc>
+                <w:tcPr>
+                  <w:tcW w:type="dxa" w:w="400"/>
+                  <w:tcBorders>
+                    <w:top w:val="none" w:color="FFFFFF" w:sz="0"/>
+                    <w:left w:val="none" w:color="FFFFFF" w:sz="0"/>
+                    <w:bottom w:val="none" w:color="FFFFFF" w:sz="0"/>
+                    <w:right w:val="none" w:color="FFFFFF" w:sz="0"/>
+                  </w:tcBorders>
+                  <w:tcMar>
+                    <w:top w:type="dxa" w:w="14"/>
+                    <w:left w:type="dxa" w:w="60"/>
+                    <w:bottom w:type="dxa" w:w="14"/>
+                    <w:right w:type="dxa" w:w="60"/>
+                  </w:tcMar>
+                  <w:vAlign w:val="center"/>
+                </w:tcPr>
+                <w:p>
+                  <w:pPr>
+                    <w:spacing w:after="0" w:before="0" w:line="216"/>
+                    <w:jc w:val="left"/>
+                  </w:pPr>
+                  <w:r>
+                    <w:rPr>
+                      <w:rFonts w:ascii="Calibri" w:cs="Calibri" w:eastAsia="Calibri" w:hAnsi="Calibri"/>
+                      <w:sz w:val="16"/>
+                      <w:szCs w:val="16"/>
+                    </w:rPr>
+                    <w:t xml:space="preserve">Rp</w:t>
+                  </w:r>
+                </w:p>
+              </w:tc>
+              <w:tc>
+                <w:tcPr>
+                  <w:tcW w:type="dxa" w:w="1500"/>
+                  <w:tcBorders>
+                    <w:top w:val="none" w:color="FFFFFF" w:sz="0"/>
+                    <w:left w:val="none" w:color="FFFFFF" w:sz="0"/>
+                    <w:bottom w:val="none" w:color="FFFFFF" w:sz="0"/>
+                    <w:right w:val="none" w:color="FFFFFF" w:sz="0"/>
+                  </w:tcBorders>
+                  <w:tcMar>
+                    <w:top w:type="dxa" w:w="14"/>
+                    <w:left w:type="dxa" w:w="60"/>
+                    <w:bottom w:type="dxa" w:w="14"/>
+                    <w:right w:type="dxa" w:w="60"/>
+                  </w:tcMar>
+                  <w:vAlign w:val="center"/>
+                </w:tcPr>
+                <w:p>
+                  <w:pPr>
+                    <w:spacing w:after="0" w:before="0" w:line="216"/>
+                    <w:jc w:val="right"/>
+                  </w:pPr>
+                  <w:r>
+                    <w:rPr>
+                      <w:rFonts w:ascii="Calibri" w:cs="Calibri" w:eastAsia="Calibri" w:hAnsi="Calibri"/>
+                      <w:sz w:val="16"/>
+                      <w:szCs w:val="16"/>
+                    </w:rPr>
+                    <w:t xml:space="preserve">0</w:t>
+                  </w:r>
+                </w:p>
+              </w:tc>
+            </w:tr>
+            <w:tr>
+              <w:tc>
+                <w:tcPr>
+                  <w:tcW w:type="dxa" w:w="360"/>
+                  <w:tcBorders>
+                    <w:top w:val="none" w:color="FFFFFF" w:sz="0"/>
+                    <w:left w:val="none" w:color="FFFFFF" w:sz="0"/>
+                    <w:bottom w:val="single" w:color="BFBFBF" w:sz="4"/>
+                    <w:right w:val="none" w:color="FFFFFF" w:sz="0"/>
+                  </w:tcBorders>
+                  <w:shd w:fill="F2F2F2" w:color="auto" w:val="clear"/>
+                  <w:tcMar>
+                    <w:top w:type="dxa" w:w="14"/>
+                    <w:left w:type="dxa" w:w="60"/>
+                    <w:bottom w:type="dxa" w:w="14"/>
+                    <w:right w:type="dxa" w:w="60"/>
+                  </w:tcMar>
+                  <w:vAlign w:val="center"/>
+                </w:tcPr>
+                <w:p>
+                  <w:pPr>
+                    <w:spacing w:after="0" w:before="0" w:line="216"/>
+                    <w:jc w:val="left"/>
+                  </w:pPr>
+                  <w:r>
+                    <w:rPr>
+                      <w:rFonts w:ascii="Calibri" w:cs="Calibri" w:eastAsia="Calibri" w:hAnsi="Calibri"/>
+                      <w:sz w:val="16"/>
+                      <w:szCs w:val="16"/>
+                    </w:rPr>
+                    <w:t xml:space="preserve"/>
+                  </w:r>
+                </w:p>
+              </w:tc>
+              <w:tc>
+                <w:tcPr>
+                  <w:tcW w:type="dxa" w:w="5240"/>
+                  <w:gridSpan w:val="2"/>
+                  <w:tcBorders>
+                    <w:top w:val="none" w:color="FFFFFF" w:sz="0"/>
+                    <w:left w:val="none" w:color="FFFFFF" w:sz="0"/>
+                    <w:bottom w:val="single" w:color="BFBFBF" w:sz="4"/>
+                    <w:right w:val="none" w:color="FFFFFF" w:sz="0"/>
+                  </w:tcBorders>
+                  <w:shd w:fill="F2F2F2" w:color="auto" w:val="clear"/>
+                  <w:tcMar>
+                    <w:top w:type="dxa" w:w="14"/>
+                    <w:left w:type="dxa" w:w="60"/>
+                    <w:bottom w:type="dxa" w:w="14"/>
+                    <w:right w:type="dxa" w:w="60"/>
+                  </w:tcMar>
+                  <w:vAlign w:val="center"/>
+                </w:tcPr>
+                <w:p>
+                  <w:pPr>
+                    <w:spacing w:after="0" w:before="0" w:line="216"/>
+                    <w:jc w:val="left"/>
+                  </w:pPr>
+                  <w:r>
+                    <w:rPr>
+                      <w:rFonts w:ascii="Calibri" w:cs="Calibri" w:eastAsia="Calibri" w:hAnsi="Calibri"/>
+                      <w:b/>
+                      <w:bCs/>
+                      <w:i/>
+                      <w:iCs/>
                       <w:sz w:val="16"/>
                       <w:szCs w:val="16"/>
                     </w:rPr>
@@ -10047,160 +10750,6 @@
                     </w:rPr>
                     <w:t xml:space="preserve">BPJS Kesehatan</w:t>
                   </w:r>
-                </w:p>
-              </w:tc>
-              <w:tc>
-                <w:tcPr>
-                  <w:tcW w:type="dxa" w:w="400"/>
-                  <w:tcBorders>
-                    <w:top w:val="none" w:color="FFFFFF" w:sz="0"/>
-                    <w:left w:val="none" w:color="FFFFFF" w:sz="0"/>
-                    <w:bottom w:val="none" w:color="FFFFFF" w:sz="0"/>
-                    <w:right w:val="none" w:color="FFFFFF" w:sz="0"/>
-                  </w:tcBorders>
-                  <w:tcMar>
-                    <w:top w:type="dxa" w:w="14"/>
-                    <w:left w:type="dxa" w:w="60"/>
-                    <w:bottom w:type="dxa" w:w="14"/>
-                    <w:right w:type="dxa" w:w="60"/>
-                  </w:tcMar>
-                  <w:vAlign w:val="center"/>
-                </w:tcPr>
-                <w:p>
-                  <w:pPr>
-                    <w:spacing w:after="0" w:before="0" w:line="216"/>
-                    <w:jc w:val="left"/>
-                  </w:pPr>
-                  <w:r>
-                    <w:rPr>
-                      <w:rFonts w:ascii="Calibri" w:cs="Calibri" w:eastAsia="Calibri" w:hAnsi="Calibri"/>
-                      <w:sz w:val="16"/>
-                      <w:szCs w:val="16"/>
-                    </w:rPr>
-                    <w:t xml:space="preserve">Rp</w:t>
-                  </w:r>
-                </w:p>
-              </w:tc>
-              <w:tc>
-                <w:tcPr>
-                  <w:tcW w:type="dxa" w:w="1500"/>
-                  <w:tcBorders>
-                    <w:top w:val="none" w:color="FFFFFF" w:sz="0"/>
-                    <w:left w:val="none" w:color="FFFFFF" w:sz="0"/>
-                    <w:bottom w:val="none" w:color="FFFFFF" w:sz="0"/>
-                    <w:right w:val="none" w:color="FFFFFF" w:sz="0"/>
-                  </w:tcBorders>
-                  <w:tcMar>
-                    <w:top w:type="dxa" w:w="14"/>
-                    <w:left w:type="dxa" w:w="60"/>
-                    <w:bottom w:type="dxa" w:w="14"/>
-                    <w:right w:type="dxa" w:w="60"/>
-                  </w:tcMar>
-                  <w:vAlign w:val="center"/>
-                </w:tcPr>
-                <w:p>
-                  <w:pPr>
-                    <w:spacing w:after="0" w:before="0" w:line="216"/>
-                    <w:jc w:val="right"/>
-                  </w:pPr>
-                  <w:r>
-                    <w:rPr>
-                      <w:rFonts w:ascii="Calibri" w:cs="Calibri" w:eastAsia="Calibri" w:hAnsi="Calibri"/>
-                      <w:sz w:val="16"/>
-                      <w:szCs w:val="16"/>
-                    </w:rPr>
-                    <w:t xml:space="preserve">150.000</w:t>
-                  </w:r>
-                </w:p>
-              </w:tc>
-            </w:tr>
-            <w:tr>
-              <w:tc>
-                <w:tcPr>
-                  <w:tcW w:type="dxa" w:w="360"/>
-                  <w:tcBorders>
-                    <w:top w:val="none" w:color="FFFFFF" w:sz="0"/>
-                    <w:left w:val="none" w:color="FFFFFF" w:sz="0"/>
-                    <w:bottom w:val="none" w:color="FFFFFF" w:sz="0"/>
-                    <w:right w:val="none" w:color="FFFFFF" w:sz="0"/>
-                  </w:tcBorders>
-                  <w:tcMar>
-                    <w:top w:type="dxa" w:w="14"/>
-                    <w:left w:type="dxa" w:w="60"/>
-                    <w:bottom w:type="dxa" w:w="14"/>
-                    <w:right w:type="dxa" w:w="60"/>
-                  </w:tcMar>
-                  <w:vAlign w:val="center"/>
-                </w:tcPr>
-                <w:p>
-                  <w:pPr>
-                    <w:spacing w:after="0" w:before="0" w:line="216"/>
-                    <w:jc w:val="right"/>
-                  </w:pPr>
-                  <w:r>
-                    <w:rPr>
-                      <w:rFonts w:ascii="Calibri" w:cs="Calibri" w:eastAsia="Calibri" w:hAnsi="Calibri"/>
-                      <w:sz w:val="16"/>
-                      <w:szCs w:val="16"/>
-                    </w:rPr>
-                    <w:t xml:space="preserve">2.</w:t>
-                  </w:r>
-                </w:p>
-              </w:tc>
-              <w:tc>
-                <w:tcPr>
-                  <w:tcW w:type="dxa" w:w="2900"/>
-                  <w:tcBorders>
-                    <w:top w:val="none" w:color="FFFFFF" w:sz="0"/>
-                    <w:left w:val="none" w:color="FFFFFF" w:sz="0"/>
-                    <w:bottom w:val="none" w:color="FFFFFF" w:sz="0"/>
-                    <w:right w:val="none" w:color="FFFFFF" w:sz="0"/>
-                  </w:tcBorders>
-                  <w:tcMar>
-                    <w:top w:type="dxa" w:w="14"/>
-                    <w:left w:type="dxa" w:w="60"/>
-                    <w:bottom w:type="dxa" w:w="14"/>
-                    <w:right w:type="dxa" w:w="60"/>
-                  </w:tcMar>
-                  <w:vAlign w:val="center"/>
-                </w:tcPr>
-                <w:p>
-                  <w:pPr>
-                    <w:spacing w:after="0" w:before="0" w:line="216"/>
-                    <w:jc w:val="left"/>
-                  </w:pPr>
-                  <w:r>
-                    <w:rPr>
-                      <w:rFonts w:ascii="Calibri" w:cs="Calibri" w:eastAsia="Calibri" w:hAnsi="Calibri"/>
-                      <w:sz w:val="16"/>
-                      <w:szCs w:val="16"/>
-                    </w:rPr>
-                    <w:t xml:space="preserve">Tunjangan Ketenagakerjaan (TuKerja)</w:t>
-                  </w:r>
-                </w:p>
-              </w:tc>
-              <w:tc>
-                <w:tcPr>
-                  <w:tcW w:type="dxa" w:w="2340"/>
-                  <w:tcBorders>
-                    <w:top w:val="none" w:color="FFFFFF" w:sz="0"/>
-                    <w:left w:val="none" w:color="FFFFFF" w:sz="0"/>
-                    <w:bottom w:val="none" w:color="FFFFFF" w:sz="0"/>
-                    <w:right w:val="none" w:color="FFFFFF" w:sz="0"/>
-                  </w:tcBorders>
-                  <w:tcMar>
-                    <w:top w:type="dxa" w:w="14"/>
-                    <w:left w:type="dxa" w:w="60"/>
-                    <w:bottom w:type="dxa" w:w="14"/>
-                    <w:right w:type="dxa" w:w="60"/>
-                  </w:tcMar>
-                  <w:vAlign w:val="center"/>
-                </w:tcPr>
-                <w:p>
-                  <w:pPr>
-                    <w:spacing w:after="0" w:before="0" w:line="216"/>
-                    <w:jc w:val="left"/>
-                  </w:pPr>
                   <w:r>
                     <w:rPr>
                       <w:rFonts w:ascii="Calibri" w:cs="Calibri" w:eastAsia="Calibri" w:hAnsi="Calibri"/>
@@ -10210,7 +10759,183 @@
                       <w:sz w:val="16"/>
                       <w:szCs w:val="16"/>
                     </w:rPr>
+                    <w:t xml:space="preserve"> </w:t>
+                  </w:r>
+                </w:p>
+              </w:tc>
+              <w:tc>
+                <w:tcPr>
+                  <w:tcW w:type="dxa" w:w="400"/>
+                  <w:tcBorders>
+                    <w:top w:val="none" w:color="FFFFFF" w:sz="0"/>
+                    <w:left w:val="none" w:color="FFFFFF" w:sz="0"/>
+                    <w:bottom w:val="none" w:color="FFFFFF" w:sz="0"/>
+                    <w:right w:val="none" w:color="FFFFFF" w:sz="0"/>
+                  </w:tcBorders>
+                  <w:tcMar>
+                    <w:top w:type="dxa" w:w="14"/>
+                    <w:left w:type="dxa" w:w="60"/>
+                    <w:bottom w:type="dxa" w:w="14"/>
+                    <w:right w:type="dxa" w:w="60"/>
+                  </w:tcMar>
+                  <w:vAlign w:val="center"/>
+                </w:tcPr>
+                <w:p>
+                  <w:pPr>
+                    <w:spacing w:after="0" w:before="0" w:line="216"/>
+                    <w:jc w:val="left"/>
+                  </w:pPr>
+                  <w:r>
+                    <w:rPr>
+                      <w:rFonts w:ascii="Calibri" w:cs="Calibri" w:eastAsia="Calibri" w:hAnsi="Calibri"/>
+                      <w:sz w:val="16"/>
+                      <w:szCs w:val="16"/>
+                    </w:rPr>
+                    <w:t xml:space="preserve">Rp</w:t>
+                  </w:r>
+                </w:p>
+              </w:tc>
+              <w:tc>
+                <w:tcPr>
+                  <w:tcW w:type="dxa" w:w="1500"/>
+                  <w:tcBorders>
+                    <w:top w:val="none" w:color="FFFFFF" w:sz="0"/>
+                    <w:left w:val="none" w:color="FFFFFF" w:sz="0"/>
+                    <w:bottom w:val="none" w:color="FFFFFF" w:sz="0"/>
+                    <w:right w:val="none" w:color="FFFFFF" w:sz="0"/>
+                  </w:tcBorders>
+                  <w:tcMar>
+                    <w:top w:type="dxa" w:w="14"/>
+                    <w:left w:type="dxa" w:w="60"/>
+                    <w:bottom w:type="dxa" w:w="14"/>
+                    <w:right w:type="dxa" w:w="60"/>
+                  </w:tcMar>
+                  <w:vAlign w:val="center"/>
+                </w:tcPr>
+                <w:p>
+                  <w:pPr>
+                    <w:spacing w:after="0" w:before="0" w:line="216"/>
+                    <w:jc w:val="right"/>
+                  </w:pPr>
+                  <w:r>
+                    <w:rPr>
+                      <w:rFonts w:ascii="Calibri" w:cs="Calibri" w:eastAsia="Calibri" w:hAnsi="Calibri"/>
+                      <w:sz w:val="16"/>
+                      <w:szCs w:val="16"/>
+                    </w:rPr>
+                    <w:t xml:space="preserve">150.000</w:t>
+                  </w:r>
+                </w:p>
+              </w:tc>
+            </w:tr>
+            <w:tr>
+              <w:tc>
+                <w:tcPr>
+                  <w:tcW w:type="dxa" w:w="360"/>
+                  <w:tcBorders>
+                    <w:top w:val="none" w:color="FFFFFF" w:sz="0"/>
+                    <w:left w:val="none" w:color="FFFFFF" w:sz="0"/>
+                    <w:bottom w:val="none" w:color="FFFFFF" w:sz="0"/>
+                    <w:right w:val="none" w:color="FFFFFF" w:sz="0"/>
+                  </w:tcBorders>
+                  <w:tcMar>
+                    <w:top w:type="dxa" w:w="14"/>
+                    <w:left w:type="dxa" w:w="60"/>
+                    <w:bottom w:type="dxa" w:w="14"/>
+                    <w:right w:type="dxa" w:w="60"/>
+                  </w:tcMar>
+                  <w:vAlign w:val="center"/>
+                </w:tcPr>
+                <w:p>
+                  <w:pPr>
+                    <w:spacing w:after="0" w:before="0" w:line="216"/>
+                    <w:jc w:val="right"/>
+                  </w:pPr>
+                  <w:r>
+                    <w:rPr>
+                      <w:rFonts w:ascii="Calibri" w:cs="Calibri" w:eastAsia="Calibri" w:hAnsi="Calibri"/>
+                      <w:sz w:val="16"/>
+                      <w:szCs w:val="16"/>
+                    </w:rPr>
+                    <w:t xml:space="preserve">2.</w:t>
+                  </w:r>
+                </w:p>
+              </w:tc>
+              <w:tc>
+                <w:tcPr>
+                  <w:tcW w:type="dxa" w:w="2900"/>
+                  <w:tcBorders>
+                    <w:top w:val="none" w:color="FFFFFF" w:sz="0"/>
+                    <w:left w:val="none" w:color="FFFFFF" w:sz="0"/>
+                    <w:bottom w:val="none" w:color="FFFFFF" w:sz="0"/>
+                    <w:right w:val="none" w:color="FFFFFF" w:sz="0"/>
+                  </w:tcBorders>
+                  <w:tcMar>
+                    <w:top w:type="dxa" w:w="14"/>
+                    <w:left w:type="dxa" w:w="60"/>
+                    <w:bottom w:type="dxa" w:w="14"/>
+                    <w:right w:type="dxa" w:w="60"/>
+                  </w:tcMar>
+                  <w:vAlign w:val="center"/>
+                </w:tcPr>
+                <w:p>
+                  <w:pPr>
+                    <w:spacing w:after="0" w:before="0" w:line="216"/>
+                    <w:jc w:val="left"/>
+                  </w:pPr>
+                  <w:r>
+                    <w:rPr>
+                      <w:rFonts w:ascii="Calibri" w:cs="Calibri" w:eastAsia="Calibri" w:hAnsi="Calibri"/>
+                      <w:sz w:val="16"/>
+                      <w:szCs w:val="16"/>
+                    </w:rPr>
+                    <w:t xml:space="preserve">Tunjangan Ketenagakerjaan (TuKerja)</w:t>
+                  </w:r>
+                </w:p>
+              </w:tc>
+              <w:tc>
+                <w:tcPr>
+                  <w:tcW w:type="dxa" w:w="2340"/>
+                  <w:tcBorders>
+                    <w:top w:val="none" w:color="FFFFFF" w:sz="0"/>
+                    <w:left w:val="none" w:color="FFFFFF" w:sz="0"/>
+                    <w:bottom w:val="none" w:color="FFFFFF" w:sz="0"/>
+                    <w:right w:val="none" w:color="FFFFFF" w:sz="0"/>
+                  </w:tcBorders>
+                  <w:tcMar>
+                    <w:top w:type="dxa" w:w="14"/>
+                    <w:left w:type="dxa" w:w="60"/>
+                    <w:bottom w:type="dxa" w:w="14"/>
+                    <w:right w:type="dxa" w:w="60"/>
+                  </w:tcMar>
+                  <w:vAlign w:val="center"/>
+                </w:tcPr>
+                <w:p>
+                  <w:pPr>
+                    <w:spacing w:after="0" w:before="0" w:line="216"/>
+                    <w:jc w:val="left"/>
+                  </w:pPr>
+                  <w:r>
+                    <w:rPr>
+                      <w:rFonts w:ascii="Calibri" w:cs="Calibri" w:eastAsia="Calibri" w:hAnsi="Calibri"/>
+                      <w:i/>
+                      <w:iCs/>
+                      <w:color w:val="595959"/>
+                      <w:sz w:val="16"/>
+                      <w:szCs w:val="16"/>
+                    </w:rPr>
                     <w:t xml:space="preserve">Simponi BNI</w:t>
+                  </w:r>
+                  <w:r>
+                    <w:rPr>
+                      <w:rFonts w:ascii="Calibri" w:cs="Calibri" w:eastAsia="Calibri" w:hAnsi="Calibri"/>
+                      <w:i/>
+                      <w:iCs/>
+                      <w:color w:val="595959"/>
+                      <w:sz w:val="16"/>
+                      <w:szCs w:val="16"/>
+                    </w:rPr>
+                    <w:t xml:space="preserve"> </w:t>
                   </w:r>
                 </w:p>
               </w:tc>
@@ -10741,160 +11466,6 @@
                     </w:rPr>
                     <w:t xml:space="preserve">TuSehat &amp; TuKerja</w:t>
                   </w:r>
-                </w:p>
-              </w:tc>
-              <w:tc>
-                <w:tcPr>
-                  <w:tcW w:type="dxa" w:w="400"/>
-                  <w:tcBorders>
-                    <w:top w:val="none" w:color="FFFFFF" w:sz="0"/>
-                    <w:left w:val="none" w:color="FFFFFF" w:sz="0"/>
-                    <w:bottom w:val="none" w:color="FFFFFF" w:sz="0"/>
-                    <w:right w:val="none" w:color="FFFFFF" w:sz="0"/>
-                  </w:tcBorders>
-                  <w:tcMar>
-                    <w:top w:type="dxa" w:w="14"/>
-                    <w:left w:type="dxa" w:w="60"/>
-                    <w:bottom w:type="dxa" w:w="14"/>
-                    <w:right w:type="dxa" w:w="60"/>
-                  </w:tcMar>
-                  <w:vAlign w:val="center"/>
-                </w:tcPr>
-                <w:p>
-                  <w:pPr>
-                    <w:spacing w:after="0" w:before="0" w:line="216"/>
-                    <w:jc w:val="left"/>
-                  </w:pPr>
-                  <w:r>
-                    <w:rPr>
-                      <w:rFonts w:ascii="Calibri" w:cs="Calibri" w:eastAsia="Calibri" w:hAnsi="Calibri"/>
-                      <w:sz w:val="16"/>
-                      <w:szCs w:val="16"/>
-                    </w:rPr>
-                    <w:t xml:space="preserve">Rp</w:t>
-                  </w:r>
-                </w:p>
-              </w:tc>
-              <w:tc>
-                <w:tcPr>
-                  <w:tcW w:type="dxa" w:w="1500"/>
-                  <w:tcBorders>
-                    <w:top w:val="none" w:color="FFFFFF" w:sz="0"/>
-                    <w:left w:val="none" w:color="FFFFFF" w:sz="0"/>
-                    <w:bottom w:val="none" w:color="FFFFFF" w:sz="0"/>
-                    <w:right w:val="none" w:color="FFFFFF" w:sz="0"/>
-                  </w:tcBorders>
-                  <w:tcMar>
-                    <w:top w:type="dxa" w:w="14"/>
-                    <w:left w:type="dxa" w:w="60"/>
-                    <w:bottom w:type="dxa" w:w="14"/>
-                    <w:right w:type="dxa" w:w="60"/>
-                  </w:tcMar>
-                  <w:vAlign w:val="center"/>
-                </w:tcPr>
-                <w:p>
-                  <w:pPr>
-                    <w:spacing w:after="0" w:before="0" w:line="216"/>
-                    <w:jc w:val="right"/>
-                  </w:pPr>
-                  <w:r>
-                    <w:rPr>
-                      <w:rFonts w:ascii="Calibri" w:cs="Calibri" w:eastAsia="Calibri" w:hAnsi="Calibri"/>
-                      <w:sz w:val="16"/>
-                      <w:szCs w:val="16"/>
-                    </w:rPr>
-                    <w:t xml:space="preserve">37.500</w:t>
-                  </w:r>
-                </w:p>
-              </w:tc>
-            </w:tr>
-            <w:tr>
-              <w:tc>
-                <w:tcPr>
-                  <w:tcW w:type="dxa" w:w="360"/>
-                  <w:tcBorders>
-                    <w:top w:val="none" w:color="FFFFFF" w:sz="0"/>
-                    <w:left w:val="none" w:color="FFFFFF" w:sz="0"/>
-                    <w:bottom w:val="none" w:color="FFFFFF" w:sz="0"/>
-                    <w:right w:val="none" w:color="FFFFFF" w:sz="0"/>
-                  </w:tcBorders>
-                  <w:tcMar>
-                    <w:top w:type="dxa" w:w="14"/>
-                    <w:left w:type="dxa" w:w="60"/>
-                    <w:bottom w:type="dxa" w:w="14"/>
-                    <w:right w:type="dxa" w:w="60"/>
-                  </w:tcMar>
-                  <w:vAlign w:val="center"/>
-                </w:tcPr>
-                <w:p>
-                  <w:pPr>
-                    <w:spacing w:after="0" w:before="0" w:line="216"/>
-                    <w:jc w:val="right"/>
-                  </w:pPr>
-                  <w:r>
-                    <w:rPr>
-                      <w:rFonts w:ascii="Calibri" w:cs="Calibri" w:eastAsia="Calibri" w:hAnsi="Calibri"/>
-                      <w:sz w:val="16"/>
-                      <w:szCs w:val="16"/>
-                    </w:rPr>
-                    <w:t xml:space="preserve">2.</w:t>
-                  </w:r>
-                </w:p>
-              </w:tc>
-              <w:tc>
-                <w:tcPr>
-                  <w:tcW w:type="dxa" w:w="2900"/>
-                  <w:tcBorders>
-                    <w:top w:val="none" w:color="FFFFFF" w:sz="0"/>
-                    <w:left w:val="none" w:color="FFFFFF" w:sz="0"/>
-                    <w:bottom w:val="none" w:color="FFFFFF" w:sz="0"/>
-                    <w:right w:val="none" w:color="FFFFFF" w:sz="0"/>
-                  </w:tcBorders>
-                  <w:tcMar>
-                    <w:top w:type="dxa" w:w="14"/>
-                    <w:left w:type="dxa" w:w="60"/>
-                    <w:bottom w:type="dxa" w:w="14"/>
-                    <w:right w:type="dxa" w:w="60"/>
-                  </w:tcMar>
-                  <w:vAlign w:val="center"/>
-                </w:tcPr>
-                <w:p>
-                  <w:pPr>
-                    <w:spacing w:after="0" w:before="0" w:line="216"/>
-                    <w:jc w:val="left"/>
-                  </w:pPr>
-                  <w:r>
-                    <w:rPr>
-                      <w:rFonts w:ascii="Calibri" w:cs="Calibri" w:eastAsia="Calibri" w:hAnsi="Calibri"/>
-                      <w:sz w:val="16"/>
-                      <w:szCs w:val="16"/>
-                    </w:rPr>
-                    <w:t xml:space="preserve">Potongan Koperasi</w:t>
-                  </w:r>
-                </w:p>
-              </w:tc>
-              <w:tc>
-                <w:tcPr>
-                  <w:tcW w:type="dxa" w:w="2340"/>
-                  <w:tcBorders>
-                    <w:top w:val="none" w:color="FFFFFF" w:sz="0"/>
-                    <w:left w:val="none" w:color="FFFFFF" w:sz="0"/>
-                    <w:bottom w:val="none" w:color="FFFFFF" w:sz="0"/>
-                    <w:right w:val="none" w:color="FFFFFF" w:sz="0"/>
-                  </w:tcBorders>
-                  <w:tcMar>
-                    <w:top w:type="dxa" w:w="14"/>
-                    <w:left w:type="dxa" w:w="60"/>
-                    <w:bottom w:type="dxa" w:w="14"/>
-                    <w:right w:type="dxa" w:w="60"/>
-                  </w:tcMar>
-                  <w:vAlign w:val="center"/>
-                </w:tcPr>
-                <w:p>
-                  <w:pPr>
-                    <w:spacing w:after="0" w:before="0" w:line="216"/>
-                    <w:jc w:val="left"/>
-                  </w:pPr>
                   <w:r>
                     <w:rPr>
                       <w:rFonts w:ascii="Calibri" w:cs="Calibri" w:eastAsia="Calibri" w:hAnsi="Calibri"/>
@@ -10904,7 +11475,7 @@
                       <w:sz w:val="16"/>
                       <w:szCs w:val="16"/>
                     </w:rPr>
-                    <w:t xml:space="preserve">Iuran anggota / cicilan</w:t>
+                    <w:t xml:space="preserve"> </w:t>
                   </w:r>
                 </w:p>
               </w:tc>
@@ -10968,7 +11539,7 @@
                       <w:sz w:val="16"/>
                       <w:szCs w:val="16"/>
                     </w:rPr>
-                    <w:t xml:space="preserve">50.000</w:t>
+                    <w:t xml:space="preserve">37.500</w:t>
                   </w:r>
                 </w:p>
               </w:tc>
@@ -11002,7 +11573,7 @@
                       <w:sz w:val="16"/>
                       <w:szCs w:val="16"/>
                     </w:rPr>
-                    <w:t xml:space="preserve">3.</w:t>
+                    <w:t xml:space="preserve">2.</w:t>
                   </w:r>
                 </w:p>
               </w:tc>
@@ -11034,7 +11605,7 @@
                       <w:sz w:val="16"/>
                       <w:szCs w:val="16"/>
                     </w:rPr>
-                    <w:t xml:space="preserve">Potongan Lain-lain</w:t>
+                    <w:t xml:space="preserve">Potongan Koperasi</w:t>
                   </w:r>
                 </w:p>
               </w:tc>
@@ -11069,7 +11640,194 @@
                       <w:sz w:val="16"/>
                       <w:szCs w:val="16"/>
                     </w:rPr>
+                    <w:t xml:space="preserve">Iuran anggota / cicilan</w:t>
+                  </w:r>
+                  <w:r>
+                    <w:rPr>
+                      <w:rFonts w:ascii="Calibri" w:cs="Calibri" w:eastAsia="Calibri" w:hAnsi="Calibri"/>
+                      <w:i/>
+                      <w:iCs/>
+                      <w:color w:val="595959"/>
+                      <w:sz w:val="16"/>
+                      <w:szCs w:val="16"/>
+                    </w:rPr>
+                    <w:t xml:space="preserve"> </w:t>
+                  </w:r>
+                </w:p>
+              </w:tc>
+              <w:tc>
+                <w:tcPr>
+                  <w:tcW w:type="dxa" w:w="400"/>
+                  <w:tcBorders>
+                    <w:top w:val="none" w:color="FFFFFF" w:sz="0"/>
+                    <w:left w:val="none" w:color="FFFFFF" w:sz="0"/>
+                    <w:bottom w:val="none" w:color="FFFFFF" w:sz="0"/>
+                    <w:right w:val="none" w:color="FFFFFF" w:sz="0"/>
+                  </w:tcBorders>
+                  <w:tcMar>
+                    <w:top w:type="dxa" w:w="14"/>
+                    <w:left w:type="dxa" w:w="60"/>
+                    <w:bottom w:type="dxa" w:w="14"/>
+                    <w:right w:type="dxa" w:w="60"/>
+                  </w:tcMar>
+                  <w:vAlign w:val="center"/>
+                </w:tcPr>
+                <w:p>
+                  <w:pPr>
+                    <w:spacing w:after="0" w:before="0" w:line="216"/>
+                    <w:jc w:val="left"/>
+                  </w:pPr>
+                  <w:r>
+                    <w:rPr>
+                      <w:rFonts w:ascii="Calibri" w:cs="Calibri" w:eastAsia="Calibri" w:hAnsi="Calibri"/>
+                      <w:sz w:val="16"/>
+                      <w:szCs w:val="16"/>
+                    </w:rPr>
+                    <w:t xml:space="preserve">Rp</w:t>
+                  </w:r>
+                </w:p>
+              </w:tc>
+              <w:tc>
+                <w:tcPr>
+                  <w:tcW w:type="dxa" w:w="1500"/>
+                  <w:tcBorders>
+                    <w:top w:val="none" w:color="FFFFFF" w:sz="0"/>
+                    <w:left w:val="none" w:color="FFFFFF" w:sz="0"/>
+                    <w:bottom w:val="none" w:color="FFFFFF" w:sz="0"/>
+                    <w:right w:val="none" w:color="FFFFFF" w:sz="0"/>
+                  </w:tcBorders>
+                  <w:tcMar>
+                    <w:top w:type="dxa" w:w="14"/>
+                    <w:left w:type="dxa" w:w="60"/>
+                    <w:bottom w:type="dxa" w:w="14"/>
+                    <w:right w:type="dxa" w:w="60"/>
+                  </w:tcMar>
+                  <w:vAlign w:val="center"/>
+                </w:tcPr>
+                <w:p>
+                  <w:pPr>
+                    <w:spacing w:after="0" w:before="0" w:line="216"/>
+                    <w:jc w:val="right"/>
+                  </w:pPr>
+                  <w:r>
+                    <w:rPr>
+                      <w:rFonts w:ascii="Calibri" w:cs="Calibri" w:eastAsia="Calibri" w:hAnsi="Calibri"/>
+                      <w:sz w:val="16"/>
+                      <w:szCs w:val="16"/>
+                    </w:rPr>
+                    <w:t xml:space="preserve">50.000</w:t>
+                  </w:r>
+                </w:p>
+              </w:tc>
+            </w:tr>
+            <w:tr>
+              <w:tc>
+                <w:tcPr>
+                  <w:tcW w:type="dxa" w:w="360"/>
+                  <w:tcBorders>
+                    <w:top w:val="none" w:color="FFFFFF" w:sz="0"/>
+                    <w:left w:val="none" w:color="FFFFFF" w:sz="0"/>
+                    <w:bottom w:val="none" w:color="FFFFFF" w:sz="0"/>
+                    <w:right w:val="none" w:color="FFFFFF" w:sz="0"/>
+                  </w:tcBorders>
+                  <w:tcMar>
+                    <w:top w:type="dxa" w:w="14"/>
+                    <w:left w:type="dxa" w:w="60"/>
+                    <w:bottom w:type="dxa" w:w="14"/>
+                    <w:right w:type="dxa" w:w="60"/>
+                  </w:tcMar>
+                  <w:vAlign w:val="center"/>
+                </w:tcPr>
+                <w:p>
+                  <w:pPr>
+                    <w:spacing w:after="0" w:before="0" w:line="216"/>
+                    <w:jc w:val="right"/>
+                  </w:pPr>
+                  <w:r>
+                    <w:rPr>
+                      <w:rFonts w:ascii="Calibri" w:cs="Calibri" w:eastAsia="Calibri" w:hAnsi="Calibri"/>
+                      <w:sz w:val="16"/>
+                      <w:szCs w:val="16"/>
+                    </w:rPr>
+                    <w:t xml:space="preserve">3.</w:t>
+                  </w:r>
+                </w:p>
+              </w:tc>
+              <w:tc>
+                <w:tcPr>
+                  <w:tcW w:type="dxa" w:w="2900"/>
+                  <w:tcBorders>
+                    <w:top w:val="none" w:color="FFFFFF" w:sz="0"/>
+                    <w:left w:val="none" w:color="FFFFFF" w:sz="0"/>
+                    <w:bottom w:val="none" w:color="FFFFFF" w:sz="0"/>
+                    <w:right w:val="none" w:color="FFFFFF" w:sz="0"/>
+                  </w:tcBorders>
+                  <w:tcMar>
+                    <w:top w:type="dxa" w:w="14"/>
+                    <w:left w:type="dxa" w:w="60"/>
+                    <w:bottom w:type="dxa" w:w="14"/>
+                    <w:right w:type="dxa" w:w="60"/>
+                  </w:tcMar>
+                  <w:vAlign w:val="center"/>
+                </w:tcPr>
+                <w:p>
+                  <w:pPr>
+                    <w:spacing w:after="0" w:before="0" w:line="216"/>
+                    <w:jc w:val="left"/>
+                  </w:pPr>
+                  <w:r>
+                    <w:rPr>
+                      <w:rFonts w:ascii="Calibri" w:cs="Calibri" w:eastAsia="Calibri" w:hAnsi="Calibri"/>
+                      <w:sz w:val="16"/>
+                      <w:szCs w:val="16"/>
+                    </w:rPr>
+                    <w:t xml:space="preserve">Potongan Lain-lain</w:t>
+                  </w:r>
+                </w:p>
+              </w:tc>
+              <w:tc>
+                <w:tcPr>
+                  <w:tcW w:type="dxa" w:w="2340"/>
+                  <w:tcBorders>
+                    <w:top w:val="none" w:color="FFFFFF" w:sz="0"/>
+                    <w:left w:val="none" w:color="FFFFFF" w:sz="0"/>
+                    <w:bottom w:val="none" w:color="FFFFFF" w:sz="0"/>
+                    <w:right w:val="none" w:color="FFFFFF" w:sz="0"/>
+                  </w:tcBorders>
+                  <w:tcMar>
+                    <w:top w:type="dxa" w:w="14"/>
+                    <w:left w:type="dxa" w:w="60"/>
+                    <w:bottom w:type="dxa" w:w="14"/>
+                    <w:right w:type="dxa" w:w="60"/>
+                  </w:tcMar>
+                  <w:vAlign w:val="center"/>
+                </w:tcPr>
+                <w:p>
+                  <w:pPr>
+                    <w:spacing w:after="0" w:before="0" w:line="216"/>
+                    <w:jc w:val="left"/>
+                  </w:pPr>
+                  <w:r>
+                    <w:rPr>
+                      <w:rFonts w:ascii="Calibri" w:cs="Calibri" w:eastAsia="Calibri" w:hAnsi="Calibri"/>
+                      <w:i/>
+                      <w:iCs/>
+                      <w:color w:val="595959"/>
+                      <w:sz w:val="16"/>
+                      <w:szCs w:val="16"/>
+                    </w:rPr>
                     <w:t xml:space="preserve">Tabungan / pinjaman sekolah</w:t>
+                  </w:r>
+                  <w:r>
+                    <w:rPr>
+                      <w:rFonts w:ascii="Calibri" w:cs="Calibri" w:eastAsia="Calibri" w:hAnsi="Calibri"/>
+                      <w:i/>
+                      <w:iCs/>
+                      <w:color w:val="595959"/>
+                      <w:sz w:val="16"/>
+                      <w:szCs w:val="16"/>
+                    </w:rPr>
+                    <w:t xml:space="preserve"> </w:t>
                   </w:r>
                 </w:p>
               </w:tc>

--- a/dokumen/Struk_Gaji.docx
+++ b/dokumen/Struk_Gaji.docx
@@ -669,6 +669,107 @@
                 </w:p>
               </w:tc>
             </w:tr>
+            <w:tr>
+              <w:tc>
+                <w:tcPr>
+                  <w:tcW w:type="dxa" w:w="1300"/>
+                  <w:tcBorders>
+                    <w:top w:val="none" w:color="FFFFFF" w:sz="0"/>
+                    <w:left w:val="none" w:color="FFFFFF" w:sz="0"/>
+                    <w:bottom w:val="none" w:color="FFFFFF" w:sz="0"/>
+                    <w:right w:val="none" w:color="FFFFFF" w:sz="0"/>
+                  </w:tcBorders>
+                  <w:tcMar>
+                    <w:top w:type="dxa" w:w="14"/>
+                    <w:left w:type="dxa" w:w="60"/>
+                    <w:bottom w:type="dxa" w:w="14"/>
+                    <w:right w:type="dxa" w:w="60"/>
+                  </w:tcMar>
+                  <w:vAlign w:val="center"/>
+                </w:tcPr>
+                <w:p>
+                  <w:pPr>
+                    <w:spacing w:after="0" w:before="0" w:line="216"/>
+                    <w:jc w:val="left"/>
+                  </w:pPr>
+                  <w:r>
+                    <w:rPr>
+                      <w:rFonts w:ascii="Calibri" w:cs="Calibri" w:eastAsia="Calibri" w:hAnsi="Calibri"/>
+                      <w:sz w:val="16"/>
+                      <w:szCs w:val="16"/>
+                    </w:rPr>
+                    <w:t xml:space="preserve">Kehadiran</w:t>
+                  </w:r>
+                </w:p>
+              </w:tc>
+              <w:tc>
+                <w:tcPr>
+                  <w:tcW w:type="dxa" w:w="200"/>
+                  <w:tcBorders>
+                    <w:top w:val="none" w:color="FFFFFF" w:sz="0"/>
+                    <w:left w:val="none" w:color="FFFFFF" w:sz="0"/>
+                    <w:bottom w:val="none" w:color="FFFFFF" w:sz="0"/>
+                    <w:right w:val="none" w:color="FFFFFF" w:sz="0"/>
+                  </w:tcBorders>
+                  <w:tcMar>
+                    <w:top w:type="dxa" w:w="14"/>
+                    <w:left w:type="dxa" w:w="60"/>
+                    <w:bottom w:type="dxa" w:w="14"/>
+                    <w:right w:type="dxa" w:w="60"/>
+                  </w:tcMar>
+                  <w:vAlign w:val="center"/>
+                </w:tcPr>
+                <w:p>
+                  <w:pPr>
+                    <w:spacing w:after="0" w:before="0" w:line="216"/>
+                    <w:jc w:val="left"/>
+                  </w:pPr>
+                  <w:r>
+                    <w:rPr>
+                      <w:rFonts w:ascii="Calibri" w:cs="Calibri" w:eastAsia="Calibri" w:hAnsi="Calibri"/>
+                      <w:sz w:val="16"/>
+                      <w:szCs w:val="16"/>
+                    </w:rPr>
+                    <w:t xml:space="preserve">:</w:t>
+                  </w:r>
+                </w:p>
+              </w:tc>
+              <w:tc>
+                <w:tcPr>
+                  <w:tcW w:type="dxa" w:w="6000"/>
+                  <w:gridSpan w:val="4"/>
+                  <w:tcBorders>
+                    <w:top w:val="none" w:color="FFFFFF" w:sz="0"/>
+                    <w:left w:val="none" w:color="FFFFFF" w:sz="0"/>
+                    <w:bottom w:val="none" w:color="FFFFFF" w:sz="0"/>
+                    <w:right w:val="none" w:color="FFFFFF" w:sz="0"/>
+                  </w:tcBorders>
+                  <w:tcMar>
+                    <w:top w:type="dxa" w:w="14"/>
+                    <w:left w:type="dxa" w:w="60"/>
+                    <w:bottom w:type="dxa" w:w="14"/>
+                    <w:right w:type="dxa" w:w="60"/>
+                  </w:tcMar>
+                  <w:vAlign w:val="center"/>
+                </w:tcPr>
+                <w:p>
+                  <w:pPr>
+                    <w:spacing w:after="0" w:before="0" w:line="216"/>
+                    <w:jc w:val="left"/>
+                  </w:pPr>
+                  <w:r>
+                    <w:rPr>
+                      <w:rFonts w:ascii="Calibri" w:cs="Calibri" w:eastAsia="Calibri" w:hAnsi="Calibri"/>
+                      <w:b/>
+                      <w:bCs/>
+                      <w:sz w:val="16"/>
+                      <w:szCs w:val="16"/>
+                    </w:rPr>
+                    <w:t xml:space="preserve">Mengajar 95,25% · Wali kelas 87,50% · Piket unit 100,00% · Piket meja 80,00%</w:t>
+                  </w:r>
+                </w:p>
+              </w:tc>
+            </w:tr>
           </w:tbl>
           <w:p>
             <w:pPr>
@@ -5810,6 +5911,182 @@
                     <w:bottom w:val="none" w:color="FFFFFF" w:sz="0"/>
                     <w:right w:val="none" w:color="FFFFFF" w:sz="0"/>
                   </w:tcBorders>
+                  <w:tcMar>
+                    <w:top w:type="dxa" w:w="14"/>
+                    <w:left w:type="dxa" w:w="60"/>
+                    <w:bottom w:type="dxa" w:w="14"/>
+                    <w:right w:type="dxa" w:w="60"/>
+                  </w:tcMar>
+                  <w:vAlign w:val="center"/>
+                </w:tcPr>
+                <w:p>
+                  <w:pPr>
+                    <w:spacing w:after="0" w:before="0" w:line="216"/>
+                    <w:jc w:val="right"/>
+                  </w:pPr>
+                  <w:r>
+                    <w:rPr>
+                      <w:rFonts w:ascii="Calibri" w:cs="Calibri" w:eastAsia="Calibri" w:hAnsi="Calibri"/>
+                      <w:sz w:val="16"/>
+                      <w:szCs w:val="16"/>
+                    </w:rPr>
+                    <w:t xml:space="preserve"/>
+                  </w:r>
+                </w:p>
+              </w:tc>
+              <w:tc>
+                <w:tcPr>
+                  <w:tcW w:type="dxa" w:w="2900"/>
+                  <w:tcBorders>
+                    <w:top w:val="none" w:color="FFFFFF" w:sz="0"/>
+                    <w:left w:val="none" w:color="FFFFFF" w:sz="0"/>
+                    <w:bottom w:val="none" w:color="FFFFFF" w:sz="0"/>
+                    <w:right w:val="none" w:color="FFFFFF" w:sz="0"/>
+                  </w:tcBorders>
+                  <w:tcMar>
+                    <w:top w:type="dxa" w:w="14"/>
+                    <w:left w:type="dxa" w:w="60"/>
+                    <w:bottom w:type="dxa" w:w="14"/>
+                    <w:right w:type="dxa" w:w="60"/>
+                  </w:tcMar>
+                  <w:vAlign w:val="center"/>
+                </w:tcPr>
+                <w:p>
+                  <w:pPr>
+                    <w:spacing w:after="0" w:before="0" w:line="216"/>
+                    <w:jc w:val="left"/>
+                  </w:pPr>
+                  <w:r>
+                    <w:rPr>
+                      <w:rFonts w:ascii="Calibri" w:cs="Calibri" w:eastAsia="Calibri" w:hAnsi="Calibri"/>
+                      <w:sz w:val="16"/>
+                      <w:szCs w:val="16"/>
+                    </w:rPr>
+                    <w:t xml:space="preserve">Tunjangan disetor ke bank</w:t>
+                  </w:r>
+                </w:p>
+              </w:tc>
+              <w:tc>
+                <w:tcPr>
+                  <w:tcW w:type="dxa" w:w="2340"/>
+                  <w:tcBorders>
+                    <w:top w:val="none" w:color="FFFFFF" w:sz="0"/>
+                    <w:left w:val="none" w:color="FFFFFF" w:sz="0"/>
+                    <w:bottom w:val="none" w:color="FFFFFF" w:sz="0"/>
+                    <w:right w:val="none" w:color="FFFFFF" w:sz="0"/>
+                  </w:tcBorders>
+                  <w:tcMar>
+                    <w:top w:type="dxa" w:w="14"/>
+                    <w:left w:type="dxa" w:w="60"/>
+                    <w:bottom w:type="dxa" w:w="14"/>
+                    <w:right w:type="dxa" w:w="60"/>
+                  </w:tcMar>
+                  <w:vAlign w:val="center"/>
+                </w:tcPr>
+                <w:p>
+                  <w:pPr>
+                    <w:spacing w:after="0" w:before="0" w:line="216"/>
+                    <w:jc w:val="left"/>
+                  </w:pPr>
+                  <w:r>
+                    <w:rPr>
+                      <w:rFonts w:ascii="Calibri" w:cs="Calibri" w:eastAsia="Calibri" w:hAnsi="Calibri"/>
+                      <w:i/>
+                      <w:iCs/>
+                      <w:color w:val="595959"/>
+                      <w:sz w:val="16"/>
+                      <w:szCs w:val="16"/>
+                    </w:rPr>
+                    <w:t xml:space="preserve">TuSehat &amp; TuKerja, tidak diterima tunai</w:t>
+                  </w:r>
+                  <w:r>
+                    <w:rPr>
+                      <w:rFonts w:ascii="Calibri" w:cs="Calibri" w:eastAsia="Calibri" w:hAnsi="Calibri"/>
+                      <w:i/>
+                      <w:iCs/>
+                      <w:color w:val="595959"/>
+                      <w:sz w:val="16"/>
+                      <w:szCs w:val="16"/>
+                    </w:rPr>
+                    <w:t xml:space="preserve"> </w:t>
+                  </w:r>
+                </w:p>
+              </w:tc>
+              <w:tc>
+                <w:tcPr>
+                  <w:tcW w:type="dxa" w:w="400"/>
+                  <w:tcBorders>
+                    <w:top w:val="none" w:color="FFFFFF" w:sz="0"/>
+                    <w:left w:val="none" w:color="FFFFFF" w:sz="0"/>
+                    <w:bottom w:val="none" w:color="FFFFFF" w:sz="0"/>
+                    <w:right w:val="none" w:color="FFFFFF" w:sz="0"/>
+                  </w:tcBorders>
+                  <w:tcMar>
+                    <w:top w:type="dxa" w:w="14"/>
+                    <w:left w:type="dxa" w:w="60"/>
+                    <w:bottom w:type="dxa" w:w="14"/>
+                    <w:right w:type="dxa" w:w="60"/>
+                  </w:tcMar>
+                  <w:vAlign w:val="center"/>
+                </w:tcPr>
+                <w:p>
+                  <w:pPr>
+                    <w:spacing w:after="0" w:before="0" w:line="216"/>
+                    <w:jc w:val="left"/>
+                  </w:pPr>
+                  <w:r>
+                    <w:rPr>
+                      <w:rFonts w:ascii="Calibri" w:cs="Calibri" w:eastAsia="Calibri" w:hAnsi="Calibri"/>
+                      <w:sz w:val="16"/>
+                      <w:szCs w:val="16"/>
+                    </w:rPr>
+                    <w:t xml:space="preserve">Rp</w:t>
+                  </w:r>
+                </w:p>
+              </w:tc>
+              <w:tc>
+                <w:tcPr>
+                  <w:tcW w:type="dxa" w:w="1500"/>
+                  <w:tcBorders>
+                    <w:top w:val="none" w:color="FFFFFF" w:sz="0"/>
+                    <w:left w:val="none" w:color="FFFFFF" w:sz="0"/>
+                    <w:bottom w:val="none" w:color="FFFFFF" w:sz="0"/>
+                    <w:right w:val="none" w:color="FFFFFF" w:sz="0"/>
+                  </w:tcBorders>
+                  <w:tcMar>
+                    <w:top w:type="dxa" w:w="14"/>
+                    <w:left w:type="dxa" w:w="60"/>
+                    <w:bottom w:type="dxa" w:w="14"/>
+                    <w:right w:type="dxa" w:w="60"/>
+                  </w:tcMar>
+                  <w:vAlign w:val="center"/>
+                </w:tcPr>
+                <w:p>
+                  <w:pPr>
+                    <w:spacing w:after="0" w:before="0" w:line="216"/>
+                    <w:jc w:val="right"/>
+                  </w:pPr>
+                  <w:r>
+                    <w:rPr>
+                      <w:rFonts w:ascii="Calibri" w:cs="Calibri" w:eastAsia="Calibri" w:hAnsi="Calibri"/>
+                      <w:sz w:val="16"/>
+                      <w:szCs w:val="16"/>
+                    </w:rPr>
+                    <w:t xml:space="preserve">250.000</w:t>
+                  </w:r>
+                </w:p>
+              </w:tc>
+            </w:tr>
+            <w:tr>
+              <w:tc>
+                <w:tcPr>
+                  <w:tcW w:type="dxa" w:w="360"/>
+                  <w:tcBorders>
+                    <w:top w:val="none" w:color="FFFFFF" w:sz="0"/>
+                    <w:left w:val="none" w:color="FFFFFF" w:sz="0"/>
+                    <w:bottom w:val="none" w:color="FFFFFF" w:sz="0"/>
+                    <w:right w:val="none" w:color="FFFFFF" w:sz="0"/>
+                  </w:tcBorders>
                   <w:shd w:fill="E2EFDA" w:color="auto" w:val="clear"/>
                   <w:tcMar>
                     <w:top w:type="dxa" w:w="40"/>
@@ -5867,7 +6144,7 @@
                       <w:sz w:val="18"/>
                       <w:szCs w:val="18"/>
                     </w:rPr>
-                    <w:t xml:space="preserve">PENERIMAAN BERSIH</w:t>
+                    <w:t xml:space="preserve">DITERIMA GURU</w:t>
                   </w:r>
                 </w:p>
               </w:tc>
@@ -5939,7 +6216,7 @@
                       <w:sz w:val="18"/>
                       <w:szCs w:val="18"/>
                     </w:rPr>
-                    <w:t xml:space="preserve">4.061.500</w:t>
+                    <w:t xml:space="preserve">3.811.500</w:t>
                   </w:r>
                 </w:p>
               </w:tc>
@@ -6009,7 +6286,7 @@
                       <w:sz w:val="16"/>
                       <w:szCs w:val="16"/>
                     </w:rPr>
-                    <w:t xml:space="preserve">Terbilang: Empat juta enam puluh satu ribu lima ratus rupiah</w:t>
+                    <w:t xml:space="preserve">Terbilang: Tiga juta delapan ratus sebelas ribu lima ratus rupiah</w:t>
                   </w:r>
                 </w:p>
               </w:tc>
@@ -6080,6 +6357,21 @@
                       <w:szCs w:val="14"/>
                     </w:rPr>
                     <w:t xml:space="preserve">Catatan:</w:t>
+                  </w:r>
+                </w:p>
+                <w:p>
+                  <w:pPr>
+                    <w:spacing w:after="0" w:before="0" w:line="216"/>
+                    <w:jc w:val="left"/>
+                  </w:pPr>
+                  <w:r>
+                    <w:rPr>
+                      <w:rFonts w:ascii="Calibri" w:cs="Calibri" w:eastAsia="Calibri" w:hAnsi="Calibri"/>
+                      <w:color w:val="595959"/>
+                      <w:sz w:val="14"/>
+                      <w:szCs w:val="14"/>
+                    </w:rPr>
+                    <w:t xml:space="preserve">Tunjangan Kesehatan dan Ketenagakerjaan sebesar Rp 250.000 disetor langsung ke bank / penyelenggara oleh sekolah, tidak termasuk jumlah yang diterima.</w:t>
                   </w:r>
                 </w:p>
                 <w:p>
@@ -6962,6 +7254,107 @@
                 </w:p>
               </w:tc>
             </w:tr>
+            <w:tr>
+              <w:tc>
+                <w:tcPr>
+                  <w:tcW w:type="dxa" w:w="1300"/>
+                  <w:tcBorders>
+                    <w:top w:val="none" w:color="FFFFFF" w:sz="0"/>
+                    <w:left w:val="none" w:color="FFFFFF" w:sz="0"/>
+                    <w:bottom w:val="none" w:color="FFFFFF" w:sz="0"/>
+                    <w:right w:val="none" w:color="FFFFFF" w:sz="0"/>
+                  </w:tcBorders>
+                  <w:tcMar>
+                    <w:top w:type="dxa" w:w="14"/>
+                    <w:left w:type="dxa" w:w="60"/>
+                    <w:bottom w:type="dxa" w:w="14"/>
+                    <w:right w:type="dxa" w:w="60"/>
+                  </w:tcMar>
+                  <w:vAlign w:val="center"/>
+                </w:tcPr>
+                <w:p>
+                  <w:pPr>
+                    <w:spacing w:after="0" w:before="0" w:line="216"/>
+                    <w:jc w:val="left"/>
+                  </w:pPr>
+                  <w:r>
+                    <w:rPr>
+                      <w:rFonts w:ascii="Calibri" w:cs="Calibri" w:eastAsia="Calibri" w:hAnsi="Calibri"/>
+                      <w:sz w:val="16"/>
+                      <w:szCs w:val="16"/>
+                    </w:rPr>
+                    <w:t xml:space="preserve">Kehadiran</w:t>
+                  </w:r>
+                </w:p>
+              </w:tc>
+              <w:tc>
+                <w:tcPr>
+                  <w:tcW w:type="dxa" w:w="200"/>
+                  <w:tcBorders>
+                    <w:top w:val="none" w:color="FFFFFF" w:sz="0"/>
+                    <w:left w:val="none" w:color="FFFFFF" w:sz="0"/>
+                    <w:bottom w:val="none" w:color="FFFFFF" w:sz="0"/>
+                    <w:right w:val="none" w:color="FFFFFF" w:sz="0"/>
+                  </w:tcBorders>
+                  <w:tcMar>
+                    <w:top w:type="dxa" w:w="14"/>
+                    <w:left w:type="dxa" w:w="60"/>
+                    <w:bottom w:type="dxa" w:w="14"/>
+                    <w:right w:type="dxa" w:w="60"/>
+                  </w:tcMar>
+                  <w:vAlign w:val="center"/>
+                </w:tcPr>
+                <w:p>
+                  <w:pPr>
+                    <w:spacing w:after="0" w:before="0" w:line="216"/>
+                    <w:jc w:val="left"/>
+                  </w:pPr>
+                  <w:r>
+                    <w:rPr>
+                      <w:rFonts w:ascii="Calibri" w:cs="Calibri" w:eastAsia="Calibri" w:hAnsi="Calibri"/>
+                      <w:sz w:val="16"/>
+                      <w:szCs w:val="16"/>
+                    </w:rPr>
+                    <w:t xml:space="preserve">:</w:t>
+                  </w:r>
+                </w:p>
+              </w:tc>
+              <w:tc>
+                <w:tcPr>
+                  <w:tcW w:type="dxa" w:w="6000"/>
+                  <w:gridSpan w:val="4"/>
+                  <w:tcBorders>
+                    <w:top w:val="none" w:color="FFFFFF" w:sz="0"/>
+                    <w:left w:val="none" w:color="FFFFFF" w:sz="0"/>
+                    <w:bottom w:val="none" w:color="FFFFFF" w:sz="0"/>
+                    <w:right w:val="none" w:color="FFFFFF" w:sz="0"/>
+                  </w:tcBorders>
+                  <w:tcMar>
+                    <w:top w:type="dxa" w:w="14"/>
+                    <w:left w:type="dxa" w:w="60"/>
+                    <w:bottom w:type="dxa" w:w="14"/>
+                    <w:right w:type="dxa" w:w="60"/>
+                  </w:tcMar>
+                  <w:vAlign w:val="center"/>
+                </w:tcPr>
+                <w:p>
+                  <w:pPr>
+                    <w:spacing w:after="0" w:before="0" w:line="216"/>
+                    <w:jc w:val="left"/>
+                  </w:pPr>
+                  <w:r>
+                    <w:rPr>
+                      <w:rFonts w:ascii="Calibri" w:cs="Calibri" w:eastAsia="Calibri" w:hAnsi="Calibri"/>
+                      <w:b/>
+                      <w:bCs/>
+                      <w:sz w:val="16"/>
+                      <w:szCs w:val="16"/>
+                    </w:rPr>
+                    <w:t xml:space="preserve">Mengajar 92,73% · Wali kelas 100,00% · Piket meja 75,00%</w:t>
+                  </w:r>
+                </w:p>
+              </w:tc>
+            </w:tr>
           </w:tbl>
           <w:p>
             <w:pPr>
@@ -12049,6 +12442,182 @@
                     <w:bottom w:val="none" w:color="FFFFFF" w:sz="0"/>
                     <w:right w:val="none" w:color="FFFFFF" w:sz="0"/>
                   </w:tcBorders>
+                  <w:tcMar>
+                    <w:top w:type="dxa" w:w="14"/>
+                    <w:left w:type="dxa" w:w="60"/>
+                    <w:bottom w:type="dxa" w:w="14"/>
+                    <w:right w:type="dxa" w:w="60"/>
+                  </w:tcMar>
+                  <w:vAlign w:val="center"/>
+                </w:tcPr>
+                <w:p>
+                  <w:pPr>
+                    <w:spacing w:after="0" w:before="0" w:line="216"/>
+                    <w:jc w:val="right"/>
+                  </w:pPr>
+                  <w:r>
+                    <w:rPr>
+                      <w:rFonts w:ascii="Calibri" w:cs="Calibri" w:eastAsia="Calibri" w:hAnsi="Calibri"/>
+                      <w:sz w:val="16"/>
+                      <w:szCs w:val="16"/>
+                    </w:rPr>
+                    <w:t xml:space="preserve"/>
+                  </w:r>
+                </w:p>
+              </w:tc>
+              <w:tc>
+                <w:tcPr>
+                  <w:tcW w:type="dxa" w:w="2900"/>
+                  <w:tcBorders>
+                    <w:top w:val="none" w:color="FFFFFF" w:sz="0"/>
+                    <w:left w:val="none" w:color="FFFFFF" w:sz="0"/>
+                    <w:bottom w:val="none" w:color="FFFFFF" w:sz="0"/>
+                    <w:right w:val="none" w:color="FFFFFF" w:sz="0"/>
+                  </w:tcBorders>
+                  <w:tcMar>
+                    <w:top w:type="dxa" w:w="14"/>
+                    <w:left w:type="dxa" w:w="60"/>
+                    <w:bottom w:type="dxa" w:w="14"/>
+                    <w:right w:type="dxa" w:w="60"/>
+                  </w:tcMar>
+                  <w:vAlign w:val="center"/>
+                </w:tcPr>
+                <w:p>
+                  <w:pPr>
+                    <w:spacing w:after="0" w:before="0" w:line="216"/>
+                    <w:jc w:val="left"/>
+                  </w:pPr>
+                  <w:r>
+                    <w:rPr>
+                      <w:rFonts w:ascii="Calibri" w:cs="Calibri" w:eastAsia="Calibri" w:hAnsi="Calibri"/>
+                      <w:sz w:val="16"/>
+                      <w:szCs w:val="16"/>
+                    </w:rPr>
+                    <w:t xml:space="preserve">Tunjangan disetor ke bank</w:t>
+                  </w:r>
+                </w:p>
+              </w:tc>
+              <w:tc>
+                <w:tcPr>
+                  <w:tcW w:type="dxa" w:w="2340"/>
+                  <w:tcBorders>
+                    <w:top w:val="none" w:color="FFFFFF" w:sz="0"/>
+                    <w:left w:val="none" w:color="FFFFFF" w:sz="0"/>
+                    <w:bottom w:val="none" w:color="FFFFFF" w:sz="0"/>
+                    <w:right w:val="none" w:color="FFFFFF" w:sz="0"/>
+                  </w:tcBorders>
+                  <w:tcMar>
+                    <w:top w:type="dxa" w:w="14"/>
+                    <w:left w:type="dxa" w:w="60"/>
+                    <w:bottom w:type="dxa" w:w="14"/>
+                    <w:right w:type="dxa" w:w="60"/>
+                  </w:tcMar>
+                  <w:vAlign w:val="center"/>
+                </w:tcPr>
+                <w:p>
+                  <w:pPr>
+                    <w:spacing w:after="0" w:before="0" w:line="216"/>
+                    <w:jc w:val="left"/>
+                  </w:pPr>
+                  <w:r>
+                    <w:rPr>
+                      <w:rFonts w:ascii="Calibri" w:cs="Calibri" w:eastAsia="Calibri" w:hAnsi="Calibri"/>
+                      <w:i/>
+                      <w:iCs/>
+                      <w:color w:val="595959"/>
+                      <w:sz w:val="16"/>
+                      <w:szCs w:val="16"/>
+                    </w:rPr>
+                    <w:t xml:space="preserve">TuSehat &amp; TuKerja, tidak diterima tunai</w:t>
+                  </w:r>
+                  <w:r>
+                    <w:rPr>
+                      <w:rFonts w:ascii="Calibri" w:cs="Calibri" w:eastAsia="Calibri" w:hAnsi="Calibri"/>
+                      <w:i/>
+                      <w:iCs/>
+                      <w:color w:val="595959"/>
+                      <w:sz w:val="16"/>
+                      <w:szCs w:val="16"/>
+                    </w:rPr>
+                    <w:t xml:space="preserve"> </w:t>
+                  </w:r>
+                </w:p>
+              </w:tc>
+              <w:tc>
+                <w:tcPr>
+                  <w:tcW w:type="dxa" w:w="400"/>
+                  <w:tcBorders>
+                    <w:top w:val="none" w:color="FFFFFF" w:sz="0"/>
+                    <w:left w:val="none" w:color="FFFFFF" w:sz="0"/>
+                    <w:bottom w:val="none" w:color="FFFFFF" w:sz="0"/>
+                    <w:right w:val="none" w:color="FFFFFF" w:sz="0"/>
+                  </w:tcBorders>
+                  <w:tcMar>
+                    <w:top w:type="dxa" w:w="14"/>
+                    <w:left w:type="dxa" w:w="60"/>
+                    <w:bottom w:type="dxa" w:w="14"/>
+                    <w:right w:type="dxa" w:w="60"/>
+                  </w:tcMar>
+                  <w:vAlign w:val="center"/>
+                </w:tcPr>
+                <w:p>
+                  <w:pPr>
+                    <w:spacing w:after="0" w:before="0" w:line="216"/>
+                    <w:jc w:val="left"/>
+                  </w:pPr>
+                  <w:r>
+                    <w:rPr>
+                      <w:rFonts w:ascii="Calibri" w:cs="Calibri" w:eastAsia="Calibri" w:hAnsi="Calibri"/>
+                      <w:sz w:val="16"/>
+                      <w:szCs w:val="16"/>
+                    </w:rPr>
+                    <w:t xml:space="preserve">Rp</w:t>
+                  </w:r>
+                </w:p>
+              </w:tc>
+              <w:tc>
+                <w:tcPr>
+                  <w:tcW w:type="dxa" w:w="1500"/>
+                  <w:tcBorders>
+                    <w:top w:val="none" w:color="FFFFFF" w:sz="0"/>
+                    <w:left w:val="none" w:color="FFFFFF" w:sz="0"/>
+                    <w:bottom w:val="none" w:color="FFFFFF" w:sz="0"/>
+                    <w:right w:val="none" w:color="FFFFFF" w:sz="0"/>
+                  </w:tcBorders>
+                  <w:tcMar>
+                    <w:top w:type="dxa" w:w="14"/>
+                    <w:left w:type="dxa" w:w="60"/>
+                    <w:bottom w:type="dxa" w:w="14"/>
+                    <w:right w:type="dxa" w:w="60"/>
+                  </w:tcMar>
+                  <w:vAlign w:val="center"/>
+                </w:tcPr>
+                <w:p>
+                  <w:pPr>
+                    <w:spacing w:after="0" w:before="0" w:line="216"/>
+                    <w:jc w:val="right"/>
+                  </w:pPr>
+                  <w:r>
+                    <w:rPr>
+                      <w:rFonts w:ascii="Calibri" w:cs="Calibri" w:eastAsia="Calibri" w:hAnsi="Calibri"/>
+                      <w:sz w:val="16"/>
+                      <w:szCs w:val="16"/>
+                    </w:rPr>
+                    <w:t xml:space="preserve">250.000</w:t>
+                  </w:r>
+                </w:p>
+              </w:tc>
+            </w:tr>
+            <w:tr>
+              <w:tc>
+                <w:tcPr>
+                  <w:tcW w:type="dxa" w:w="360"/>
+                  <w:tcBorders>
+                    <w:top w:val="none" w:color="FFFFFF" w:sz="0"/>
+                    <w:left w:val="none" w:color="FFFFFF" w:sz="0"/>
+                    <w:bottom w:val="none" w:color="FFFFFF" w:sz="0"/>
+                    <w:right w:val="none" w:color="FFFFFF" w:sz="0"/>
+                  </w:tcBorders>
                   <w:shd w:fill="E2EFDA" w:color="auto" w:val="clear"/>
                   <w:tcMar>
                     <w:top w:type="dxa" w:w="40"/>
@@ -12106,7 +12675,7 @@
                       <w:sz w:val="18"/>
                       <w:szCs w:val="18"/>
                     </w:rPr>
-                    <w:t xml:space="preserve">PENERIMAAN BERSIH</w:t>
+                    <w:t xml:space="preserve">DITERIMA GURU</w:t>
                   </w:r>
                 </w:p>
               </w:tc>
@@ -12178,7 +12747,7 @@
                       <w:sz w:val="18"/>
                       <w:szCs w:val="18"/>
                     </w:rPr>
-                    <w:t xml:space="preserve">3.224.500</w:t>
+                    <w:t xml:space="preserve">2.974.500</w:t>
                   </w:r>
                 </w:p>
               </w:tc>
@@ -12248,7 +12817,7 @@
                       <w:sz w:val="16"/>
                       <w:szCs w:val="16"/>
                     </w:rPr>
-                    <w:t xml:space="preserve">Terbilang: Tiga juta dua ratus dua puluh empat ribu lima ratus rupiah</w:t>
+                    <w:t xml:space="preserve">Terbilang: Dua juta sembilan ratus tujuh puluh empat ribu lima ratus rupiah</w:t>
                   </w:r>
                 </w:p>
               </w:tc>
@@ -12319,6 +12888,21 @@
                       <w:szCs w:val="14"/>
                     </w:rPr>
                     <w:t xml:space="preserve">Catatan:</w:t>
+                  </w:r>
+                </w:p>
+                <w:p>
+                  <w:pPr>
+                    <w:spacing w:after="0" w:before="0" w:line="216"/>
+                    <w:jc w:val="left"/>
+                  </w:pPr>
+                  <w:r>
+                    <w:rPr>
+                      <w:rFonts w:ascii="Calibri" w:cs="Calibri" w:eastAsia="Calibri" w:hAnsi="Calibri"/>
+                      <w:color w:val="595959"/>
+                      <w:sz w:val="14"/>
+                      <w:szCs w:val="14"/>
+                    </w:rPr>
+                    <w:t xml:space="preserve">Tunjangan Kesehatan dan Ketenagakerjaan sebesar Rp 250.000 disetor langsung ke bank / penyelenggara oleh sekolah, tidak termasuk jumlah yang diterima.</w:t>
                   </w:r>
                 </w:p>
                 <w:p>

--- a/dokumen/Struk_Gaji.docx
+++ b/dokumen/Struk_Gaji.docx
@@ -6144,7 +6144,7 @@
                       <w:sz w:val="18"/>
                       <w:szCs w:val="18"/>
                     </w:rPr>
-                    <w:t xml:space="preserve">DITERIMA GURU</w:t>
+                    <w:t xml:space="preserve">DITERIMA TUNAI OLEH GURU</w:t>
                   </w:r>
                 </w:p>
               </w:tc>
@@ -6357,21 +6357,6 @@
                       <w:szCs w:val="14"/>
                     </w:rPr>
                     <w:t xml:space="preserve">Catatan:</w:t>
-                  </w:r>
-                </w:p>
-                <w:p>
-                  <w:pPr>
-                    <w:spacing w:after="0" w:before="0" w:line="216"/>
-                    <w:jc w:val="left"/>
-                  </w:pPr>
-                  <w:r>
-                    <w:rPr>
-                      <w:rFonts w:ascii="Calibri" w:cs="Calibri" w:eastAsia="Calibri" w:hAnsi="Calibri"/>
-                      <w:color w:val="595959"/>
-                      <w:sz w:val="14"/>
-                      <w:szCs w:val="14"/>
-                    </w:rPr>
-                    <w:t xml:space="preserve">Tunjangan Kesehatan dan Ketenagakerjaan sebesar Rp 250.000 disetor langsung ke bank / penyelenggara oleh sekolah, tidak termasuk jumlah yang diterima.</w:t>
                   </w:r>
                 </w:p>
                 <w:p>
@@ -12675,7 +12660,7 @@
                       <w:sz w:val="18"/>
                       <w:szCs w:val="18"/>
                     </w:rPr>
-                    <w:t xml:space="preserve">DITERIMA GURU</w:t>
+                    <w:t xml:space="preserve">DITERIMA TUNAI OLEH GURU</w:t>
                   </w:r>
                 </w:p>
               </w:tc>
@@ -12888,21 +12873,6 @@
                       <w:szCs w:val="14"/>
                     </w:rPr>
                     <w:t xml:space="preserve">Catatan:</w:t>
-                  </w:r>
-                </w:p>
-                <w:p>
-                  <w:pPr>
-                    <w:spacing w:after="0" w:before="0" w:line="216"/>
-                    <w:jc w:val="left"/>
-                  </w:pPr>
-                  <w:r>
-                    <w:rPr>
-                      <w:rFonts w:ascii="Calibri" w:cs="Calibri" w:eastAsia="Calibri" w:hAnsi="Calibri"/>
-                      <w:color w:val="595959"/>
-                      <w:sz w:val="14"/>
-                      <w:szCs w:val="14"/>
-                    </w:rPr>
-                    <w:t xml:space="preserve">Tunjangan Kesehatan dan Ketenagakerjaan sebesar Rp 250.000 disetor langsung ke bank / penyelenggara oleh sekolah, tidak termasuk jumlah yang diterima.</w:t>
                   </w:r>
                 </w:p>
                 <w:p>
